--- a/Project_Plan.docx
+++ b/Project_Plan.docx
@@ -42,17 +42,7 @@
           <w:sz w:val="24"/>
           <w:szCs w:val="24"/>
         </w:rPr>
-        <w:t>Currently, students at Ug</w:t>
-      </w:r>
-      <w:bookmarkStart w:id="0" w:name="_GoBack"/>
-      <w:bookmarkEnd w:id="0"/>
-      <w:r>
-        <w:rPr>
-          <w:rFonts w:ascii="Trebuchet MS" w:eastAsia="Times New Roman" w:hAnsi="Trebuchet MS" w:cs="Times New Roman"/>
-          <w:sz w:val="24"/>
-          <w:szCs w:val="24"/>
-        </w:rPr>
-        <w:t>anda Christian University (UCU) rely on informal social media groups to organize study sessions. This often excludes students who are not in specific social circles and makes it difficult to find academic help for specific course units. There is a need for a centralized, web-based platform where students can openly discover, join, and organize study groups based on their a</w:t>
+        <w:t>Currently, students at Uganda Christian University (UCU) rely on informal social media groups to organize study sessions. This often excludes students who are not in specific social circles and makes it difficult to find academic help for specific course units. There is a need for a centralized, web-based platform where students can openly discover, join, and organize study groups based on their a</w:t>
       </w:r>
       <w:r>
         <w:rPr>
@@ -366,6 +356,360 @@
         </w:rPr>
         <w:t xml:space="preserve"> for structured data storage of users and groups.</w:t>
       </w:r>
+    </w:p>
+    <w:p>
+      <w:pPr>
+        <w:spacing w:before="100" w:beforeAutospacing="1" w:after="100" w:afterAutospacing="1" w:line="360" w:lineRule="auto"/>
+        <w:jc w:val="both"/>
+        <w:rPr>
+          <w:rFonts w:ascii="Trebuchet MS" w:eastAsia="Times New Roman" w:hAnsi="Trebuchet MS" w:cs="Times New Roman"/>
+          <w:b/>
+          <w:bCs/>
+          <w:sz w:val="24"/>
+          <w:szCs w:val="24"/>
+        </w:rPr>
+      </w:pPr>
+      <w:bookmarkStart w:id="0" w:name="_GoBack"/>
+      <w:r>
+        <w:rPr>
+          <w:rFonts w:ascii="Trebuchet MS" w:eastAsia="Times New Roman" w:hAnsi="Trebuchet MS" w:cs="Times New Roman"/>
+          <w:b/>
+          <w:bCs/>
+          <w:sz w:val="24"/>
+          <w:szCs w:val="24"/>
+        </w:rPr>
+        <w:t>System Architecture</w:t>
+      </w:r>
+    </w:p>
+    <w:p>
+      <w:pPr>
+        <w:pStyle w:val="Heading3"/>
+        <w:spacing w:line="360" w:lineRule="auto"/>
+        <w:jc w:val="both"/>
+        <w:rPr>
+          <w:rFonts w:ascii="Trebuchet MS" w:hAnsi="Trebuchet MS"/>
+        </w:rPr>
+      </w:pPr>
+      <w:r>
+        <w:rPr>
+          <w:rFonts w:ascii="Trebuchet MS" w:hAnsi="Trebuchet MS"/>
+        </w:rPr>
+        <w:t>The 3-Tier Architecture for your Study Group Finder</w:t>
+      </w:r>
+    </w:p>
+    <w:p>
+      <w:pPr>
+        <w:pStyle w:val="NormalWeb"/>
+        <w:numPr>
+          <w:ilvl w:val="0"/>
+          <w:numId w:val="3"/>
+        </w:numPr>
+        <w:spacing w:line="360" w:lineRule="auto"/>
+        <w:jc w:val="both"/>
+        <w:rPr>
+          <w:rFonts w:ascii="Trebuchet MS" w:hAnsi="Trebuchet MS"/>
+        </w:rPr>
+      </w:pPr>
+      <w:r>
+        <w:rPr>
+          <w:rFonts w:ascii="Trebuchet MS" w:hAnsi="Trebuchet MS"/>
+          <w:b/>
+          <w:bCs/>
+        </w:rPr>
+        <w:t>Presentation Tier (The Frontend):</w:t>
+      </w:r>
+    </w:p>
+    <w:p>
+      <w:pPr>
+        <w:pStyle w:val="NormalWeb"/>
+        <w:spacing w:line="360" w:lineRule="auto"/>
+        <w:jc w:val="both"/>
+        <w:rPr>
+          <w:rFonts w:ascii="Trebuchet MS" w:hAnsi="Trebuchet MS"/>
+        </w:rPr>
+      </w:pPr>
+      <w:r>
+        <w:rPr>
+          <w:rFonts w:ascii="Trebuchet MS" w:hAnsi="Trebuchet MS"/>
+        </w:rPr>
+        <w:t xml:space="preserve">This is what the UCU </w:t>
+      </w:r>
+      <w:r>
+        <w:rPr>
+          <w:rFonts w:ascii="Trebuchet MS" w:hAnsi="Trebuchet MS"/>
+        </w:rPr>
+        <w:t xml:space="preserve">BBUC </w:t>
+      </w:r>
+      <w:r>
+        <w:rPr>
+          <w:rFonts w:ascii="Trebuchet MS" w:hAnsi="Trebuchet MS"/>
+        </w:rPr>
+        <w:t>student sees.</w:t>
+      </w:r>
+    </w:p>
+    <w:p>
+      <w:pPr>
+        <w:pStyle w:val="NormalWeb"/>
+        <w:spacing w:line="360" w:lineRule="auto"/>
+        <w:jc w:val="both"/>
+        <w:rPr>
+          <w:rFonts w:ascii="Trebuchet MS" w:hAnsi="Trebuchet MS"/>
+        </w:rPr>
+      </w:pPr>
+      <w:r>
+        <w:rPr>
+          <w:rFonts w:ascii="Trebuchet MS" w:hAnsi="Trebuchet MS"/>
+        </w:rPr>
+        <w:lastRenderedPageBreak/>
+        <w:t xml:space="preserve">Built with </w:t>
+      </w:r>
+      <w:r>
+        <w:rPr>
+          <w:rFonts w:ascii="Trebuchet MS" w:hAnsi="Trebuchet MS"/>
+          <w:b/>
+          <w:bCs/>
+        </w:rPr>
+        <w:t>HTML, CSS, and JavaScript</w:t>
+      </w:r>
+      <w:r>
+        <w:rPr>
+          <w:rFonts w:ascii="Trebuchet MS" w:hAnsi="Trebuchet MS"/>
+        </w:rPr>
+        <w:t>.</w:t>
+      </w:r>
+    </w:p>
+    <w:p>
+      <w:pPr>
+        <w:pStyle w:val="NormalWeb"/>
+        <w:spacing w:line="360" w:lineRule="auto"/>
+        <w:jc w:val="both"/>
+        <w:rPr>
+          <w:rFonts w:ascii="Trebuchet MS" w:hAnsi="Trebuchet MS"/>
+        </w:rPr>
+      </w:pPr>
+      <w:r>
+        <w:rPr>
+          <w:rFonts w:ascii="Trebuchet MS" w:hAnsi="Trebuchet MS"/>
+        </w:rPr>
+        <w:t>It sends requests (like "Search for Law Groups") to the server.</w:t>
+      </w:r>
+    </w:p>
+    <w:p>
+      <w:pPr>
+        <w:pStyle w:val="NormalWeb"/>
+        <w:numPr>
+          <w:ilvl w:val="0"/>
+          <w:numId w:val="3"/>
+        </w:numPr>
+        <w:spacing w:line="360" w:lineRule="auto"/>
+        <w:jc w:val="both"/>
+        <w:rPr>
+          <w:rFonts w:ascii="Trebuchet MS" w:hAnsi="Trebuchet MS"/>
+        </w:rPr>
+      </w:pPr>
+      <w:r>
+        <w:rPr>
+          <w:rFonts w:ascii="Trebuchet MS" w:hAnsi="Trebuchet MS"/>
+          <w:b/>
+          <w:bCs/>
+        </w:rPr>
+        <w:t>Logic Tier (The Backend):</w:t>
+      </w:r>
+    </w:p>
+    <w:p>
+      <w:pPr>
+        <w:pStyle w:val="NormalWeb"/>
+        <w:spacing w:line="360" w:lineRule="auto"/>
+        <w:jc w:val="both"/>
+        <w:rPr>
+          <w:rFonts w:ascii="Trebuchet MS" w:hAnsi="Trebuchet MS"/>
+        </w:rPr>
+      </w:pPr>
+      <w:r>
+        <w:rPr>
+          <w:rFonts w:ascii="Trebuchet MS" w:hAnsi="Trebuchet MS"/>
+        </w:rPr>
+        <w:t xml:space="preserve">This is the "brain" of your app, built with </w:t>
+      </w:r>
+      <w:r>
+        <w:rPr>
+          <w:rFonts w:ascii="Trebuchet MS" w:hAnsi="Trebuchet MS"/>
+          <w:b/>
+          <w:bCs/>
+        </w:rPr>
+        <w:t>PHP (</w:t>
+      </w:r>
+      <w:proofErr w:type="spellStart"/>
+      <w:r>
+        <w:rPr>
+          <w:rFonts w:ascii="Trebuchet MS" w:hAnsi="Trebuchet MS"/>
+          <w:b/>
+          <w:bCs/>
+        </w:rPr>
+        <w:t>Laravel</w:t>
+      </w:r>
+      <w:proofErr w:type="spellEnd"/>
+      <w:r>
+        <w:rPr>
+          <w:rFonts w:ascii="Trebuchet MS" w:hAnsi="Trebuchet MS"/>
+          <w:b/>
+          <w:bCs/>
+        </w:rPr>
+        <w:t>)</w:t>
+      </w:r>
+      <w:r>
+        <w:rPr>
+          <w:rFonts w:ascii="Trebuchet MS" w:hAnsi="Trebuchet MS"/>
+        </w:rPr>
+        <w:t>.</w:t>
+      </w:r>
+    </w:p>
+    <w:p>
+      <w:pPr>
+        <w:pStyle w:val="NormalWeb"/>
+        <w:spacing w:line="360" w:lineRule="auto"/>
+        <w:jc w:val="both"/>
+        <w:rPr>
+          <w:rFonts w:ascii="Trebuchet MS" w:hAnsi="Trebuchet MS"/>
+        </w:rPr>
+      </w:pPr>
+      <w:r>
+        <w:rPr>
+          <w:rFonts w:ascii="Trebuchet MS" w:hAnsi="Trebuchet MS"/>
+        </w:rPr>
+        <w:t>It receives data from the frontend, checks if the user is logged in, and asks the database for information.</w:t>
+      </w:r>
+    </w:p>
+    <w:p>
+      <w:pPr>
+        <w:pStyle w:val="NormalWeb"/>
+        <w:numPr>
+          <w:ilvl w:val="0"/>
+          <w:numId w:val="3"/>
+        </w:numPr>
+        <w:spacing w:line="360" w:lineRule="auto"/>
+        <w:jc w:val="both"/>
+        <w:rPr>
+          <w:rFonts w:ascii="Trebuchet MS" w:hAnsi="Trebuchet MS"/>
+        </w:rPr>
+      </w:pPr>
+      <w:r>
+        <w:rPr>
+          <w:rFonts w:ascii="Trebuchet MS" w:hAnsi="Trebuchet MS"/>
+          <w:b/>
+          <w:bCs/>
+        </w:rPr>
+        <w:t>Data Tier (The Database):</w:t>
+      </w:r>
+    </w:p>
+    <w:p>
+      <w:pPr>
+        <w:pStyle w:val="NormalWeb"/>
+        <w:spacing w:line="360" w:lineRule="auto"/>
+        <w:jc w:val="both"/>
+        <w:rPr>
+          <w:rFonts w:ascii="Trebuchet MS" w:hAnsi="Trebuchet MS"/>
+        </w:rPr>
+      </w:pPr>
+      <w:r>
+        <w:rPr>
+          <w:rFonts w:ascii="Trebuchet MS" w:hAnsi="Trebuchet MS"/>
+        </w:rPr>
+        <w:t xml:space="preserve">This is </w:t>
+      </w:r>
+      <w:r>
+        <w:rPr>
+          <w:rFonts w:ascii="Trebuchet MS" w:hAnsi="Trebuchet MS"/>
+          <w:b/>
+          <w:bCs/>
+        </w:rPr>
+        <w:t>MySQL/</w:t>
+      </w:r>
+      <w:proofErr w:type="spellStart"/>
+      <w:r>
+        <w:rPr>
+          <w:rFonts w:ascii="Trebuchet MS" w:hAnsi="Trebuchet MS"/>
+          <w:b/>
+          <w:bCs/>
+        </w:rPr>
+        <w:t>MariaDB</w:t>
+      </w:r>
+      <w:proofErr w:type="spellEnd"/>
+      <w:r>
+        <w:rPr>
+          <w:rFonts w:ascii="Trebuchet MS" w:hAnsi="Trebuchet MS"/>
+        </w:rPr>
+        <w:t>.</w:t>
+      </w:r>
+    </w:p>
+    <w:p>
+      <w:pPr>
+        <w:pStyle w:val="NormalWeb"/>
+        <w:spacing w:line="360" w:lineRule="auto"/>
+        <w:jc w:val="both"/>
+        <w:rPr>
+          <w:rFonts w:ascii="Trebuchet MS" w:hAnsi="Trebuchet MS"/>
+        </w:rPr>
+      </w:pPr>
+      <w:r>
+        <w:rPr>
+          <w:rFonts w:ascii="Trebuchet MS" w:hAnsi="Trebuchet MS"/>
+        </w:rPr>
+        <w:t xml:space="preserve">It stores the actual tables: </w:t>
+      </w:r>
+      <w:r>
+        <w:rPr>
+          <w:rStyle w:val="HTMLCode"/>
+          <w:rFonts w:ascii="Trebuchet MS" w:hAnsi="Trebuchet MS"/>
+        </w:rPr>
+        <w:t>users</w:t>
+      </w:r>
+      <w:r>
+        <w:rPr>
+          <w:rFonts w:ascii="Trebuchet MS" w:hAnsi="Trebuchet MS"/>
+        </w:rPr>
+        <w:t xml:space="preserve">, </w:t>
+      </w:r>
+      <w:proofErr w:type="spellStart"/>
+      <w:r>
+        <w:rPr>
+          <w:rStyle w:val="HTMLCode"/>
+          <w:rFonts w:ascii="Trebuchet MS" w:hAnsi="Trebuchet MS"/>
+        </w:rPr>
+        <w:t>study_groups</w:t>
+      </w:r>
+      <w:proofErr w:type="spellEnd"/>
+      <w:r>
+        <w:rPr>
+          <w:rFonts w:ascii="Trebuchet MS" w:hAnsi="Trebuchet MS"/>
+        </w:rPr>
+        <w:t xml:space="preserve">, and </w:t>
+      </w:r>
+      <w:r>
+        <w:rPr>
+          <w:rStyle w:val="HTMLCode"/>
+          <w:rFonts w:ascii="Trebuchet MS" w:hAnsi="Trebuchet MS"/>
+        </w:rPr>
+        <w:t>sessions</w:t>
+      </w:r>
+      <w:r>
+        <w:rPr>
+          <w:rFonts w:ascii="Trebuchet MS" w:hAnsi="Trebuchet MS"/>
+        </w:rPr>
+        <w:t>.</w:t>
+      </w:r>
+    </w:p>
+    <w:bookmarkEnd w:id="0"/>
+    <w:p>
+      <w:pPr>
+        <w:spacing w:before="100" w:beforeAutospacing="1" w:after="100" w:afterAutospacing="1" w:line="360" w:lineRule="auto"/>
+        <w:jc w:val="both"/>
+        <w:rPr>
+          <w:rFonts w:ascii="Trebuchet MS" w:eastAsia="Times New Roman" w:hAnsi="Trebuchet MS" w:cs="Times New Roman"/>
+          <w:sz w:val="24"/>
+          <w:szCs w:val="24"/>
+        </w:rPr>
+      </w:pPr>
     </w:p>
     <w:p>
       <w:pPr>
@@ -540,6 +884,123 @@
     </w:lvl>
   </w:abstractNum>
   <w:abstractNum w:abstractNumId="1">
+    <w:nsid w:val="60B42830"/>
+    <w:multiLevelType w:val="multilevel"/>
+    <w:tmpl w:val="EA94F5DC"/>
+    <w:lvl w:ilvl="0">
+      <w:start w:val="1"/>
+      <w:numFmt w:val="decimal"/>
+      <w:lvlText w:val="%1."/>
+      <w:lvlJc w:val="left"/>
+      <w:pPr>
+        <w:tabs>
+          <w:tab w:val="num" w:pos="720"/>
+        </w:tabs>
+        <w:ind w:left="720" w:hanging="360"/>
+      </w:pPr>
+    </w:lvl>
+    <w:lvl w:ilvl="1">
+      <w:start w:val="1"/>
+      <w:numFmt w:val="bullet"/>
+      <w:lvlText w:val="o"/>
+      <w:lvlJc w:val="left"/>
+      <w:pPr>
+        <w:tabs>
+          <w:tab w:val="num" w:pos="1440"/>
+        </w:tabs>
+        <w:ind w:left="1440" w:hanging="360"/>
+      </w:pPr>
+      <w:rPr>
+        <w:rFonts w:ascii="Courier New" w:hAnsi="Courier New" w:hint="default"/>
+        <w:sz w:val="20"/>
+      </w:rPr>
+    </w:lvl>
+    <w:lvl w:ilvl="2" w:tentative="1">
+      <w:start w:val="1"/>
+      <w:numFmt w:val="decimal"/>
+      <w:lvlText w:val="%3."/>
+      <w:lvlJc w:val="left"/>
+      <w:pPr>
+        <w:tabs>
+          <w:tab w:val="num" w:pos="2160"/>
+        </w:tabs>
+        <w:ind w:left="2160" w:hanging="360"/>
+      </w:pPr>
+    </w:lvl>
+    <w:lvl w:ilvl="3" w:tentative="1">
+      <w:start w:val="1"/>
+      <w:numFmt w:val="decimal"/>
+      <w:lvlText w:val="%4."/>
+      <w:lvlJc w:val="left"/>
+      <w:pPr>
+        <w:tabs>
+          <w:tab w:val="num" w:pos="2880"/>
+        </w:tabs>
+        <w:ind w:left="2880" w:hanging="360"/>
+      </w:pPr>
+    </w:lvl>
+    <w:lvl w:ilvl="4" w:tentative="1">
+      <w:start w:val="1"/>
+      <w:numFmt w:val="decimal"/>
+      <w:lvlText w:val="%5."/>
+      <w:lvlJc w:val="left"/>
+      <w:pPr>
+        <w:tabs>
+          <w:tab w:val="num" w:pos="3600"/>
+        </w:tabs>
+        <w:ind w:left="3600" w:hanging="360"/>
+      </w:pPr>
+    </w:lvl>
+    <w:lvl w:ilvl="5" w:tentative="1">
+      <w:start w:val="1"/>
+      <w:numFmt w:val="decimal"/>
+      <w:lvlText w:val="%6."/>
+      <w:lvlJc w:val="left"/>
+      <w:pPr>
+        <w:tabs>
+          <w:tab w:val="num" w:pos="4320"/>
+        </w:tabs>
+        <w:ind w:left="4320" w:hanging="360"/>
+      </w:pPr>
+    </w:lvl>
+    <w:lvl w:ilvl="6" w:tentative="1">
+      <w:start w:val="1"/>
+      <w:numFmt w:val="decimal"/>
+      <w:lvlText w:val="%7."/>
+      <w:lvlJc w:val="left"/>
+      <w:pPr>
+        <w:tabs>
+          <w:tab w:val="num" w:pos="5040"/>
+        </w:tabs>
+        <w:ind w:left="5040" w:hanging="360"/>
+      </w:pPr>
+    </w:lvl>
+    <w:lvl w:ilvl="7" w:tentative="1">
+      <w:start w:val="1"/>
+      <w:numFmt w:val="decimal"/>
+      <w:lvlText w:val="%8."/>
+      <w:lvlJc w:val="left"/>
+      <w:pPr>
+        <w:tabs>
+          <w:tab w:val="num" w:pos="5760"/>
+        </w:tabs>
+        <w:ind w:left="5760" w:hanging="360"/>
+      </w:pPr>
+    </w:lvl>
+    <w:lvl w:ilvl="8" w:tentative="1">
+      <w:start w:val="1"/>
+      <w:numFmt w:val="decimal"/>
+      <w:lvlText w:val="%9."/>
+      <w:lvlJc w:val="left"/>
+      <w:pPr>
+        <w:tabs>
+          <w:tab w:val="num" w:pos="6480"/>
+        </w:tabs>
+        <w:ind w:left="6480" w:hanging="360"/>
+      </w:pPr>
+    </w:lvl>
+  </w:abstractNum>
+  <w:abstractNum w:abstractNumId="2">
     <w:nsid w:val="710C20E3"/>
     <w:multiLevelType w:val="multilevel"/>
     <w:tmpl w:val="DED8C2BE"/>
@@ -685,10 +1146,13 @@
     </w:lvl>
   </w:abstractNum>
   <w:num w:numId="1">
-    <w:abstractNumId w:val="1"/>
+    <w:abstractNumId w:val="2"/>
   </w:num>
   <w:num w:numId="2">
     <w:abstractNumId w:val="0"/>
+  </w:num>
+  <w:num w:numId="3">
+    <w:abstractNumId w:val="1"/>
   </w:num>
 </w:numbering>
 </file>
@@ -1163,6 +1627,19 @@
       <w:szCs w:val="24"/>
     </w:rPr>
   </w:style>
+  <w:style w:type="character" w:styleId="HTMLCode">
+    <w:name w:val="HTML Code"/>
+    <w:basedOn w:val="DefaultParagraphFont"/>
+    <w:uiPriority w:val="99"/>
+    <w:semiHidden/>
+    <w:unhideWhenUsed/>
+    <w:rsid w:val="000D3225"/>
+    <w:rPr>
+      <w:rFonts w:ascii="Courier New" w:eastAsia="Times New Roman" w:hAnsi="Courier New" w:cs="Courier New"/>
+      <w:sz w:val="20"/>
+      <w:szCs w:val="20"/>
+    </w:rPr>
+  </w:style>
 </w:styles>
 </file>
 

--- a/Project_Plan.docx
+++ b/Project_Plan.docx
@@ -369,7 +369,6 @@
           <w:szCs w:val="24"/>
         </w:rPr>
       </w:pPr>
-      <w:bookmarkStart w:id="0" w:name="_GoBack"/>
       <w:r>
         <w:rPr>
           <w:rFonts w:ascii="Trebuchet MS" w:eastAsia="Times New Roman" w:hAnsi="Trebuchet MS" w:cs="Times New Roman"/>
@@ -699,7 +698,92 @@
         <w:t>.</w:t>
       </w:r>
     </w:p>
-    <w:bookmarkEnd w:id="0"/>
+    <w:p>
+      <w:pPr>
+        <w:pStyle w:val="NormalWeb"/>
+        <w:spacing w:line="360" w:lineRule="auto"/>
+        <w:jc w:val="both"/>
+        <w:rPr>
+          <w:rFonts w:ascii="Trebuchet MS" w:hAnsi="Trebuchet MS"/>
+          <w:b/>
+        </w:rPr>
+      </w:pPr>
+      <w:r>
+        <w:rPr>
+          <w:rFonts w:ascii="Trebuchet MS" w:hAnsi="Trebuchet MS"/>
+          <w:b/>
+        </w:rPr>
+        <w:t>ER Diagram</w:t>
+      </w:r>
+    </w:p>
+    <w:p>
+      <w:pPr>
+        <w:pStyle w:val="NormalWeb"/>
+        <w:spacing w:line="360" w:lineRule="auto"/>
+        <w:jc w:val="both"/>
+        <w:rPr>
+          <w:rFonts w:ascii="Trebuchet MS" w:hAnsi="Trebuchet MS"/>
+          <w:b/>
+        </w:rPr>
+      </w:pPr>
+      <w:bookmarkStart w:id="0" w:name="_GoBack"/>
+      <w:r>
+        <w:rPr>
+          <w:rFonts w:ascii="Trebuchet MS" w:hAnsi="Trebuchet MS"/>
+          <w:b/>
+          <w:noProof/>
+        </w:rPr>
+        <w:drawing>
+          <wp:inline distT="0" distB="0" distL="0" distR="0">
+            <wp:extent cx="5992443" cy="3267986"/>
+            <wp:effectExtent l="0" t="0" r="8890" b="8890"/>
+            <wp:docPr id="2" name="Picture 2" descr="C:\Users\ADMIN\Desktop\1775839808097.png"/>
+            <wp:cNvGraphicFramePr>
+              <a:graphicFrameLocks xmlns:a="http://schemas.openxmlformats.org/drawingml/2006/main" noChangeAspect="1"/>
+            </wp:cNvGraphicFramePr>
+            <a:graphic xmlns:a="http://schemas.openxmlformats.org/drawingml/2006/main">
+              <a:graphicData uri="http://schemas.openxmlformats.org/drawingml/2006/picture">
+                <pic:pic xmlns:pic="http://schemas.openxmlformats.org/drawingml/2006/picture">
+                  <pic:nvPicPr>
+                    <pic:cNvPr id="0" name="Picture 2" descr="C:\Users\ADMIN\Desktop\1775839808097.png"/>
+                    <pic:cNvPicPr>
+                      <a:picLocks noChangeAspect="1" noChangeArrowheads="1"/>
+                    </pic:cNvPicPr>
+                  </pic:nvPicPr>
+                  <pic:blipFill>
+                    <a:blip r:embed="rId5">
+                      <a:extLst>
+                        <a:ext uri="{28A0092B-C50C-407E-A947-70E740481C1C}">
+                          <a14:useLocalDpi xmlns:a14="http://schemas.microsoft.com/office/drawing/2010/main" val="0"/>
+                        </a:ext>
+                      </a:extLst>
+                    </a:blip>
+                    <a:srcRect/>
+                    <a:stretch>
+                      <a:fillRect/>
+                    </a:stretch>
+                  </pic:blipFill>
+                  <pic:spPr bwMode="auto">
+                    <a:xfrm>
+                      <a:off x="0" y="0"/>
+                      <a:ext cx="6001576" cy="3272967"/>
+                    </a:xfrm>
+                    <a:prstGeom prst="rect">
+                      <a:avLst/>
+                    </a:prstGeom>
+                    <a:noFill/>
+                    <a:ln>
+                      <a:noFill/>
+                    </a:ln>
+                  </pic:spPr>
+                </pic:pic>
+              </a:graphicData>
+            </a:graphic>
+          </wp:inline>
+        </w:drawing>
+      </w:r>
+      <w:bookmarkEnd w:id="0"/>
+    </w:p>
     <w:p>
       <w:pPr>
         <w:spacing w:before="100" w:beforeAutospacing="1" w:after="100" w:afterAutospacing="1" w:line="360" w:lineRule="auto"/>

--- a/Project_Plan.docx
+++ b/Project_Plan.docx
@@ -726,7 +726,6 @@
           <w:b/>
         </w:rPr>
       </w:pPr>
-      <w:bookmarkStart w:id="0" w:name="_GoBack"/>
       <w:r>
         <w:rPr>
           <w:rFonts w:ascii="Trebuchet MS" w:hAnsi="Trebuchet MS"/>
@@ -782,23 +781,307 @@
           </wp:inline>
         </w:drawing>
       </w:r>
+    </w:p>
+    <w:p>
+      <w:pPr>
+        <w:spacing w:before="100" w:beforeAutospacing="1" w:after="100" w:afterAutospacing="1" w:line="360" w:lineRule="auto"/>
+        <w:jc w:val="both"/>
+        <w:rPr>
+          <w:rFonts w:ascii="Trebuchet MS" w:eastAsia="Times New Roman" w:hAnsi="Trebuchet MS" w:cs="Times New Roman"/>
+          <w:sz w:val="24"/>
+          <w:szCs w:val="24"/>
+        </w:rPr>
+      </w:pPr>
+    </w:p>
+    <w:p>
+      <w:pPr>
+        <w:spacing w:line="360" w:lineRule="auto"/>
+        <w:jc w:val="both"/>
+        <w:rPr>
+          <w:rFonts w:ascii="Trebuchet MS" w:hAnsi="Trebuchet MS"/>
+          <w:sz w:val="24"/>
+          <w:szCs w:val="24"/>
+        </w:rPr>
+      </w:pPr>
+    </w:p>
+    <w:p>
+      <w:pPr>
+        <w:spacing w:line="360" w:lineRule="auto"/>
+        <w:jc w:val="both"/>
+        <w:rPr>
+          <w:rFonts w:ascii="Trebuchet MS" w:hAnsi="Trebuchet MS"/>
+          <w:sz w:val="24"/>
+          <w:szCs w:val="24"/>
+        </w:rPr>
+      </w:pPr>
+    </w:p>
+    <w:p>
+      <w:pPr>
+        <w:spacing w:line="360" w:lineRule="auto"/>
+        <w:jc w:val="both"/>
+        <w:rPr>
+          <w:rFonts w:ascii="Trebuchet MS" w:hAnsi="Trebuchet MS"/>
+          <w:sz w:val="24"/>
+          <w:szCs w:val="24"/>
+        </w:rPr>
+      </w:pPr>
+      <w:r>
+        <w:rPr>
+          <w:rFonts w:ascii="Trebuchet MS" w:hAnsi="Trebuchet MS"/>
+          <w:sz w:val="24"/>
+          <w:szCs w:val="24"/>
+        </w:rPr>
+        <w:lastRenderedPageBreak/>
+        <w:t>Interface Mockup</w:t>
+      </w:r>
+    </w:p>
+    <w:p>
+      <w:pPr>
+        <w:spacing w:line="360" w:lineRule="auto"/>
+        <w:jc w:val="both"/>
+        <w:rPr>
+          <w:rFonts w:ascii="Trebuchet MS" w:hAnsi="Trebuchet MS"/>
+          <w:sz w:val="24"/>
+          <w:szCs w:val="24"/>
+        </w:rPr>
+      </w:pPr>
+      <w:r>
+        <w:rPr>
+          <w:rFonts w:ascii="Trebuchet MS" w:hAnsi="Trebuchet MS"/>
+          <w:noProof/>
+          <w:sz w:val="24"/>
+          <w:szCs w:val="24"/>
+        </w:rPr>
+        <w:drawing>
+          <wp:inline distT="0" distB="0" distL="0" distR="0">
+            <wp:extent cx="5731510" cy="3125686"/>
+            <wp:effectExtent l="0" t="0" r="2540" b="0"/>
+            <wp:docPr id="1" name="Picture 1" descr="C:\Users\ADMIN\Desktop\1775840736247.png"/>
+            <wp:cNvGraphicFramePr>
+              <a:graphicFrameLocks xmlns:a="http://schemas.openxmlformats.org/drawingml/2006/main" noChangeAspect="1"/>
+            </wp:cNvGraphicFramePr>
+            <a:graphic xmlns:a="http://schemas.openxmlformats.org/drawingml/2006/main">
+              <a:graphicData uri="http://schemas.openxmlformats.org/drawingml/2006/picture">
+                <pic:pic xmlns:pic="http://schemas.openxmlformats.org/drawingml/2006/picture">
+                  <pic:nvPicPr>
+                    <pic:cNvPr id="0" name="Picture 1" descr="C:\Users\ADMIN\Desktop\1775840736247.png"/>
+                    <pic:cNvPicPr>
+                      <a:picLocks noChangeAspect="1" noChangeArrowheads="1"/>
+                    </pic:cNvPicPr>
+                  </pic:nvPicPr>
+                  <pic:blipFill>
+                    <a:blip r:embed="rId6" cstate="print">
+                      <a:extLst>
+                        <a:ext uri="{28A0092B-C50C-407E-A947-70E740481C1C}">
+                          <a14:useLocalDpi xmlns:a14="http://schemas.microsoft.com/office/drawing/2010/main" val="0"/>
+                        </a:ext>
+                      </a:extLst>
+                    </a:blip>
+                    <a:srcRect/>
+                    <a:stretch>
+                      <a:fillRect/>
+                    </a:stretch>
+                  </pic:blipFill>
+                  <pic:spPr bwMode="auto">
+                    <a:xfrm>
+                      <a:off x="0" y="0"/>
+                      <a:ext cx="5731510" cy="3125686"/>
+                    </a:xfrm>
+                    <a:prstGeom prst="rect">
+                      <a:avLst/>
+                    </a:prstGeom>
+                    <a:noFill/>
+                    <a:ln>
+                      <a:noFill/>
+                    </a:ln>
+                  </pic:spPr>
+                </pic:pic>
+              </a:graphicData>
+            </a:graphic>
+          </wp:inline>
+        </w:drawing>
+      </w:r>
+    </w:p>
+    <w:p>
+      <w:pPr>
+        <w:rPr>
+          <w:rFonts w:ascii="Trebuchet MS" w:hAnsi="Trebuchet MS"/>
+          <w:sz w:val="24"/>
+          <w:szCs w:val="24"/>
+        </w:rPr>
+      </w:pPr>
+    </w:p>
+    <w:p>
+      <w:pPr>
+        <w:pStyle w:val="NormalWeb"/>
+        <w:spacing w:line="360" w:lineRule="auto"/>
+        <w:jc w:val="both"/>
+        <w:rPr>
+          <w:rFonts w:ascii="Trebuchet MS" w:hAnsi="Trebuchet MS"/>
+        </w:rPr>
+      </w:pPr>
+      <w:r>
+        <w:rPr>
+          <w:rFonts w:ascii="Trebuchet MS" w:hAnsi="Trebuchet MS"/>
+        </w:rPr>
+        <w:tab/>
+      </w:r>
+      <w:r>
+        <w:rPr>
+          <w:rFonts w:ascii="Trebuchet MS" w:hAnsi="Trebuchet MS"/>
+          <w:b/>
+          <w:bCs/>
+        </w:rPr>
+        <w:t>Components:</w:t>
+      </w:r>
+    </w:p>
+    <w:p>
+      <w:pPr>
+        <w:pStyle w:val="NormalWeb"/>
+        <w:spacing w:line="360" w:lineRule="auto"/>
+        <w:jc w:val="both"/>
+        <w:rPr>
+          <w:rFonts w:ascii="Trebuchet MS" w:hAnsi="Trebuchet MS"/>
+        </w:rPr>
+      </w:pPr>
+      <w:r>
+        <w:rPr>
+          <w:rFonts w:ascii="Trebuchet MS" w:hAnsi="Trebuchet MS"/>
+          <w:b/>
+          <w:bCs/>
+        </w:rPr>
+        <w:t>Main Header:</w:t>
+      </w:r>
+      <w:r>
+        <w:rPr>
+          <w:rFonts w:ascii="Trebuchet MS" w:hAnsi="Trebuchet MS"/>
+        </w:rPr>
+        <w:t xml:space="preserve"> The group's name and description.</w:t>
+      </w:r>
+    </w:p>
+    <w:p>
+      <w:pPr>
+        <w:pStyle w:val="NormalWeb"/>
+        <w:spacing w:line="360" w:lineRule="auto"/>
+        <w:jc w:val="both"/>
+        <w:rPr>
+          <w:rFonts w:ascii="Trebuchet MS" w:hAnsi="Trebuchet MS"/>
+        </w:rPr>
+      </w:pPr>
+      <w:r>
+        <w:rPr>
+          <w:rFonts w:ascii="Trebuchet MS" w:hAnsi="Trebuchet MS"/>
+          <w:b/>
+          <w:bCs/>
+        </w:rPr>
+        <w:t>Member List:</w:t>
+      </w:r>
+      <w:r>
+        <w:rPr>
+          <w:rFonts w:ascii="Trebuchet MS" w:hAnsi="Trebuchet MS"/>
+        </w:rPr>
+        <w:t xml:space="preserve"> A simple list of everyone who has joined.</w:t>
+      </w:r>
+    </w:p>
+    <w:p>
+      <w:pPr>
+        <w:pStyle w:val="NormalWeb"/>
+        <w:spacing w:line="360" w:lineRule="auto"/>
+        <w:jc w:val="both"/>
+        <w:rPr>
+          <w:rFonts w:ascii="Trebuchet MS" w:hAnsi="Trebuchet MS"/>
+        </w:rPr>
+      </w:pPr>
+      <w:r>
+        <w:rPr>
+          <w:rFonts w:ascii="Trebuchet MS" w:hAnsi="Trebuchet MS"/>
+          <w:b/>
+          <w:bCs/>
+        </w:rPr>
+        <w:t>Creator:</w:t>
+      </w:r>
+      <w:r>
+        <w:rPr>
+          <w:rFonts w:ascii="Trebuchet MS" w:hAnsi="Trebuchet MS"/>
+        </w:rPr>
+        <w:t xml:space="preserve"> The name of the student who </w:t>
+      </w:r>
+      <w:bookmarkStart w:id="0" w:name="_GoBack"/>
       <w:bookmarkEnd w:id="0"/>
-    </w:p>
-    <w:p>
-      <w:pPr>
-        <w:spacing w:before="100" w:beforeAutospacing="1" w:after="100" w:afterAutospacing="1" w:line="360" w:lineRule="auto"/>
-        <w:jc w:val="both"/>
-        <w:rPr>
-          <w:rFonts w:ascii="Trebuchet MS" w:eastAsia="Times New Roman" w:hAnsi="Trebuchet MS" w:cs="Times New Roman"/>
-          <w:sz w:val="24"/>
-          <w:szCs w:val="24"/>
-        </w:rPr>
-      </w:pPr>
-    </w:p>
-    <w:p>
-      <w:pPr>
+      <w:r>
+        <w:rPr>
+          <w:rFonts w:ascii="Trebuchet MS" w:hAnsi="Trebuchet MS"/>
+        </w:rPr>
+        <w:t>created the group.</w:t>
+      </w:r>
+    </w:p>
+    <w:p>
+      <w:pPr>
+        <w:pStyle w:val="NormalWeb"/>
         <w:spacing w:line="360" w:lineRule="auto"/>
         <w:jc w:val="both"/>
+        <w:rPr>
+          <w:rFonts w:ascii="Trebuchet MS" w:hAnsi="Trebuchet MS"/>
+        </w:rPr>
+      </w:pPr>
+      <w:r>
+        <w:rPr>
+          <w:rFonts w:ascii="Trebuchet MS" w:hAnsi="Trebuchet MS"/>
+          <w:b/>
+          <w:bCs/>
+        </w:rPr>
+        <w:t>Announcements Section:</w:t>
+      </w:r>
+      <w:r>
+        <w:rPr>
+          <w:rFonts w:ascii="Trebuchet MS" w:hAnsi="Trebuchet MS"/>
+        </w:rPr>
+        <w:t xml:space="preserve"> A feed for the creator to post meeting links or notes.</w:t>
+      </w:r>
+    </w:p>
+    <w:p>
+      <w:pPr>
+        <w:pStyle w:val="NormalWeb"/>
+        <w:spacing w:line="360" w:lineRule="auto"/>
+        <w:jc w:val="both"/>
+        <w:rPr>
+          <w:rFonts w:ascii="Trebuchet MS" w:hAnsi="Trebuchet MS"/>
+        </w:rPr>
+      </w:pPr>
+      <w:r>
+        <w:rPr>
+          <w:rFonts w:ascii="Trebuchet MS" w:hAnsi="Trebuchet MS"/>
+          <w:b/>
+          <w:bCs/>
+        </w:rPr>
+        <w:t>The Big Action Button:</w:t>
+      </w:r>
+      <w:r>
+        <w:rPr>
+          <w:rFonts w:ascii="Trebuchet MS" w:hAnsi="Trebuchet MS"/>
+        </w:rPr>
+        <w:t xml:space="preserve"> A clear blue </w:t>
+      </w:r>
+      <w:r>
+        <w:rPr>
+          <w:rFonts w:ascii="Trebuchet MS" w:hAnsi="Trebuchet MS"/>
+          <w:b/>
+          <w:bCs/>
+        </w:rPr>
+        <w:t>"JOIN GROUP"</w:t>
+      </w:r>
+      <w:r>
+        <w:rPr>
+          <w:rFonts w:ascii="Trebuchet MS" w:hAnsi="Trebuchet MS"/>
+        </w:rPr>
+        <w:t xml:space="preserve"> button (or "LEAVE GROUP" if they are already a member).</w:t>
+      </w:r>
+    </w:p>
+    <w:p>
+      <w:pPr>
+        <w:tabs>
+          <w:tab w:val="left" w:pos="1402"/>
+        </w:tabs>
         <w:rPr>
           <w:rFonts w:ascii="Trebuchet MS" w:hAnsi="Trebuchet MS"/>
           <w:sz w:val="24"/>
@@ -819,6 +1102,155 @@
 <file path=word/numbering.xml><?xml version="1.0" encoding="utf-8"?>
 <w:numbering xmlns:wpc="http://schemas.microsoft.com/office/word/2010/wordprocessingCanvas" xmlns:mc="http://schemas.openxmlformats.org/markup-compatibility/2006" xmlns:o="urn:schemas-microsoft-com:office:office" xmlns:r="http://schemas.openxmlformats.org/officeDocument/2006/relationships" xmlns:m="http://schemas.openxmlformats.org/officeDocument/2006/math" xmlns:v="urn:schemas-microsoft-com:vml" xmlns:wp14="http://schemas.microsoft.com/office/word/2010/wordprocessingDrawing" xmlns:wp="http://schemas.openxmlformats.org/drawingml/2006/wordprocessingDrawing" xmlns:w10="urn:schemas-microsoft-com:office:word" xmlns:w="http://schemas.openxmlformats.org/wordprocessingml/2006/main" xmlns:w14="http://schemas.microsoft.com/office/word/2010/wordml" xmlns:w15="http://schemas.microsoft.com/office/word/2012/wordml" xmlns:wpg="http://schemas.microsoft.com/office/word/2010/wordprocessingGroup" xmlns:wpi="http://schemas.microsoft.com/office/word/2010/wordprocessingInk" xmlns:wne="http://schemas.microsoft.com/office/word/2006/wordml" xmlns:wps="http://schemas.microsoft.com/office/word/2010/wordprocessingShape" mc:Ignorable="w14 w15 wp14">
   <w:abstractNum w:abstractNumId="0">
+    <w:nsid w:val="08CB0C1D"/>
+    <w:multiLevelType w:val="multilevel"/>
+    <w:tmpl w:val="EDAC7F3A"/>
+    <w:lvl w:ilvl="0">
+      <w:start w:val="1"/>
+      <w:numFmt w:val="bullet"/>
+      <w:lvlText w:val=""/>
+      <w:lvlJc w:val="left"/>
+      <w:pPr>
+        <w:tabs>
+          <w:tab w:val="num" w:pos="720"/>
+        </w:tabs>
+        <w:ind w:left="720" w:hanging="360"/>
+      </w:pPr>
+      <w:rPr>
+        <w:rFonts w:ascii="Symbol" w:hAnsi="Symbol" w:hint="default"/>
+        <w:sz w:val="20"/>
+      </w:rPr>
+    </w:lvl>
+    <w:lvl w:ilvl="1">
+      <w:start w:val="1"/>
+      <w:numFmt w:val="bullet"/>
+      <w:lvlText w:val="o"/>
+      <w:lvlJc w:val="left"/>
+      <w:pPr>
+        <w:tabs>
+          <w:tab w:val="num" w:pos="1440"/>
+        </w:tabs>
+        <w:ind w:left="1440" w:hanging="360"/>
+      </w:pPr>
+      <w:rPr>
+        <w:rFonts w:ascii="Courier New" w:hAnsi="Courier New" w:hint="default"/>
+        <w:sz w:val="20"/>
+      </w:rPr>
+    </w:lvl>
+    <w:lvl w:ilvl="2" w:tentative="1">
+      <w:start w:val="1"/>
+      <w:numFmt w:val="bullet"/>
+      <w:lvlText w:val=""/>
+      <w:lvlJc w:val="left"/>
+      <w:pPr>
+        <w:tabs>
+          <w:tab w:val="num" w:pos="2160"/>
+        </w:tabs>
+        <w:ind w:left="2160" w:hanging="360"/>
+      </w:pPr>
+      <w:rPr>
+        <w:rFonts w:ascii="Wingdings" w:hAnsi="Wingdings" w:hint="default"/>
+        <w:sz w:val="20"/>
+      </w:rPr>
+    </w:lvl>
+    <w:lvl w:ilvl="3" w:tentative="1">
+      <w:start w:val="1"/>
+      <w:numFmt w:val="bullet"/>
+      <w:lvlText w:val=""/>
+      <w:lvlJc w:val="left"/>
+      <w:pPr>
+        <w:tabs>
+          <w:tab w:val="num" w:pos="2880"/>
+        </w:tabs>
+        <w:ind w:left="2880" w:hanging="360"/>
+      </w:pPr>
+      <w:rPr>
+        <w:rFonts w:ascii="Wingdings" w:hAnsi="Wingdings" w:hint="default"/>
+        <w:sz w:val="20"/>
+      </w:rPr>
+    </w:lvl>
+    <w:lvl w:ilvl="4" w:tentative="1">
+      <w:start w:val="1"/>
+      <w:numFmt w:val="bullet"/>
+      <w:lvlText w:val=""/>
+      <w:lvlJc w:val="left"/>
+      <w:pPr>
+        <w:tabs>
+          <w:tab w:val="num" w:pos="3600"/>
+        </w:tabs>
+        <w:ind w:left="3600" w:hanging="360"/>
+      </w:pPr>
+      <w:rPr>
+        <w:rFonts w:ascii="Wingdings" w:hAnsi="Wingdings" w:hint="default"/>
+        <w:sz w:val="20"/>
+      </w:rPr>
+    </w:lvl>
+    <w:lvl w:ilvl="5" w:tentative="1">
+      <w:start w:val="1"/>
+      <w:numFmt w:val="bullet"/>
+      <w:lvlText w:val=""/>
+      <w:lvlJc w:val="left"/>
+      <w:pPr>
+        <w:tabs>
+          <w:tab w:val="num" w:pos="4320"/>
+        </w:tabs>
+        <w:ind w:left="4320" w:hanging="360"/>
+      </w:pPr>
+      <w:rPr>
+        <w:rFonts w:ascii="Wingdings" w:hAnsi="Wingdings" w:hint="default"/>
+        <w:sz w:val="20"/>
+      </w:rPr>
+    </w:lvl>
+    <w:lvl w:ilvl="6" w:tentative="1">
+      <w:start w:val="1"/>
+      <w:numFmt w:val="bullet"/>
+      <w:lvlText w:val=""/>
+      <w:lvlJc w:val="left"/>
+      <w:pPr>
+        <w:tabs>
+          <w:tab w:val="num" w:pos="5040"/>
+        </w:tabs>
+        <w:ind w:left="5040" w:hanging="360"/>
+      </w:pPr>
+      <w:rPr>
+        <w:rFonts w:ascii="Wingdings" w:hAnsi="Wingdings" w:hint="default"/>
+        <w:sz w:val="20"/>
+      </w:rPr>
+    </w:lvl>
+    <w:lvl w:ilvl="7" w:tentative="1">
+      <w:start w:val="1"/>
+      <w:numFmt w:val="bullet"/>
+      <w:lvlText w:val=""/>
+      <w:lvlJc w:val="left"/>
+      <w:pPr>
+        <w:tabs>
+          <w:tab w:val="num" w:pos="5760"/>
+        </w:tabs>
+        <w:ind w:left="5760" w:hanging="360"/>
+      </w:pPr>
+      <w:rPr>
+        <w:rFonts w:ascii="Wingdings" w:hAnsi="Wingdings" w:hint="default"/>
+        <w:sz w:val="20"/>
+      </w:rPr>
+    </w:lvl>
+    <w:lvl w:ilvl="8" w:tentative="1">
+      <w:start w:val="1"/>
+      <w:numFmt w:val="bullet"/>
+      <w:lvlText w:val=""/>
+      <w:lvlJc w:val="left"/>
+      <w:pPr>
+        <w:tabs>
+          <w:tab w:val="num" w:pos="6480"/>
+        </w:tabs>
+        <w:ind w:left="6480" w:hanging="360"/>
+      </w:pPr>
+      <w:rPr>
+        <w:rFonts w:ascii="Wingdings" w:hAnsi="Wingdings" w:hint="default"/>
+        <w:sz w:val="20"/>
+      </w:rPr>
+    </w:lvl>
+  </w:abstractNum>
+  <w:abstractNum w:abstractNumId="1">
     <w:nsid w:val="38BC3303"/>
     <w:multiLevelType w:val="multilevel"/>
     <w:tmpl w:val="5184C6B6"/>
@@ -967,7 +1399,7 @@
       </w:rPr>
     </w:lvl>
   </w:abstractNum>
-  <w:abstractNum w:abstractNumId="1">
+  <w:abstractNum w:abstractNumId="2">
     <w:nsid w:val="60B42830"/>
     <w:multiLevelType w:val="multilevel"/>
     <w:tmpl w:val="EA94F5DC"/>
@@ -1084,7 +1516,7 @@
       </w:pPr>
     </w:lvl>
   </w:abstractNum>
-  <w:abstractNum w:abstractNumId="2">
+  <w:abstractNum w:abstractNumId="3">
     <w:nsid w:val="710C20E3"/>
     <w:multiLevelType w:val="multilevel"/>
     <w:tmpl w:val="DED8C2BE"/>
@@ -1230,13 +1662,16 @@
     </w:lvl>
   </w:abstractNum>
   <w:num w:numId="1">
+    <w:abstractNumId w:val="3"/>
+  </w:num>
+  <w:num w:numId="2">
+    <w:abstractNumId w:val="1"/>
+  </w:num>
+  <w:num w:numId="3">
     <w:abstractNumId w:val="2"/>
   </w:num>
-  <w:num w:numId="2">
+  <w:num w:numId="4">
     <w:abstractNumId w:val="0"/>
-  </w:num>
-  <w:num w:numId="3">
-    <w:abstractNumId w:val="1"/>
   </w:num>
 </w:numbering>
 </file>

--- a/Project_Plan.docx
+++ b/Project_Plan.docx
@@ -904,6 +904,7 @@
     </w:p>
     <w:p>
       <w:pPr>
+        <w:jc w:val="both"/>
         <w:rPr>
           <w:rFonts w:ascii="Trebuchet MS" w:hAnsi="Trebuchet MS"/>
           <w:sz w:val="24"/>
@@ -1004,7 +1005,708 @@
         <w:rPr>
           <w:rFonts w:ascii="Trebuchet MS" w:hAnsi="Trebuchet MS"/>
         </w:rPr>
-        <w:t xml:space="preserve"> The name of the student who </w:t>
+        <w:t xml:space="preserve"> The name of the student who created the group.</w:t>
+      </w:r>
+    </w:p>
+    <w:p>
+      <w:pPr>
+        <w:pStyle w:val="NormalWeb"/>
+        <w:spacing w:line="360" w:lineRule="auto"/>
+        <w:jc w:val="both"/>
+        <w:rPr>
+          <w:rFonts w:ascii="Trebuchet MS" w:hAnsi="Trebuchet MS"/>
+        </w:rPr>
+      </w:pPr>
+      <w:r>
+        <w:rPr>
+          <w:rFonts w:ascii="Trebuchet MS" w:hAnsi="Trebuchet MS"/>
+          <w:b/>
+          <w:bCs/>
+        </w:rPr>
+        <w:t>Announcements Section:</w:t>
+      </w:r>
+      <w:r>
+        <w:rPr>
+          <w:rFonts w:ascii="Trebuchet MS" w:hAnsi="Trebuchet MS"/>
+        </w:rPr>
+        <w:t xml:space="preserve"> A feed for the creator to post meeting links or notes.</w:t>
+      </w:r>
+    </w:p>
+    <w:p>
+      <w:pPr>
+        <w:pStyle w:val="NormalWeb"/>
+        <w:spacing w:line="360" w:lineRule="auto"/>
+        <w:jc w:val="both"/>
+        <w:rPr>
+          <w:rFonts w:ascii="Trebuchet MS" w:hAnsi="Trebuchet MS"/>
+        </w:rPr>
+      </w:pPr>
+      <w:r>
+        <w:rPr>
+          <w:rFonts w:ascii="Trebuchet MS" w:hAnsi="Trebuchet MS"/>
+          <w:b/>
+          <w:bCs/>
+        </w:rPr>
+        <w:t>The Big Action Button:</w:t>
+      </w:r>
+      <w:r>
+        <w:rPr>
+          <w:rFonts w:ascii="Trebuchet MS" w:hAnsi="Trebuchet MS"/>
+        </w:rPr>
+        <w:t xml:space="preserve"> A clear blue </w:t>
+      </w:r>
+      <w:r>
+        <w:rPr>
+          <w:rFonts w:ascii="Trebuchet MS" w:hAnsi="Trebuchet MS"/>
+          <w:b/>
+          <w:bCs/>
+        </w:rPr>
+        <w:t>"JOIN GROUP"</w:t>
+      </w:r>
+      <w:r>
+        <w:rPr>
+          <w:rFonts w:ascii="Trebuchet MS" w:hAnsi="Trebuchet MS"/>
+        </w:rPr>
+        <w:t xml:space="preserve"> button (or "LEAVE GROUP" if they are already a member).</w:t>
+      </w:r>
+    </w:p>
+    <w:p>
+      <w:pPr>
+        <w:pStyle w:val="NormalWeb"/>
+        <w:spacing w:line="360" w:lineRule="auto"/>
+        <w:jc w:val="both"/>
+        <w:rPr>
+          <w:rFonts w:ascii="Trebuchet MS" w:hAnsi="Trebuchet MS"/>
+        </w:rPr>
+      </w:pPr>
+    </w:p>
+    <w:p>
+      <w:pPr>
+        <w:pStyle w:val="NormalWeb"/>
+        <w:spacing w:line="360" w:lineRule="auto"/>
+        <w:jc w:val="both"/>
+        <w:rPr>
+          <w:rFonts w:ascii="Trebuchet MS" w:hAnsi="Trebuchet MS"/>
+        </w:rPr>
+      </w:pPr>
+    </w:p>
+    <w:p>
+      <w:pPr>
+        <w:pStyle w:val="NormalWeb"/>
+        <w:spacing w:line="360" w:lineRule="auto"/>
+        <w:jc w:val="both"/>
+        <w:rPr>
+          <w:rFonts w:ascii="Trebuchet MS" w:hAnsi="Trebuchet MS"/>
+        </w:rPr>
+      </w:pPr>
+    </w:p>
+    <w:p>
+      <w:pPr>
+        <w:pStyle w:val="NormalWeb"/>
+        <w:spacing w:line="360" w:lineRule="auto"/>
+        <w:jc w:val="both"/>
+        <w:rPr>
+          <w:rFonts w:ascii="Trebuchet MS" w:hAnsi="Trebuchet MS"/>
+        </w:rPr>
+      </w:pPr>
+    </w:p>
+    <w:p>
+      <w:pPr>
+        <w:pStyle w:val="NormalWeb"/>
+        <w:spacing w:line="360" w:lineRule="auto"/>
+        <w:jc w:val="both"/>
+        <w:rPr>
+          <w:rFonts w:ascii="Trebuchet MS" w:hAnsi="Trebuchet MS"/>
+          <w:b/>
+        </w:rPr>
+      </w:pPr>
+      <w:r>
+        <w:rPr>
+          <w:rFonts w:ascii="Trebuchet MS" w:hAnsi="Trebuchet MS"/>
+          <w:b/>
+        </w:rPr>
+        <w:lastRenderedPageBreak/>
+        <w:t xml:space="preserve">Technology Choices </w:t>
+      </w:r>
+    </w:p>
+    <w:p>
+      <w:pPr>
+        <w:pStyle w:val="NormalWeb"/>
+        <w:spacing w:line="360" w:lineRule="auto"/>
+        <w:jc w:val="both"/>
+        <w:rPr>
+          <w:rFonts w:ascii="Trebuchet MS" w:hAnsi="Trebuchet MS"/>
+        </w:rPr>
+      </w:pPr>
+      <w:r>
+        <w:rPr>
+          <w:rFonts w:ascii="Trebuchet MS" w:hAnsi="Trebuchet MS"/>
+        </w:rPr>
+        <w:t xml:space="preserve">To develop the </w:t>
+      </w:r>
+      <w:r>
+        <w:rPr>
+          <w:rFonts w:ascii="Trebuchet MS" w:hAnsi="Trebuchet MS"/>
+          <w:b/>
+          <w:bCs/>
+        </w:rPr>
+        <w:t>Student Study Group Finder</w:t>
+      </w:r>
+      <w:r>
+        <w:rPr>
+          <w:rFonts w:ascii="Trebuchet MS" w:hAnsi="Trebuchet MS"/>
+        </w:rPr>
+        <w:t>, the following technologies were selected based on their reliability, ease of integration, and suitability for the UCU academic environment.</w:t>
+      </w:r>
+    </w:p>
+    <w:p>
+      <w:pPr>
+        <w:pStyle w:val="NormalWeb"/>
+        <w:spacing w:line="360" w:lineRule="auto"/>
+        <w:jc w:val="both"/>
+        <w:rPr>
+          <w:rFonts w:ascii="Trebuchet MS" w:hAnsi="Trebuchet MS"/>
+        </w:rPr>
+      </w:pPr>
+    </w:p>
+    <w:p>
+      <w:pPr>
+        <w:pStyle w:val="NormalWeb"/>
+        <w:spacing w:line="360" w:lineRule="auto"/>
+        <w:jc w:val="both"/>
+        <w:rPr>
+          <w:rFonts w:ascii="Trebuchet MS" w:hAnsi="Trebuchet MS"/>
+          <w:b/>
+        </w:rPr>
+      </w:pPr>
+      <w:r>
+        <w:rPr>
+          <w:rFonts w:ascii="Trebuchet MS" w:hAnsi="Trebuchet MS"/>
+          <w:b/>
+        </w:rPr>
+        <w:t xml:space="preserve"> Backend: PHP (Hypertext Preprocessor)</w:t>
+      </w:r>
+    </w:p>
+    <w:p>
+      <w:pPr>
+        <w:pStyle w:val="NormalWeb"/>
+        <w:spacing w:line="360" w:lineRule="auto"/>
+        <w:jc w:val="both"/>
+        <w:rPr>
+          <w:rFonts w:ascii="Trebuchet MS" w:hAnsi="Trebuchet MS"/>
+        </w:rPr>
+      </w:pPr>
+      <w:r>
+        <w:rPr>
+          <w:rFonts w:ascii="Trebuchet MS" w:hAnsi="Trebuchet MS"/>
+        </w:rPr>
+        <w:t>We chose PHP as our server-side language for several reasons:</w:t>
+      </w:r>
+    </w:p>
+    <w:p>
+      <w:pPr>
+        <w:pStyle w:val="NormalWeb"/>
+        <w:numPr>
+          <w:ilvl w:val="0"/>
+          <w:numId w:val="5"/>
+        </w:numPr>
+        <w:spacing w:line="360" w:lineRule="auto"/>
+        <w:jc w:val="both"/>
+        <w:rPr>
+          <w:rFonts w:ascii="Trebuchet MS" w:hAnsi="Trebuchet MS"/>
+        </w:rPr>
+      </w:pPr>
+      <w:r>
+        <w:rPr>
+          <w:rFonts w:ascii="Trebuchet MS" w:hAnsi="Trebuchet MS"/>
+          <w:b/>
+          <w:bCs/>
+        </w:rPr>
+        <w:t>Database Connectivity:</w:t>
+      </w:r>
+      <w:r>
+        <w:rPr>
+          <w:rFonts w:ascii="Trebuchet MS" w:hAnsi="Trebuchet MS"/>
+        </w:rPr>
+        <w:t xml:space="preserve"> PHP has native support for MySQL, making it easy to fetch and store study group data.</w:t>
+      </w:r>
+    </w:p>
+    <w:p>
+      <w:pPr>
+        <w:pStyle w:val="NormalWeb"/>
+        <w:numPr>
+          <w:ilvl w:val="0"/>
+          <w:numId w:val="5"/>
+        </w:numPr>
+        <w:spacing w:line="360" w:lineRule="auto"/>
+        <w:jc w:val="both"/>
+        <w:rPr>
+          <w:rFonts w:ascii="Trebuchet MS" w:hAnsi="Trebuchet MS"/>
+        </w:rPr>
+      </w:pPr>
+      <w:r>
+        <w:rPr>
+          <w:rFonts w:ascii="Trebuchet MS" w:hAnsi="Trebuchet MS"/>
+          <w:b/>
+          <w:bCs/>
+        </w:rPr>
+        <w:t>Open Source:</w:t>
+      </w:r>
+      <w:r>
+        <w:rPr>
+          <w:rFonts w:ascii="Trebuchet MS" w:hAnsi="Trebuchet MS"/>
+        </w:rPr>
+        <w:t xml:space="preserve"> It is free to use and has a massive community for troubleshooting.</w:t>
+      </w:r>
+    </w:p>
+    <w:p>
+      <w:pPr>
+        <w:pStyle w:val="NormalWeb"/>
+        <w:numPr>
+          <w:ilvl w:val="0"/>
+          <w:numId w:val="5"/>
+        </w:numPr>
+        <w:spacing w:line="360" w:lineRule="auto"/>
+        <w:jc w:val="both"/>
+        <w:rPr>
+          <w:rFonts w:ascii="Trebuchet MS" w:hAnsi="Trebuchet MS"/>
+        </w:rPr>
+      </w:pPr>
+      <w:proofErr w:type="spellStart"/>
+      <w:r>
+        <w:rPr>
+          <w:rFonts w:ascii="Trebuchet MS" w:hAnsi="Trebuchet MS"/>
+          <w:b/>
+          <w:bCs/>
+        </w:rPr>
+        <w:t>Laravel</w:t>
+      </w:r>
+      <w:proofErr w:type="spellEnd"/>
+      <w:r>
+        <w:rPr>
+          <w:rFonts w:ascii="Trebuchet MS" w:hAnsi="Trebuchet MS"/>
+          <w:b/>
+          <w:bCs/>
+        </w:rPr>
+        <w:t xml:space="preserve"> Framework (Optional):</w:t>
+      </w:r>
+      <w:r>
+        <w:rPr>
+          <w:rFonts w:ascii="Trebuchet MS" w:hAnsi="Trebuchet MS"/>
+        </w:rPr>
+        <w:t xml:space="preserve"> If we use </w:t>
+      </w:r>
+      <w:proofErr w:type="spellStart"/>
+      <w:r>
+        <w:rPr>
+          <w:rFonts w:ascii="Trebuchet MS" w:hAnsi="Trebuchet MS"/>
+        </w:rPr>
+        <w:t>Laravel</w:t>
+      </w:r>
+      <w:proofErr w:type="spellEnd"/>
+      <w:r>
+        <w:rPr>
+          <w:rFonts w:ascii="Trebuchet MS" w:hAnsi="Trebuchet MS"/>
+        </w:rPr>
+        <w:t>, it provides built-in security features like protection against SQL injection and Cross-Site Request Forgery (CSRF), which is essential for protecting student data.</w:t>
+      </w:r>
+    </w:p>
+    <w:p>
+      <w:pPr>
+        <w:pStyle w:val="Heading4"/>
+        <w:spacing w:line="360" w:lineRule="auto"/>
+        <w:jc w:val="both"/>
+        <w:rPr>
+          <w:rFonts w:ascii="Trebuchet MS" w:hAnsi="Trebuchet MS"/>
+          <w:b/>
+          <w:i w:val="0"/>
+          <w:color w:val="auto"/>
+          <w:sz w:val="24"/>
+          <w:szCs w:val="24"/>
+        </w:rPr>
+      </w:pPr>
+      <w:r>
+        <w:rPr>
+          <w:rFonts w:ascii="Trebuchet MS" w:hAnsi="Trebuchet MS"/>
+          <w:color w:val="auto"/>
+          <w:sz w:val="24"/>
+          <w:szCs w:val="24"/>
+        </w:rPr>
+        <w:t xml:space="preserve"> </w:t>
+      </w:r>
+      <w:r>
+        <w:rPr>
+          <w:rFonts w:ascii="Trebuchet MS" w:hAnsi="Trebuchet MS"/>
+          <w:b/>
+          <w:i w:val="0"/>
+          <w:color w:val="auto"/>
+          <w:sz w:val="24"/>
+          <w:szCs w:val="24"/>
+        </w:rPr>
+        <w:t xml:space="preserve">Database: MySQL / </w:t>
+      </w:r>
+      <w:proofErr w:type="spellStart"/>
+      <w:r>
+        <w:rPr>
+          <w:rFonts w:ascii="Trebuchet MS" w:hAnsi="Trebuchet MS"/>
+          <w:b/>
+          <w:i w:val="0"/>
+          <w:color w:val="auto"/>
+          <w:sz w:val="24"/>
+          <w:szCs w:val="24"/>
+        </w:rPr>
+        <w:t>MariaDB</w:t>
+      </w:r>
+      <w:proofErr w:type="spellEnd"/>
+    </w:p>
+    <w:p>
+      <w:pPr>
+        <w:pStyle w:val="NormalWeb"/>
+        <w:spacing w:line="360" w:lineRule="auto"/>
+        <w:jc w:val="both"/>
+        <w:rPr>
+          <w:rFonts w:ascii="Trebuchet MS" w:hAnsi="Trebuchet MS"/>
+        </w:rPr>
+      </w:pPr>
+      <w:r>
+        <w:rPr>
+          <w:rFonts w:ascii="Trebuchet MS" w:hAnsi="Trebuchet MS"/>
+        </w:rPr>
+        <w:t>For data storage, we chose a Relational Database Management System (RDBMS):</w:t>
+      </w:r>
+    </w:p>
+    <w:p>
+      <w:pPr>
+        <w:pStyle w:val="NormalWeb"/>
+        <w:numPr>
+          <w:ilvl w:val="0"/>
+          <w:numId w:val="6"/>
+        </w:numPr>
+        <w:spacing w:line="360" w:lineRule="auto"/>
+        <w:jc w:val="both"/>
+        <w:rPr>
+          <w:rFonts w:ascii="Trebuchet MS" w:hAnsi="Trebuchet MS"/>
+        </w:rPr>
+      </w:pPr>
+      <w:r>
+        <w:rPr>
+          <w:rFonts w:ascii="Trebuchet MS" w:hAnsi="Trebuchet MS"/>
+          <w:b/>
+          <w:bCs/>
+        </w:rPr>
+        <w:t>Structured Data:</w:t>
+      </w:r>
+      <w:r>
+        <w:rPr>
+          <w:rFonts w:ascii="Trebuchet MS" w:hAnsi="Trebuchet MS"/>
+        </w:rPr>
+        <w:t xml:space="preserve"> Since our data (Users, Groups, </w:t>
+      </w:r>
+      <w:proofErr w:type="gramStart"/>
+      <w:r>
+        <w:rPr>
+          <w:rFonts w:ascii="Trebuchet MS" w:hAnsi="Trebuchet MS"/>
+        </w:rPr>
+        <w:t>Sessions</w:t>
+      </w:r>
+      <w:proofErr w:type="gramEnd"/>
+      <w:r>
+        <w:rPr>
+          <w:rFonts w:ascii="Trebuchet MS" w:hAnsi="Trebuchet MS"/>
+        </w:rPr>
+        <w:t>) is highly structured and related, a relational database is more efficient than a non-relational one.</w:t>
+      </w:r>
+    </w:p>
+    <w:p>
+      <w:pPr>
+        <w:pStyle w:val="NormalWeb"/>
+        <w:numPr>
+          <w:ilvl w:val="0"/>
+          <w:numId w:val="6"/>
+        </w:numPr>
+        <w:spacing w:line="360" w:lineRule="auto"/>
+        <w:jc w:val="both"/>
+        <w:rPr>
+          <w:rFonts w:ascii="Trebuchet MS" w:hAnsi="Trebuchet MS"/>
+        </w:rPr>
+      </w:pPr>
+      <w:r>
+        <w:rPr>
+          <w:rFonts w:ascii="Trebuchet MS" w:hAnsi="Trebuchet MS"/>
+          <w:b/>
+          <w:bCs/>
+        </w:rPr>
+        <w:t>ACID Compliance:</w:t>
+      </w:r>
+      <w:r>
+        <w:rPr>
+          <w:rFonts w:ascii="Trebuchet MS" w:hAnsi="Trebuchet MS"/>
+        </w:rPr>
+        <w:t xml:space="preserve"> This ensures that every transaction (like joining a group) is processed reliably without data loss.</w:t>
+      </w:r>
+    </w:p>
+    <w:p>
+      <w:pPr>
+        <w:pStyle w:val="Heading4"/>
+        <w:spacing w:line="360" w:lineRule="auto"/>
+        <w:jc w:val="both"/>
+        <w:rPr>
+          <w:rFonts w:ascii="Trebuchet MS" w:hAnsi="Trebuchet MS"/>
+          <w:b/>
+          <w:i w:val="0"/>
+          <w:color w:val="auto"/>
+          <w:sz w:val="24"/>
+          <w:szCs w:val="24"/>
+        </w:rPr>
+      </w:pPr>
+      <w:r>
+        <w:rPr>
+          <w:rFonts w:ascii="Trebuchet MS" w:hAnsi="Trebuchet MS"/>
+          <w:b/>
+          <w:i w:val="0"/>
+          <w:color w:val="auto"/>
+          <w:sz w:val="24"/>
+          <w:szCs w:val="24"/>
+        </w:rPr>
+        <w:t>Frontend: HTML5, CSS3, and JavaScript</w:t>
+      </w:r>
+    </w:p>
+    <w:p>
+      <w:pPr>
+        <w:pStyle w:val="NormalWeb"/>
+        <w:spacing w:line="360" w:lineRule="auto"/>
+        <w:jc w:val="both"/>
+        <w:rPr>
+          <w:rFonts w:ascii="Trebuchet MS" w:hAnsi="Trebuchet MS"/>
+        </w:rPr>
+      </w:pPr>
+      <w:r>
+        <w:rPr>
+          <w:rFonts w:ascii="Trebuchet MS" w:hAnsi="Trebuchet MS"/>
+        </w:rPr>
+        <w:t>To build the user interface:</w:t>
+      </w:r>
+    </w:p>
+    <w:p>
+      <w:pPr>
+        <w:pStyle w:val="NormalWeb"/>
+        <w:numPr>
+          <w:ilvl w:val="0"/>
+          <w:numId w:val="7"/>
+        </w:numPr>
+        <w:spacing w:line="360" w:lineRule="auto"/>
+        <w:jc w:val="both"/>
+        <w:rPr>
+          <w:rFonts w:ascii="Trebuchet MS" w:hAnsi="Trebuchet MS"/>
+        </w:rPr>
+      </w:pPr>
+      <w:r>
+        <w:rPr>
+          <w:rFonts w:ascii="Trebuchet MS" w:hAnsi="Trebuchet MS"/>
+          <w:b/>
+          <w:bCs/>
+        </w:rPr>
+        <w:t>HTML5:</w:t>
+      </w:r>
+      <w:r>
+        <w:rPr>
+          <w:rFonts w:ascii="Trebuchet MS" w:hAnsi="Trebuchet MS"/>
+        </w:rPr>
+        <w:t xml:space="preserve"> Used for the structural layout of the web pages.</w:t>
+      </w:r>
+    </w:p>
+    <w:p>
+      <w:pPr>
+        <w:pStyle w:val="NormalWeb"/>
+        <w:numPr>
+          <w:ilvl w:val="0"/>
+          <w:numId w:val="7"/>
+        </w:numPr>
+        <w:spacing w:line="360" w:lineRule="auto"/>
+        <w:jc w:val="both"/>
+        <w:rPr>
+          <w:rFonts w:ascii="Trebuchet MS" w:hAnsi="Trebuchet MS"/>
+        </w:rPr>
+      </w:pPr>
+      <w:r>
+        <w:rPr>
+          <w:rFonts w:ascii="Trebuchet MS" w:hAnsi="Trebuchet MS"/>
+          <w:b/>
+          <w:bCs/>
+        </w:rPr>
+        <w:t>CSS3:</w:t>
+      </w:r>
+      <w:r>
+        <w:rPr>
+          <w:rFonts w:ascii="Trebuchet MS" w:hAnsi="Trebuchet MS"/>
+        </w:rPr>
+        <w:t xml:space="preserve"> Used for styling to ensure the application looks professional and is responsive on both mobile and laptop screens.</w:t>
+      </w:r>
+    </w:p>
+    <w:p>
+      <w:pPr>
+        <w:pStyle w:val="NormalWeb"/>
+        <w:numPr>
+          <w:ilvl w:val="0"/>
+          <w:numId w:val="7"/>
+        </w:numPr>
+        <w:spacing w:line="360" w:lineRule="auto"/>
+        <w:jc w:val="both"/>
+        <w:rPr>
+          <w:rFonts w:ascii="Trebuchet MS" w:hAnsi="Trebuchet MS"/>
+        </w:rPr>
+      </w:pPr>
+      <w:r>
+        <w:rPr>
+          <w:rFonts w:ascii="Trebuchet MS" w:hAnsi="Trebuchet MS"/>
+          <w:b/>
+          <w:bCs/>
+        </w:rPr>
+        <w:lastRenderedPageBreak/>
+        <w:t>JavaScript:</w:t>
+      </w:r>
+      <w:r>
+        <w:rPr>
+          <w:rFonts w:ascii="Trebuchet MS" w:hAnsi="Trebuchet MS"/>
+        </w:rPr>
+        <w:t xml:space="preserve"> Used for client-side validation (e.g., ensuring the password is long enough) without needing to refresh the page.</w:t>
+      </w:r>
+    </w:p>
+    <w:p>
+      <w:pPr>
+        <w:pStyle w:val="Heading4"/>
+        <w:spacing w:line="360" w:lineRule="auto"/>
+        <w:jc w:val="both"/>
+        <w:rPr>
+          <w:rFonts w:ascii="Trebuchet MS" w:hAnsi="Trebuchet MS"/>
+          <w:b/>
+          <w:i w:val="0"/>
+          <w:color w:val="auto"/>
+          <w:sz w:val="24"/>
+          <w:szCs w:val="24"/>
+        </w:rPr>
+      </w:pPr>
+      <w:r>
+        <w:rPr>
+          <w:rFonts w:ascii="Trebuchet MS" w:hAnsi="Trebuchet MS"/>
+          <w:b/>
+          <w:i w:val="0"/>
+          <w:color w:val="auto"/>
+          <w:sz w:val="24"/>
+          <w:szCs w:val="24"/>
+        </w:rPr>
+        <w:t xml:space="preserve">Version Control: </w:t>
+      </w:r>
+      <w:proofErr w:type="spellStart"/>
+      <w:r>
+        <w:rPr>
+          <w:rFonts w:ascii="Trebuchet MS" w:hAnsi="Trebuchet MS"/>
+          <w:b/>
+          <w:i w:val="0"/>
+          <w:color w:val="auto"/>
+          <w:sz w:val="24"/>
+          <w:szCs w:val="24"/>
+        </w:rPr>
+        <w:t>Git</w:t>
+      </w:r>
+      <w:proofErr w:type="spellEnd"/>
+      <w:r>
+        <w:rPr>
+          <w:rFonts w:ascii="Trebuchet MS" w:hAnsi="Trebuchet MS"/>
+          <w:b/>
+          <w:i w:val="0"/>
+          <w:color w:val="auto"/>
+          <w:sz w:val="24"/>
+          <w:szCs w:val="24"/>
+        </w:rPr>
+        <w:t xml:space="preserve"> &amp; </w:t>
+      </w:r>
+      <w:proofErr w:type="spellStart"/>
+      <w:r>
+        <w:rPr>
+          <w:rFonts w:ascii="Trebuchet MS" w:hAnsi="Trebuchet MS"/>
+          <w:b/>
+          <w:i w:val="0"/>
+          <w:color w:val="auto"/>
+          <w:sz w:val="24"/>
+          <w:szCs w:val="24"/>
+        </w:rPr>
+        <w:t>GitHub</w:t>
+      </w:r>
+      <w:proofErr w:type="spellEnd"/>
+    </w:p>
+    <w:p>
+      <w:pPr>
+        <w:pStyle w:val="NormalWeb"/>
+        <w:numPr>
+          <w:ilvl w:val="0"/>
+          <w:numId w:val="8"/>
+        </w:numPr>
+        <w:spacing w:line="360" w:lineRule="auto"/>
+        <w:jc w:val="both"/>
+        <w:rPr>
+          <w:rFonts w:ascii="Trebuchet MS" w:hAnsi="Trebuchet MS"/>
+        </w:rPr>
+      </w:pPr>
+      <w:r>
+        <w:rPr>
+          <w:rFonts w:ascii="Trebuchet MS" w:hAnsi="Trebuchet MS"/>
+          <w:b/>
+          <w:bCs/>
+        </w:rPr>
+        <w:t>Collaboration:</w:t>
+      </w:r>
+      <w:r>
+        <w:rPr>
+          <w:rFonts w:ascii="Trebuchet MS" w:hAnsi="Trebuchet MS"/>
+        </w:rPr>
+        <w:t xml:space="preserve"> Since this is a team project, </w:t>
+      </w:r>
+      <w:proofErr w:type="spellStart"/>
+      <w:r>
+        <w:rPr>
+          <w:rFonts w:ascii="Trebuchet MS" w:hAnsi="Trebuchet MS"/>
+        </w:rPr>
+        <w:t>GitHub</w:t>
+      </w:r>
+      <w:proofErr w:type="spellEnd"/>
+      <w:r>
+        <w:rPr>
+          <w:rFonts w:ascii="Trebuchet MS" w:hAnsi="Trebuchet MS"/>
+        </w:rPr>
+        <w:t xml:space="preserve"> allows us to work on the code simultaneously without overwriting each other's work.</w:t>
+      </w:r>
+    </w:p>
+    <w:p>
+      <w:pPr>
+        <w:pStyle w:val="NormalWeb"/>
+        <w:numPr>
+          <w:ilvl w:val="0"/>
+          <w:numId w:val="8"/>
+        </w:numPr>
+        <w:spacing w:line="360" w:lineRule="auto"/>
+        <w:jc w:val="both"/>
+      </w:pPr>
+      <w:r>
+        <w:rPr>
+          <w:rFonts w:ascii="Trebuchet MS" w:hAnsi="Trebuchet MS"/>
+          <w:b/>
+          <w:bCs/>
+        </w:rPr>
+        <w:t>Accountability:</w:t>
+      </w:r>
+      <w:r>
+        <w:rPr>
+          <w:rFonts w:ascii="Trebuchet MS" w:hAnsi="Trebuchet MS"/>
+        </w:rPr>
+        <w:t xml:space="preserve"> Every "Commit" provides a </w:t>
+      </w:r>
+      <w:proofErr w:type="spellStart"/>
+      <w:r>
+        <w:rPr>
+          <w:rFonts w:ascii="Trebuchet MS" w:hAnsi="Trebuchet MS"/>
+        </w:rPr>
+        <w:t>timestamp</w:t>
       </w:r>
       <w:bookmarkStart w:id="0" w:name="_GoBack"/>
       <w:bookmarkEnd w:id="0"/>
@@ -1012,69 +1714,17 @@
         <w:rPr>
           <w:rFonts w:ascii="Trebuchet MS" w:hAnsi="Trebuchet MS"/>
         </w:rPr>
-        <w:t>created the group.</w:t>
-      </w:r>
-    </w:p>
-    <w:p>
-      <w:pPr>
-        <w:pStyle w:val="NormalWeb"/>
-        <w:spacing w:line="360" w:lineRule="auto"/>
-        <w:jc w:val="both"/>
-        <w:rPr>
-          <w:rFonts w:ascii="Trebuchet MS" w:hAnsi="Trebuchet MS"/>
-        </w:rPr>
-      </w:pPr>
-      <w:r>
-        <w:rPr>
-          <w:rFonts w:ascii="Trebuchet MS" w:hAnsi="Trebuchet MS"/>
-          <w:b/>
-          <w:bCs/>
-        </w:rPr>
-        <w:t>Announcements Section:</w:t>
-      </w:r>
-      <w:r>
-        <w:rPr>
-          <w:rFonts w:ascii="Trebuchet MS" w:hAnsi="Trebuchet MS"/>
-        </w:rPr>
-        <w:t xml:space="preserve"> A feed for the creator to post meeting links or notes.</w:t>
-      </w:r>
-    </w:p>
-    <w:p>
-      <w:pPr>
-        <w:pStyle w:val="NormalWeb"/>
-        <w:spacing w:line="360" w:lineRule="auto"/>
-        <w:jc w:val="both"/>
-        <w:rPr>
-          <w:rFonts w:ascii="Trebuchet MS" w:hAnsi="Trebuchet MS"/>
-        </w:rPr>
-      </w:pPr>
-      <w:r>
-        <w:rPr>
-          <w:rFonts w:ascii="Trebuchet MS" w:hAnsi="Trebuchet MS"/>
-          <w:b/>
-          <w:bCs/>
-        </w:rPr>
-        <w:t>The Big Action Button:</w:t>
-      </w:r>
-      <w:r>
-        <w:rPr>
-          <w:rFonts w:ascii="Trebuchet MS" w:hAnsi="Trebuchet MS"/>
-        </w:rPr>
-        <w:t xml:space="preserve"> A clear blue </w:t>
-      </w:r>
-      <w:r>
-        <w:rPr>
-          <w:rFonts w:ascii="Trebuchet MS" w:hAnsi="Trebuchet MS"/>
-          <w:b/>
-          <w:bCs/>
-        </w:rPr>
-        <w:t>"JOIN GROUP"</w:t>
-      </w:r>
-      <w:r>
-        <w:rPr>
-          <w:rFonts w:ascii="Trebuchet MS" w:hAnsi="Trebuchet MS"/>
-        </w:rPr>
-        <w:t xml:space="preserve"> button (or "LEAVE GROUP" if they are already a member).</w:t>
+        <w:t>ed</w:t>
+      </w:r>
+      <w:proofErr w:type="spellEnd"/>
+      <w:r>
+        <w:rPr>
+          <w:rFonts w:ascii="Trebuchet MS" w:hAnsi="Trebuchet MS"/>
+        </w:rPr>
+        <w:t xml:space="preserve"> history of who added what, which serves as evidence for our Milestone assessments</w:t>
+      </w:r>
+      <w:r>
+        <w:t>.</w:t>
       </w:r>
     </w:p>
     <w:p>
@@ -1082,6 +1732,7 @@
         <w:tabs>
           <w:tab w:val="left" w:pos="1402"/>
         </w:tabs>
+        <w:jc w:val="both"/>
         <w:rPr>
           <w:rFonts w:ascii="Trebuchet MS" w:hAnsi="Trebuchet MS"/>
           <w:sz w:val="24"/>
@@ -1251,6 +1902,155 @@
     </w:lvl>
   </w:abstractNum>
   <w:abstractNum w:abstractNumId="1">
+    <w:nsid w:val="14B33A10"/>
+    <w:multiLevelType w:val="multilevel"/>
+    <w:tmpl w:val="56B6F99E"/>
+    <w:lvl w:ilvl="0">
+      <w:start w:val="1"/>
+      <w:numFmt w:val="bullet"/>
+      <w:lvlText w:val=""/>
+      <w:lvlJc w:val="left"/>
+      <w:pPr>
+        <w:tabs>
+          <w:tab w:val="num" w:pos="720"/>
+        </w:tabs>
+        <w:ind w:left="720" w:hanging="360"/>
+      </w:pPr>
+      <w:rPr>
+        <w:rFonts w:ascii="Symbol" w:hAnsi="Symbol" w:hint="default"/>
+        <w:sz w:val="20"/>
+      </w:rPr>
+    </w:lvl>
+    <w:lvl w:ilvl="1" w:tentative="1">
+      <w:start w:val="1"/>
+      <w:numFmt w:val="bullet"/>
+      <w:lvlText w:val="o"/>
+      <w:lvlJc w:val="left"/>
+      <w:pPr>
+        <w:tabs>
+          <w:tab w:val="num" w:pos="1440"/>
+        </w:tabs>
+        <w:ind w:left="1440" w:hanging="360"/>
+      </w:pPr>
+      <w:rPr>
+        <w:rFonts w:ascii="Courier New" w:hAnsi="Courier New" w:hint="default"/>
+        <w:sz w:val="20"/>
+      </w:rPr>
+    </w:lvl>
+    <w:lvl w:ilvl="2" w:tentative="1">
+      <w:start w:val="1"/>
+      <w:numFmt w:val="bullet"/>
+      <w:lvlText w:val=""/>
+      <w:lvlJc w:val="left"/>
+      <w:pPr>
+        <w:tabs>
+          <w:tab w:val="num" w:pos="2160"/>
+        </w:tabs>
+        <w:ind w:left="2160" w:hanging="360"/>
+      </w:pPr>
+      <w:rPr>
+        <w:rFonts w:ascii="Wingdings" w:hAnsi="Wingdings" w:hint="default"/>
+        <w:sz w:val="20"/>
+      </w:rPr>
+    </w:lvl>
+    <w:lvl w:ilvl="3" w:tentative="1">
+      <w:start w:val="1"/>
+      <w:numFmt w:val="bullet"/>
+      <w:lvlText w:val=""/>
+      <w:lvlJc w:val="left"/>
+      <w:pPr>
+        <w:tabs>
+          <w:tab w:val="num" w:pos="2880"/>
+        </w:tabs>
+        <w:ind w:left="2880" w:hanging="360"/>
+      </w:pPr>
+      <w:rPr>
+        <w:rFonts w:ascii="Wingdings" w:hAnsi="Wingdings" w:hint="default"/>
+        <w:sz w:val="20"/>
+      </w:rPr>
+    </w:lvl>
+    <w:lvl w:ilvl="4" w:tentative="1">
+      <w:start w:val="1"/>
+      <w:numFmt w:val="bullet"/>
+      <w:lvlText w:val=""/>
+      <w:lvlJc w:val="left"/>
+      <w:pPr>
+        <w:tabs>
+          <w:tab w:val="num" w:pos="3600"/>
+        </w:tabs>
+        <w:ind w:left="3600" w:hanging="360"/>
+      </w:pPr>
+      <w:rPr>
+        <w:rFonts w:ascii="Wingdings" w:hAnsi="Wingdings" w:hint="default"/>
+        <w:sz w:val="20"/>
+      </w:rPr>
+    </w:lvl>
+    <w:lvl w:ilvl="5" w:tentative="1">
+      <w:start w:val="1"/>
+      <w:numFmt w:val="bullet"/>
+      <w:lvlText w:val=""/>
+      <w:lvlJc w:val="left"/>
+      <w:pPr>
+        <w:tabs>
+          <w:tab w:val="num" w:pos="4320"/>
+        </w:tabs>
+        <w:ind w:left="4320" w:hanging="360"/>
+      </w:pPr>
+      <w:rPr>
+        <w:rFonts w:ascii="Wingdings" w:hAnsi="Wingdings" w:hint="default"/>
+        <w:sz w:val="20"/>
+      </w:rPr>
+    </w:lvl>
+    <w:lvl w:ilvl="6" w:tentative="1">
+      <w:start w:val="1"/>
+      <w:numFmt w:val="bullet"/>
+      <w:lvlText w:val=""/>
+      <w:lvlJc w:val="left"/>
+      <w:pPr>
+        <w:tabs>
+          <w:tab w:val="num" w:pos="5040"/>
+        </w:tabs>
+        <w:ind w:left="5040" w:hanging="360"/>
+      </w:pPr>
+      <w:rPr>
+        <w:rFonts w:ascii="Wingdings" w:hAnsi="Wingdings" w:hint="default"/>
+        <w:sz w:val="20"/>
+      </w:rPr>
+    </w:lvl>
+    <w:lvl w:ilvl="7" w:tentative="1">
+      <w:start w:val="1"/>
+      <w:numFmt w:val="bullet"/>
+      <w:lvlText w:val=""/>
+      <w:lvlJc w:val="left"/>
+      <w:pPr>
+        <w:tabs>
+          <w:tab w:val="num" w:pos="5760"/>
+        </w:tabs>
+        <w:ind w:left="5760" w:hanging="360"/>
+      </w:pPr>
+      <w:rPr>
+        <w:rFonts w:ascii="Wingdings" w:hAnsi="Wingdings" w:hint="default"/>
+        <w:sz w:val="20"/>
+      </w:rPr>
+    </w:lvl>
+    <w:lvl w:ilvl="8" w:tentative="1">
+      <w:start w:val="1"/>
+      <w:numFmt w:val="bullet"/>
+      <w:lvlText w:val=""/>
+      <w:lvlJc w:val="left"/>
+      <w:pPr>
+        <w:tabs>
+          <w:tab w:val="num" w:pos="6480"/>
+        </w:tabs>
+        <w:ind w:left="6480" w:hanging="360"/>
+      </w:pPr>
+      <w:rPr>
+        <w:rFonts w:ascii="Wingdings" w:hAnsi="Wingdings" w:hint="default"/>
+        <w:sz w:val="20"/>
+      </w:rPr>
+    </w:lvl>
+  </w:abstractNum>
+  <w:abstractNum w:abstractNumId="2">
     <w:nsid w:val="38BC3303"/>
     <w:multiLevelType w:val="multilevel"/>
     <w:tmpl w:val="5184C6B6"/>
@@ -1399,7 +2199,305 @@
       </w:rPr>
     </w:lvl>
   </w:abstractNum>
-  <w:abstractNum w:abstractNumId="2">
+  <w:abstractNum w:abstractNumId="3">
+    <w:nsid w:val="3BE91F22"/>
+    <w:multiLevelType w:val="multilevel"/>
+    <w:tmpl w:val="0BBC8DCE"/>
+    <w:lvl w:ilvl="0">
+      <w:start w:val="1"/>
+      <w:numFmt w:val="bullet"/>
+      <w:lvlText w:val=""/>
+      <w:lvlJc w:val="left"/>
+      <w:pPr>
+        <w:tabs>
+          <w:tab w:val="num" w:pos="720"/>
+        </w:tabs>
+        <w:ind w:left="720" w:hanging="360"/>
+      </w:pPr>
+      <w:rPr>
+        <w:rFonts w:ascii="Symbol" w:hAnsi="Symbol" w:hint="default"/>
+        <w:sz w:val="20"/>
+      </w:rPr>
+    </w:lvl>
+    <w:lvl w:ilvl="1" w:tentative="1">
+      <w:start w:val="1"/>
+      <w:numFmt w:val="bullet"/>
+      <w:lvlText w:val="o"/>
+      <w:lvlJc w:val="left"/>
+      <w:pPr>
+        <w:tabs>
+          <w:tab w:val="num" w:pos="1440"/>
+        </w:tabs>
+        <w:ind w:left="1440" w:hanging="360"/>
+      </w:pPr>
+      <w:rPr>
+        <w:rFonts w:ascii="Courier New" w:hAnsi="Courier New" w:hint="default"/>
+        <w:sz w:val="20"/>
+      </w:rPr>
+    </w:lvl>
+    <w:lvl w:ilvl="2" w:tentative="1">
+      <w:start w:val="1"/>
+      <w:numFmt w:val="bullet"/>
+      <w:lvlText w:val=""/>
+      <w:lvlJc w:val="left"/>
+      <w:pPr>
+        <w:tabs>
+          <w:tab w:val="num" w:pos="2160"/>
+        </w:tabs>
+        <w:ind w:left="2160" w:hanging="360"/>
+      </w:pPr>
+      <w:rPr>
+        <w:rFonts w:ascii="Wingdings" w:hAnsi="Wingdings" w:hint="default"/>
+        <w:sz w:val="20"/>
+      </w:rPr>
+    </w:lvl>
+    <w:lvl w:ilvl="3" w:tentative="1">
+      <w:start w:val="1"/>
+      <w:numFmt w:val="bullet"/>
+      <w:lvlText w:val=""/>
+      <w:lvlJc w:val="left"/>
+      <w:pPr>
+        <w:tabs>
+          <w:tab w:val="num" w:pos="2880"/>
+        </w:tabs>
+        <w:ind w:left="2880" w:hanging="360"/>
+      </w:pPr>
+      <w:rPr>
+        <w:rFonts w:ascii="Wingdings" w:hAnsi="Wingdings" w:hint="default"/>
+        <w:sz w:val="20"/>
+      </w:rPr>
+    </w:lvl>
+    <w:lvl w:ilvl="4" w:tentative="1">
+      <w:start w:val="1"/>
+      <w:numFmt w:val="bullet"/>
+      <w:lvlText w:val=""/>
+      <w:lvlJc w:val="left"/>
+      <w:pPr>
+        <w:tabs>
+          <w:tab w:val="num" w:pos="3600"/>
+        </w:tabs>
+        <w:ind w:left="3600" w:hanging="360"/>
+      </w:pPr>
+      <w:rPr>
+        <w:rFonts w:ascii="Wingdings" w:hAnsi="Wingdings" w:hint="default"/>
+        <w:sz w:val="20"/>
+      </w:rPr>
+    </w:lvl>
+    <w:lvl w:ilvl="5" w:tentative="1">
+      <w:start w:val="1"/>
+      <w:numFmt w:val="bullet"/>
+      <w:lvlText w:val=""/>
+      <w:lvlJc w:val="left"/>
+      <w:pPr>
+        <w:tabs>
+          <w:tab w:val="num" w:pos="4320"/>
+        </w:tabs>
+        <w:ind w:left="4320" w:hanging="360"/>
+      </w:pPr>
+      <w:rPr>
+        <w:rFonts w:ascii="Wingdings" w:hAnsi="Wingdings" w:hint="default"/>
+        <w:sz w:val="20"/>
+      </w:rPr>
+    </w:lvl>
+    <w:lvl w:ilvl="6" w:tentative="1">
+      <w:start w:val="1"/>
+      <w:numFmt w:val="bullet"/>
+      <w:lvlText w:val=""/>
+      <w:lvlJc w:val="left"/>
+      <w:pPr>
+        <w:tabs>
+          <w:tab w:val="num" w:pos="5040"/>
+        </w:tabs>
+        <w:ind w:left="5040" w:hanging="360"/>
+      </w:pPr>
+      <w:rPr>
+        <w:rFonts w:ascii="Wingdings" w:hAnsi="Wingdings" w:hint="default"/>
+        <w:sz w:val="20"/>
+      </w:rPr>
+    </w:lvl>
+    <w:lvl w:ilvl="7" w:tentative="1">
+      <w:start w:val="1"/>
+      <w:numFmt w:val="bullet"/>
+      <w:lvlText w:val=""/>
+      <w:lvlJc w:val="left"/>
+      <w:pPr>
+        <w:tabs>
+          <w:tab w:val="num" w:pos="5760"/>
+        </w:tabs>
+        <w:ind w:left="5760" w:hanging="360"/>
+      </w:pPr>
+      <w:rPr>
+        <w:rFonts w:ascii="Wingdings" w:hAnsi="Wingdings" w:hint="default"/>
+        <w:sz w:val="20"/>
+      </w:rPr>
+    </w:lvl>
+    <w:lvl w:ilvl="8" w:tentative="1">
+      <w:start w:val="1"/>
+      <w:numFmt w:val="bullet"/>
+      <w:lvlText w:val=""/>
+      <w:lvlJc w:val="left"/>
+      <w:pPr>
+        <w:tabs>
+          <w:tab w:val="num" w:pos="6480"/>
+        </w:tabs>
+        <w:ind w:left="6480" w:hanging="360"/>
+      </w:pPr>
+      <w:rPr>
+        <w:rFonts w:ascii="Wingdings" w:hAnsi="Wingdings" w:hint="default"/>
+        <w:sz w:val="20"/>
+      </w:rPr>
+    </w:lvl>
+  </w:abstractNum>
+  <w:abstractNum w:abstractNumId="4">
+    <w:nsid w:val="5C9B71F7"/>
+    <w:multiLevelType w:val="multilevel"/>
+    <w:tmpl w:val="CD421BAA"/>
+    <w:lvl w:ilvl="0">
+      <w:start w:val="1"/>
+      <w:numFmt w:val="bullet"/>
+      <w:lvlText w:val=""/>
+      <w:lvlJc w:val="left"/>
+      <w:pPr>
+        <w:tabs>
+          <w:tab w:val="num" w:pos="720"/>
+        </w:tabs>
+        <w:ind w:left="720" w:hanging="360"/>
+      </w:pPr>
+      <w:rPr>
+        <w:rFonts w:ascii="Symbol" w:hAnsi="Symbol" w:hint="default"/>
+        <w:sz w:val="20"/>
+      </w:rPr>
+    </w:lvl>
+    <w:lvl w:ilvl="1" w:tentative="1">
+      <w:start w:val="1"/>
+      <w:numFmt w:val="bullet"/>
+      <w:lvlText w:val="o"/>
+      <w:lvlJc w:val="left"/>
+      <w:pPr>
+        <w:tabs>
+          <w:tab w:val="num" w:pos="1440"/>
+        </w:tabs>
+        <w:ind w:left="1440" w:hanging="360"/>
+      </w:pPr>
+      <w:rPr>
+        <w:rFonts w:ascii="Courier New" w:hAnsi="Courier New" w:hint="default"/>
+        <w:sz w:val="20"/>
+      </w:rPr>
+    </w:lvl>
+    <w:lvl w:ilvl="2" w:tentative="1">
+      <w:start w:val="1"/>
+      <w:numFmt w:val="bullet"/>
+      <w:lvlText w:val=""/>
+      <w:lvlJc w:val="left"/>
+      <w:pPr>
+        <w:tabs>
+          <w:tab w:val="num" w:pos="2160"/>
+        </w:tabs>
+        <w:ind w:left="2160" w:hanging="360"/>
+      </w:pPr>
+      <w:rPr>
+        <w:rFonts w:ascii="Wingdings" w:hAnsi="Wingdings" w:hint="default"/>
+        <w:sz w:val="20"/>
+      </w:rPr>
+    </w:lvl>
+    <w:lvl w:ilvl="3" w:tentative="1">
+      <w:start w:val="1"/>
+      <w:numFmt w:val="bullet"/>
+      <w:lvlText w:val=""/>
+      <w:lvlJc w:val="left"/>
+      <w:pPr>
+        <w:tabs>
+          <w:tab w:val="num" w:pos="2880"/>
+        </w:tabs>
+        <w:ind w:left="2880" w:hanging="360"/>
+      </w:pPr>
+      <w:rPr>
+        <w:rFonts w:ascii="Wingdings" w:hAnsi="Wingdings" w:hint="default"/>
+        <w:sz w:val="20"/>
+      </w:rPr>
+    </w:lvl>
+    <w:lvl w:ilvl="4" w:tentative="1">
+      <w:start w:val="1"/>
+      <w:numFmt w:val="bullet"/>
+      <w:lvlText w:val=""/>
+      <w:lvlJc w:val="left"/>
+      <w:pPr>
+        <w:tabs>
+          <w:tab w:val="num" w:pos="3600"/>
+        </w:tabs>
+        <w:ind w:left="3600" w:hanging="360"/>
+      </w:pPr>
+      <w:rPr>
+        <w:rFonts w:ascii="Wingdings" w:hAnsi="Wingdings" w:hint="default"/>
+        <w:sz w:val="20"/>
+      </w:rPr>
+    </w:lvl>
+    <w:lvl w:ilvl="5" w:tentative="1">
+      <w:start w:val="1"/>
+      <w:numFmt w:val="bullet"/>
+      <w:lvlText w:val=""/>
+      <w:lvlJc w:val="left"/>
+      <w:pPr>
+        <w:tabs>
+          <w:tab w:val="num" w:pos="4320"/>
+        </w:tabs>
+        <w:ind w:left="4320" w:hanging="360"/>
+      </w:pPr>
+      <w:rPr>
+        <w:rFonts w:ascii="Wingdings" w:hAnsi="Wingdings" w:hint="default"/>
+        <w:sz w:val="20"/>
+      </w:rPr>
+    </w:lvl>
+    <w:lvl w:ilvl="6" w:tentative="1">
+      <w:start w:val="1"/>
+      <w:numFmt w:val="bullet"/>
+      <w:lvlText w:val=""/>
+      <w:lvlJc w:val="left"/>
+      <w:pPr>
+        <w:tabs>
+          <w:tab w:val="num" w:pos="5040"/>
+        </w:tabs>
+        <w:ind w:left="5040" w:hanging="360"/>
+      </w:pPr>
+      <w:rPr>
+        <w:rFonts w:ascii="Wingdings" w:hAnsi="Wingdings" w:hint="default"/>
+        <w:sz w:val="20"/>
+      </w:rPr>
+    </w:lvl>
+    <w:lvl w:ilvl="7" w:tentative="1">
+      <w:start w:val="1"/>
+      <w:numFmt w:val="bullet"/>
+      <w:lvlText w:val=""/>
+      <w:lvlJc w:val="left"/>
+      <w:pPr>
+        <w:tabs>
+          <w:tab w:val="num" w:pos="5760"/>
+        </w:tabs>
+        <w:ind w:left="5760" w:hanging="360"/>
+      </w:pPr>
+      <w:rPr>
+        <w:rFonts w:ascii="Wingdings" w:hAnsi="Wingdings" w:hint="default"/>
+        <w:sz w:val="20"/>
+      </w:rPr>
+    </w:lvl>
+    <w:lvl w:ilvl="8" w:tentative="1">
+      <w:start w:val="1"/>
+      <w:numFmt w:val="bullet"/>
+      <w:lvlText w:val=""/>
+      <w:lvlJc w:val="left"/>
+      <w:pPr>
+        <w:tabs>
+          <w:tab w:val="num" w:pos="6480"/>
+        </w:tabs>
+        <w:ind w:left="6480" w:hanging="360"/>
+      </w:pPr>
+      <w:rPr>
+        <w:rFonts w:ascii="Wingdings" w:hAnsi="Wingdings" w:hint="default"/>
+        <w:sz w:val="20"/>
+      </w:rPr>
+    </w:lvl>
+  </w:abstractNum>
+  <w:abstractNum w:abstractNumId="5">
     <w:nsid w:val="60B42830"/>
     <w:multiLevelType w:val="multilevel"/>
     <w:tmpl w:val="EA94F5DC"/>
@@ -1516,7 +2614,156 @@
       </w:pPr>
     </w:lvl>
   </w:abstractNum>
-  <w:abstractNum w:abstractNumId="3">
+  <w:abstractNum w:abstractNumId="6">
+    <w:nsid w:val="62C27F09"/>
+    <w:multiLevelType w:val="multilevel"/>
+    <w:tmpl w:val="BBB45B90"/>
+    <w:lvl w:ilvl="0">
+      <w:start w:val="1"/>
+      <w:numFmt w:val="bullet"/>
+      <w:lvlText w:val=""/>
+      <w:lvlJc w:val="left"/>
+      <w:pPr>
+        <w:tabs>
+          <w:tab w:val="num" w:pos="720"/>
+        </w:tabs>
+        <w:ind w:left="720" w:hanging="360"/>
+      </w:pPr>
+      <w:rPr>
+        <w:rFonts w:ascii="Symbol" w:hAnsi="Symbol" w:hint="default"/>
+        <w:sz w:val="20"/>
+      </w:rPr>
+    </w:lvl>
+    <w:lvl w:ilvl="1" w:tentative="1">
+      <w:start w:val="1"/>
+      <w:numFmt w:val="bullet"/>
+      <w:lvlText w:val="o"/>
+      <w:lvlJc w:val="left"/>
+      <w:pPr>
+        <w:tabs>
+          <w:tab w:val="num" w:pos="1440"/>
+        </w:tabs>
+        <w:ind w:left="1440" w:hanging="360"/>
+      </w:pPr>
+      <w:rPr>
+        <w:rFonts w:ascii="Courier New" w:hAnsi="Courier New" w:hint="default"/>
+        <w:sz w:val="20"/>
+      </w:rPr>
+    </w:lvl>
+    <w:lvl w:ilvl="2" w:tentative="1">
+      <w:start w:val="1"/>
+      <w:numFmt w:val="bullet"/>
+      <w:lvlText w:val=""/>
+      <w:lvlJc w:val="left"/>
+      <w:pPr>
+        <w:tabs>
+          <w:tab w:val="num" w:pos="2160"/>
+        </w:tabs>
+        <w:ind w:left="2160" w:hanging="360"/>
+      </w:pPr>
+      <w:rPr>
+        <w:rFonts w:ascii="Wingdings" w:hAnsi="Wingdings" w:hint="default"/>
+        <w:sz w:val="20"/>
+      </w:rPr>
+    </w:lvl>
+    <w:lvl w:ilvl="3" w:tentative="1">
+      <w:start w:val="1"/>
+      <w:numFmt w:val="bullet"/>
+      <w:lvlText w:val=""/>
+      <w:lvlJc w:val="left"/>
+      <w:pPr>
+        <w:tabs>
+          <w:tab w:val="num" w:pos="2880"/>
+        </w:tabs>
+        <w:ind w:left="2880" w:hanging="360"/>
+      </w:pPr>
+      <w:rPr>
+        <w:rFonts w:ascii="Wingdings" w:hAnsi="Wingdings" w:hint="default"/>
+        <w:sz w:val="20"/>
+      </w:rPr>
+    </w:lvl>
+    <w:lvl w:ilvl="4" w:tentative="1">
+      <w:start w:val="1"/>
+      <w:numFmt w:val="bullet"/>
+      <w:lvlText w:val=""/>
+      <w:lvlJc w:val="left"/>
+      <w:pPr>
+        <w:tabs>
+          <w:tab w:val="num" w:pos="3600"/>
+        </w:tabs>
+        <w:ind w:left="3600" w:hanging="360"/>
+      </w:pPr>
+      <w:rPr>
+        <w:rFonts w:ascii="Wingdings" w:hAnsi="Wingdings" w:hint="default"/>
+        <w:sz w:val="20"/>
+      </w:rPr>
+    </w:lvl>
+    <w:lvl w:ilvl="5" w:tentative="1">
+      <w:start w:val="1"/>
+      <w:numFmt w:val="bullet"/>
+      <w:lvlText w:val=""/>
+      <w:lvlJc w:val="left"/>
+      <w:pPr>
+        <w:tabs>
+          <w:tab w:val="num" w:pos="4320"/>
+        </w:tabs>
+        <w:ind w:left="4320" w:hanging="360"/>
+      </w:pPr>
+      <w:rPr>
+        <w:rFonts w:ascii="Wingdings" w:hAnsi="Wingdings" w:hint="default"/>
+        <w:sz w:val="20"/>
+      </w:rPr>
+    </w:lvl>
+    <w:lvl w:ilvl="6" w:tentative="1">
+      <w:start w:val="1"/>
+      <w:numFmt w:val="bullet"/>
+      <w:lvlText w:val=""/>
+      <w:lvlJc w:val="left"/>
+      <w:pPr>
+        <w:tabs>
+          <w:tab w:val="num" w:pos="5040"/>
+        </w:tabs>
+        <w:ind w:left="5040" w:hanging="360"/>
+      </w:pPr>
+      <w:rPr>
+        <w:rFonts w:ascii="Wingdings" w:hAnsi="Wingdings" w:hint="default"/>
+        <w:sz w:val="20"/>
+      </w:rPr>
+    </w:lvl>
+    <w:lvl w:ilvl="7" w:tentative="1">
+      <w:start w:val="1"/>
+      <w:numFmt w:val="bullet"/>
+      <w:lvlText w:val=""/>
+      <w:lvlJc w:val="left"/>
+      <w:pPr>
+        <w:tabs>
+          <w:tab w:val="num" w:pos="5760"/>
+        </w:tabs>
+        <w:ind w:left="5760" w:hanging="360"/>
+      </w:pPr>
+      <w:rPr>
+        <w:rFonts w:ascii="Wingdings" w:hAnsi="Wingdings" w:hint="default"/>
+        <w:sz w:val="20"/>
+      </w:rPr>
+    </w:lvl>
+    <w:lvl w:ilvl="8" w:tentative="1">
+      <w:start w:val="1"/>
+      <w:numFmt w:val="bullet"/>
+      <w:lvlText w:val=""/>
+      <w:lvlJc w:val="left"/>
+      <w:pPr>
+        <w:tabs>
+          <w:tab w:val="num" w:pos="6480"/>
+        </w:tabs>
+        <w:ind w:left="6480" w:hanging="360"/>
+      </w:pPr>
+      <w:rPr>
+        <w:rFonts w:ascii="Wingdings" w:hAnsi="Wingdings" w:hint="default"/>
+        <w:sz w:val="20"/>
+      </w:rPr>
+    </w:lvl>
+  </w:abstractNum>
+  <w:abstractNum w:abstractNumId="7">
     <w:nsid w:val="710C20E3"/>
     <w:multiLevelType w:val="multilevel"/>
     <w:tmpl w:val="DED8C2BE"/>
@@ -1662,16 +2909,28 @@
     </w:lvl>
   </w:abstractNum>
   <w:num w:numId="1">
-    <w:abstractNumId w:val="3"/>
+    <w:abstractNumId w:val="7"/>
   </w:num>
   <w:num w:numId="2">
-    <w:abstractNumId w:val="1"/>
+    <w:abstractNumId w:val="2"/>
   </w:num>
   <w:num w:numId="3">
-    <w:abstractNumId w:val="2"/>
+    <w:abstractNumId w:val="5"/>
   </w:num>
   <w:num w:numId="4">
     <w:abstractNumId w:val="0"/>
+  </w:num>
+  <w:num w:numId="5">
+    <w:abstractNumId w:val="3"/>
+  </w:num>
+  <w:num w:numId="6">
+    <w:abstractNumId w:val="4"/>
+  </w:num>
+  <w:num w:numId="7">
+    <w:abstractNumId w:val="6"/>
+  </w:num>
+  <w:num w:numId="8">
+    <w:abstractNumId w:val="1"/>
   </w:num>
 </w:numbering>
 </file>
@@ -2089,6 +3348,29 @@
       <w:szCs w:val="27"/>
     </w:rPr>
   </w:style>
+  <w:style w:type="paragraph" w:styleId="Heading4">
+    <w:name w:val="heading 4"/>
+    <w:basedOn w:val="Normal"/>
+    <w:next w:val="Normal"/>
+    <w:link w:val="Heading4Char"/>
+    <w:uiPriority w:val="9"/>
+    <w:semiHidden/>
+    <w:unhideWhenUsed/>
+    <w:qFormat/>
+    <w:rsid w:val="00375BC4"/>
+    <w:pPr>
+      <w:keepNext/>
+      <w:keepLines/>
+      <w:spacing w:before="40" w:after="0"/>
+      <w:outlineLvl w:val="3"/>
+    </w:pPr>
+    <w:rPr>
+      <w:rFonts w:asciiTheme="majorHAnsi" w:eastAsiaTheme="majorEastAsia" w:hAnsiTheme="majorHAnsi" w:cstheme="majorBidi"/>
+      <w:i/>
+      <w:iCs/>
+      <w:color w:val="2E74B5" w:themeColor="accent1" w:themeShade="BF"/>
+    </w:rPr>
+  </w:style>
   <w:style w:type="character" w:default="1" w:styleId="DefaultParagraphFont">
     <w:name w:val="Default Paragraph Font"/>
     <w:uiPriority w:val="1"/>
@@ -2134,7 +3416,6 @@
     <w:name w:val="Normal (Web)"/>
     <w:basedOn w:val="Normal"/>
     <w:uiPriority w:val="99"/>
-    <w:semiHidden/>
     <w:unhideWhenUsed/>
     <w:rsid w:val="00170ADE"/>
     <w:pPr>
@@ -2157,6 +3438,20 @@
       <w:rFonts w:ascii="Courier New" w:eastAsia="Times New Roman" w:hAnsi="Courier New" w:cs="Courier New"/>
       <w:sz w:val="20"/>
       <w:szCs w:val="20"/>
+    </w:rPr>
+  </w:style>
+  <w:style w:type="character" w:customStyle="1" w:styleId="Heading4Char">
+    <w:name w:val="Heading 4 Char"/>
+    <w:basedOn w:val="DefaultParagraphFont"/>
+    <w:link w:val="Heading4"/>
+    <w:uiPriority w:val="9"/>
+    <w:semiHidden/>
+    <w:rsid w:val="00375BC4"/>
+    <w:rPr>
+      <w:rFonts w:asciiTheme="majorHAnsi" w:eastAsiaTheme="majorEastAsia" w:hAnsiTheme="majorHAnsi" w:cstheme="majorBidi"/>
+      <w:i/>
+      <w:iCs/>
+      <w:color w:val="2E74B5" w:themeColor="accent1" w:themeShade="BF"/>
     </w:rPr>
   </w:style>
 </w:styles>

--- a/Project_Plan.docx
+++ b/Project_Plan.docx
@@ -4,25 +4,358 @@
   <w:body>
     <w:p>
       <w:pPr>
+        <w:spacing w:before="100" w:beforeAutospacing="1" w:after="100" w:afterAutospacing="1" w:line="240" w:lineRule="auto"/>
+        <w:jc w:val="center"/>
+        <w:outlineLvl w:val="2"/>
+        <w:rPr>
+          <w:rFonts w:ascii="Trebuchet MS" w:eastAsia="Times New Roman" w:hAnsi="Trebuchet MS" w:cs="Times New Roman"/>
+          <w:b/>
+          <w:bCs/>
+          <w:sz w:val="56"/>
+          <w:szCs w:val="56"/>
+        </w:rPr>
+      </w:pPr>
+      <w:r>
+        <w:rPr>
+          <w:rFonts w:ascii="Trebuchet MS" w:eastAsia="Times New Roman" w:hAnsi="Trebuchet MS" w:cs="Times New Roman"/>
+          <w:b/>
+          <w:bCs/>
+          <w:sz w:val="56"/>
+          <w:szCs w:val="56"/>
+        </w:rPr>
+        <w:t>UGANDA CHRISTIAN UNIVERSITY</w:t>
+      </w:r>
+    </w:p>
+    <w:p>
+      <w:pPr>
+        <w:spacing w:before="100" w:beforeAutospacing="1" w:after="100" w:afterAutospacing="1" w:line="240" w:lineRule="auto"/>
+        <w:jc w:val="center"/>
+        <w:outlineLvl w:val="2"/>
+        <w:rPr>
+          <w:rFonts w:ascii="Trebuchet MS" w:eastAsia="Times New Roman" w:hAnsi="Trebuchet MS" w:cs="Times New Roman"/>
+          <w:bCs/>
+          <w:sz w:val="40"/>
+          <w:szCs w:val="40"/>
+        </w:rPr>
+      </w:pPr>
+      <w:r>
+        <w:rPr>
+          <w:rFonts w:ascii="Trebuchet MS" w:eastAsia="Times New Roman" w:hAnsi="Trebuchet MS" w:cs="Times New Roman"/>
+          <w:bCs/>
+          <w:sz w:val="40"/>
+          <w:szCs w:val="40"/>
+        </w:rPr>
+        <w:t>BISHOP BARHAM UNIVERSITY COLLEGE</w:t>
+      </w:r>
+    </w:p>
+    <w:p>
+      <w:pPr>
+        <w:spacing w:before="100" w:beforeAutospacing="1" w:after="100" w:afterAutospacing="1" w:line="240" w:lineRule="auto"/>
+        <w:jc w:val="center"/>
+        <w:outlineLvl w:val="2"/>
+        <w:rPr>
+          <w:rFonts w:ascii="Trebuchet MS" w:eastAsia="Times New Roman" w:hAnsi="Trebuchet MS" w:cs="Times New Roman"/>
+          <w:b/>
+          <w:bCs/>
+          <w:sz w:val="36"/>
+          <w:szCs w:val="36"/>
+        </w:rPr>
+      </w:pPr>
+      <w:r>
+        <w:rPr>
+          <w:rFonts w:ascii="Trebuchet MS" w:eastAsia="Times New Roman" w:hAnsi="Trebuchet MS" w:cs="Times New Roman"/>
+          <w:b/>
+          <w:bCs/>
+          <w:sz w:val="36"/>
+          <w:szCs w:val="36"/>
+        </w:rPr>
+        <w:t>WEB AND MOBILE APPLICATION DEVELOPMENT</w:t>
+      </w:r>
+    </w:p>
+    <w:p>
+      <w:pPr>
+        <w:spacing w:before="100" w:beforeAutospacing="1" w:after="100" w:afterAutospacing="1" w:line="240" w:lineRule="auto"/>
+        <w:jc w:val="center"/>
+        <w:outlineLvl w:val="2"/>
+        <w:rPr>
+          <w:rFonts w:ascii="Trebuchet MS" w:eastAsia="Times New Roman" w:hAnsi="Trebuchet MS" w:cs="Times New Roman"/>
+          <w:b/>
+          <w:bCs/>
+          <w:sz w:val="36"/>
+          <w:szCs w:val="36"/>
+        </w:rPr>
+      </w:pPr>
+      <w:r>
+        <w:rPr>
+          <w:rFonts w:ascii="Trebuchet MS" w:eastAsia="Times New Roman" w:hAnsi="Trebuchet MS" w:cs="Times New Roman"/>
+          <w:b/>
+          <w:bCs/>
+          <w:sz w:val="36"/>
+          <w:szCs w:val="36"/>
+        </w:rPr>
+        <w:t>PROJECT BASED EXAM REP</w:t>
+      </w:r>
+      <w:bookmarkStart w:id="0" w:name="_GoBack"/>
+      <w:bookmarkEnd w:id="0"/>
+      <w:r>
+        <w:rPr>
+          <w:rFonts w:ascii="Trebuchet MS" w:eastAsia="Times New Roman" w:hAnsi="Trebuchet MS" w:cs="Times New Roman"/>
+          <w:b/>
+          <w:bCs/>
+          <w:sz w:val="36"/>
+          <w:szCs w:val="36"/>
+        </w:rPr>
+        <w:t>ORT</w:t>
+      </w:r>
+    </w:p>
+    <w:p>
+      <w:pPr>
+        <w:spacing w:before="100" w:beforeAutospacing="1" w:after="100" w:afterAutospacing="1" w:line="240" w:lineRule="auto"/>
+        <w:jc w:val="center"/>
+        <w:outlineLvl w:val="2"/>
+        <w:rPr>
+          <w:rFonts w:ascii="Trebuchet MS" w:eastAsia="Times New Roman" w:hAnsi="Trebuchet MS" w:cs="Times New Roman"/>
+          <w:b/>
+          <w:bCs/>
+          <w:sz w:val="36"/>
+          <w:szCs w:val="36"/>
+        </w:rPr>
+      </w:pPr>
+    </w:p>
+    <w:p>
+      <w:pPr>
         <w:spacing w:before="100" w:beforeAutospacing="1" w:after="100" w:afterAutospacing="1" w:line="360" w:lineRule="auto"/>
-        <w:jc w:val="both"/>
+        <w:jc w:val="center"/>
         <w:outlineLvl w:val="2"/>
         <w:rPr>
           <w:rFonts w:ascii="Trebuchet MS" w:eastAsia="Times New Roman" w:hAnsi="Trebuchet MS" w:cs="Times New Roman"/>
-          <w:b/>
-          <w:bCs/>
-          <w:sz w:val="24"/>
-          <w:szCs w:val="24"/>
-        </w:rPr>
-      </w:pPr>
-      <w:r>
-        <w:rPr>
-          <w:rFonts w:ascii="Trebuchet MS" w:eastAsia="Times New Roman" w:hAnsi="Trebuchet MS" w:cs="Times New Roman"/>
-          <w:b/>
-          <w:bCs/>
-          <w:sz w:val="24"/>
-          <w:szCs w:val="24"/>
-        </w:rPr>
+          <w:bCs/>
+          <w:sz w:val="36"/>
+          <w:szCs w:val="36"/>
+        </w:rPr>
+      </w:pPr>
+      <w:r>
+        <w:rPr>
+          <w:rFonts w:ascii="Trebuchet MS" w:eastAsia="Times New Roman" w:hAnsi="Trebuchet MS" w:cs="Times New Roman"/>
+          <w:bCs/>
+          <w:sz w:val="36"/>
+          <w:szCs w:val="36"/>
+        </w:rPr>
+        <w:t>TUHAIRWE SANDRA       S25/BBUC/BSIT/023</w:t>
+      </w:r>
+    </w:p>
+    <w:p>
+      <w:pPr>
+        <w:spacing w:before="100" w:beforeAutospacing="1" w:after="100" w:afterAutospacing="1" w:line="360" w:lineRule="auto"/>
+        <w:jc w:val="center"/>
+        <w:outlineLvl w:val="2"/>
+        <w:rPr>
+          <w:rFonts w:ascii="Trebuchet MS" w:eastAsia="Times New Roman" w:hAnsi="Trebuchet MS" w:cs="Times New Roman"/>
+          <w:bCs/>
+          <w:sz w:val="36"/>
+          <w:szCs w:val="36"/>
+        </w:rPr>
+      </w:pPr>
+      <w:r>
+        <w:rPr>
+          <w:rFonts w:ascii="Trebuchet MS" w:eastAsia="Times New Roman" w:hAnsi="Trebuchet MS" w:cs="Times New Roman"/>
+          <w:bCs/>
+          <w:sz w:val="36"/>
+          <w:szCs w:val="36"/>
+        </w:rPr>
+        <w:t>AHUMUZA SETH            S25/BBUC/BSIT/001</w:t>
+      </w:r>
+    </w:p>
+    <w:p>
+      <w:pPr>
+        <w:spacing w:before="100" w:beforeAutospacing="1" w:after="100" w:afterAutospacing="1" w:line="360" w:lineRule="auto"/>
+        <w:jc w:val="both"/>
+        <w:outlineLvl w:val="2"/>
+        <w:rPr>
+          <w:rFonts w:ascii="Trebuchet MS" w:eastAsia="Times New Roman" w:hAnsi="Trebuchet MS" w:cs="Times New Roman"/>
+          <w:b/>
+          <w:bCs/>
+          <w:sz w:val="24"/>
+          <w:szCs w:val="24"/>
+        </w:rPr>
+      </w:pPr>
+    </w:p>
+    <w:p>
+      <w:pPr>
+        <w:spacing w:before="100" w:beforeAutospacing="1" w:after="100" w:afterAutospacing="1" w:line="360" w:lineRule="auto"/>
+        <w:jc w:val="both"/>
+        <w:outlineLvl w:val="2"/>
+        <w:rPr>
+          <w:rFonts w:ascii="Trebuchet MS" w:eastAsia="Times New Roman" w:hAnsi="Trebuchet MS" w:cs="Times New Roman"/>
+          <w:b/>
+          <w:bCs/>
+          <w:sz w:val="24"/>
+          <w:szCs w:val="24"/>
+        </w:rPr>
+      </w:pPr>
+    </w:p>
+    <w:p>
+      <w:pPr>
+        <w:spacing w:before="100" w:beforeAutospacing="1" w:after="100" w:afterAutospacing="1" w:line="360" w:lineRule="auto"/>
+        <w:jc w:val="both"/>
+        <w:outlineLvl w:val="2"/>
+        <w:rPr>
+          <w:rFonts w:ascii="Trebuchet MS" w:eastAsia="Times New Roman" w:hAnsi="Trebuchet MS" w:cs="Times New Roman"/>
+          <w:b/>
+          <w:bCs/>
+          <w:sz w:val="24"/>
+          <w:szCs w:val="24"/>
+        </w:rPr>
+      </w:pPr>
+    </w:p>
+    <w:p>
+      <w:pPr>
+        <w:spacing w:before="100" w:beforeAutospacing="1" w:after="100" w:afterAutospacing="1" w:line="360" w:lineRule="auto"/>
+        <w:jc w:val="both"/>
+        <w:outlineLvl w:val="2"/>
+        <w:rPr>
+          <w:rFonts w:ascii="Trebuchet MS" w:eastAsia="Times New Roman" w:hAnsi="Trebuchet MS" w:cs="Times New Roman"/>
+          <w:b/>
+          <w:bCs/>
+          <w:sz w:val="24"/>
+          <w:szCs w:val="24"/>
+        </w:rPr>
+      </w:pPr>
+    </w:p>
+    <w:p>
+      <w:pPr>
+        <w:spacing w:before="100" w:beforeAutospacing="1" w:after="100" w:afterAutospacing="1" w:line="360" w:lineRule="auto"/>
+        <w:jc w:val="both"/>
+        <w:outlineLvl w:val="2"/>
+        <w:rPr>
+          <w:rFonts w:ascii="Trebuchet MS" w:eastAsia="Times New Roman" w:hAnsi="Trebuchet MS" w:cs="Times New Roman"/>
+          <w:b/>
+          <w:bCs/>
+          <w:sz w:val="24"/>
+          <w:szCs w:val="24"/>
+        </w:rPr>
+      </w:pPr>
+    </w:p>
+    <w:p>
+      <w:pPr>
+        <w:spacing w:before="100" w:beforeAutospacing="1" w:after="100" w:afterAutospacing="1" w:line="360" w:lineRule="auto"/>
+        <w:jc w:val="both"/>
+        <w:outlineLvl w:val="2"/>
+        <w:rPr>
+          <w:rFonts w:ascii="Trebuchet MS" w:eastAsia="Times New Roman" w:hAnsi="Trebuchet MS" w:cs="Times New Roman"/>
+          <w:b/>
+          <w:bCs/>
+          <w:sz w:val="24"/>
+          <w:szCs w:val="24"/>
+        </w:rPr>
+      </w:pPr>
+    </w:p>
+    <w:p>
+      <w:pPr>
+        <w:spacing w:before="100" w:beforeAutospacing="1" w:after="100" w:afterAutospacing="1" w:line="360" w:lineRule="auto"/>
+        <w:jc w:val="both"/>
+        <w:outlineLvl w:val="2"/>
+        <w:rPr>
+          <w:rFonts w:ascii="Trebuchet MS" w:eastAsia="Times New Roman" w:hAnsi="Trebuchet MS" w:cs="Times New Roman"/>
+          <w:b/>
+          <w:bCs/>
+          <w:sz w:val="24"/>
+          <w:szCs w:val="24"/>
+        </w:rPr>
+      </w:pPr>
+    </w:p>
+    <w:p>
+      <w:pPr>
+        <w:spacing w:before="100" w:beforeAutospacing="1" w:after="100" w:afterAutospacing="1" w:line="360" w:lineRule="auto"/>
+        <w:jc w:val="both"/>
+        <w:outlineLvl w:val="2"/>
+        <w:rPr>
+          <w:rFonts w:ascii="Trebuchet MS" w:eastAsia="Times New Roman" w:hAnsi="Trebuchet MS" w:cs="Times New Roman"/>
+          <w:b/>
+          <w:bCs/>
+          <w:sz w:val="24"/>
+          <w:szCs w:val="24"/>
+        </w:rPr>
+      </w:pPr>
+    </w:p>
+    <w:p>
+      <w:pPr>
+        <w:spacing w:before="100" w:beforeAutospacing="1" w:after="100" w:afterAutospacing="1" w:line="360" w:lineRule="auto"/>
+        <w:jc w:val="both"/>
+        <w:outlineLvl w:val="2"/>
+        <w:rPr>
+          <w:rFonts w:ascii="Trebuchet MS" w:eastAsia="Times New Roman" w:hAnsi="Trebuchet MS" w:cs="Times New Roman"/>
+          <w:b/>
+          <w:bCs/>
+          <w:sz w:val="24"/>
+          <w:szCs w:val="24"/>
+        </w:rPr>
+      </w:pPr>
+    </w:p>
+    <w:p>
+      <w:pPr>
+        <w:spacing w:before="100" w:beforeAutospacing="1" w:after="100" w:afterAutospacing="1" w:line="360" w:lineRule="auto"/>
+        <w:jc w:val="both"/>
+        <w:outlineLvl w:val="2"/>
+        <w:rPr>
+          <w:rFonts w:ascii="Trebuchet MS" w:eastAsia="Times New Roman" w:hAnsi="Trebuchet MS" w:cs="Times New Roman"/>
+          <w:b/>
+          <w:bCs/>
+          <w:sz w:val="24"/>
+          <w:szCs w:val="24"/>
+        </w:rPr>
+      </w:pPr>
+    </w:p>
+    <w:p>
+      <w:pPr>
+        <w:spacing w:before="100" w:beforeAutospacing="1" w:after="100" w:afterAutospacing="1" w:line="360" w:lineRule="auto"/>
+        <w:jc w:val="both"/>
+        <w:outlineLvl w:val="2"/>
+        <w:rPr>
+          <w:rFonts w:ascii="Trebuchet MS" w:eastAsia="Times New Roman" w:hAnsi="Trebuchet MS" w:cs="Times New Roman"/>
+          <w:b/>
+          <w:bCs/>
+          <w:sz w:val="24"/>
+          <w:szCs w:val="24"/>
+        </w:rPr>
+      </w:pPr>
+    </w:p>
+    <w:p>
+      <w:pPr>
+        <w:spacing w:before="100" w:beforeAutospacing="1" w:after="100" w:afterAutospacing="1" w:line="360" w:lineRule="auto"/>
+        <w:jc w:val="both"/>
+        <w:outlineLvl w:val="2"/>
+        <w:rPr>
+          <w:rFonts w:ascii="Trebuchet MS" w:eastAsia="Times New Roman" w:hAnsi="Trebuchet MS" w:cs="Times New Roman"/>
+          <w:b/>
+          <w:bCs/>
+          <w:sz w:val="24"/>
+          <w:szCs w:val="24"/>
+        </w:rPr>
+      </w:pPr>
+    </w:p>
+    <w:p>
+      <w:pPr>
+        <w:spacing w:before="100" w:beforeAutospacing="1" w:after="100" w:afterAutospacing="1" w:line="360" w:lineRule="auto"/>
+        <w:jc w:val="both"/>
+        <w:outlineLvl w:val="2"/>
+        <w:rPr>
+          <w:rFonts w:ascii="Trebuchet MS" w:eastAsia="Times New Roman" w:hAnsi="Trebuchet MS" w:cs="Times New Roman"/>
+          <w:b/>
+          <w:bCs/>
+          <w:sz w:val="24"/>
+          <w:szCs w:val="24"/>
+        </w:rPr>
+      </w:pPr>
+      <w:r>
+        <w:rPr>
+          <w:rFonts w:ascii="Trebuchet MS" w:eastAsia="Times New Roman" w:hAnsi="Trebuchet MS" w:cs="Times New Roman"/>
+          <w:b/>
+          <w:bCs/>
+          <w:sz w:val="24"/>
+          <w:szCs w:val="24"/>
+        </w:rPr>
+        <w:lastRenderedPageBreak/>
         <w:t>1. The Problem Statement</w:t>
       </w:r>
     </w:p>
@@ -224,11 +557,8 @@
     </w:p>
     <w:p>
       <w:pPr>
-        <w:numPr>
-          <w:ilvl w:val="0"/>
-          <w:numId w:val="2"/>
-        </w:numPr>
         <w:spacing w:before="100" w:beforeAutospacing="1" w:after="100" w:afterAutospacing="1" w:line="360" w:lineRule="auto"/>
+        <w:ind w:left="360"/>
         <w:jc w:val="both"/>
         <w:rPr>
           <w:rFonts w:ascii="Trebuchet MS" w:eastAsia="Times New Roman" w:hAnsi="Trebuchet MS" w:cs="Times New Roman"/>
@@ -275,11 +605,8 @@
     </w:p>
     <w:p>
       <w:pPr>
-        <w:numPr>
-          <w:ilvl w:val="0"/>
-          <w:numId w:val="2"/>
-        </w:numPr>
         <w:spacing w:before="100" w:beforeAutospacing="1" w:after="100" w:afterAutospacing="1" w:line="360" w:lineRule="auto"/>
+        <w:ind w:left="360"/>
         <w:jc w:val="both"/>
         <w:rPr>
           <w:rFonts w:ascii="Trebuchet MS" w:eastAsia="Times New Roman" w:hAnsi="Trebuchet MS" w:cs="Times New Roman"/>
@@ -308,11 +635,8 @@
     </w:p>
     <w:p>
       <w:pPr>
-        <w:numPr>
-          <w:ilvl w:val="0"/>
-          <w:numId w:val="2"/>
-        </w:numPr>
         <w:spacing w:before="100" w:beforeAutospacing="1" w:after="100" w:afterAutospacing="1" w:line="360" w:lineRule="auto"/>
+        <w:ind w:left="360"/>
         <w:jc w:val="both"/>
         <w:rPr>
           <w:rFonts w:ascii="Trebuchet MS" w:eastAsia="Times New Roman" w:hAnsi="Trebuchet MS" w:cs="Times New Roman"/>
@@ -431,6 +755,7 @@
         <w:rPr>
           <w:rFonts w:ascii="Trebuchet MS" w:hAnsi="Trebuchet MS"/>
         </w:rPr>
+        <w:lastRenderedPageBreak/>
         <w:t xml:space="preserve">This is what the UCU </w:t>
       </w:r>
       <w:r>
@@ -459,7 +784,6 @@
         <w:rPr>
           <w:rFonts w:ascii="Trebuchet MS" w:hAnsi="Trebuchet MS"/>
         </w:rPr>
-        <w:lastRenderedPageBreak/>
         <w:t xml:space="preserve">Built with </w:t>
       </w:r>
       <w:r>
@@ -831,7 +1155,6 @@
           <w:sz w:val="24"/>
           <w:szCs w:val="24"/>
         </w:rPr>
-        <w:lastRenderedPageBreak/>
         <w:t>Interface Mockup</w:t>
       </w:r>
     </w:p>
@@ -1206,11 +1529,8 @@
     <w:p>
       <w:pPr>
         <w:pStyle w:val="NormalWeb"/>
-        <w:numPr>
-          <w:ilvl w:val="0"/>
-          <w:numId w:val="5"/>
-        </w:numPr>
-        <w:spacing w:line="360" w:lineRule="auto"/>
+        <w:spacing w:line="360" w:lineRule="auto"/>
+        <w:ind w:left="360"/>
         <w:jc w:val="both"/>
         <w:rPr>
           <w:rFonts w:ascii="Trebuchet MS" w:hAnsi="Trebuchet MS"/>
@@ -1234,11 +1554,8 @@
     <w:p>
       <w:pPr>
         <w:pStyle w:val="NormalWeb"/>
-        <w:numPr>
-          <w:ilvl w:val="0"/>
-          <w:numId w:val="5"/>
-        </w:numPr>
-        <w:spacing w:line="360" w:lineRule="auto"/>
+        <w:spacing w:line="360" w:lineRule="auto"/>
+        <w:ind w:left="360"/>
         <w:jc w:val="both"/>
         <w:rPr>
           <w:rFonts w:ascii="Trebuchet MS" w:hAnsi="Trebuchet MS"/>
@@ -1262,11 +1579,8 @@
     <w:p>
       <w:pPr>
         <w:pStyle w:val="NormalWeb"/>
-        <w:numPr>
-          <w:ilvl w:val="0"/>
-          <w:numId w:val="5"/>
-        </w:numPr>
-        <w:spacing w:line="360" w:lineRule="auto"/>
+        <w:spacing w:line="360" w:lineRule="auto"/>
+        <w:ind w:left="360"/>
         <w:jc w:val="both"/>
         <w:rPr>
           <w:rFonts w:ascii="Trebuchet MS" w:hAnsi="Trebuchet MS"/>
@@ -1378,11 +1692,8 @@
     <w:p>
       <w:pPr>
         <w:pStyle w:val="NormalWeb"/>
-        <w:numPr>
-          <w:ilvl w:val="0"/>
-          <w:numId w:val="6"/>
-        </w:numPr>
-        <w:spacing w:line="360" w:lineRule="auto"/>
+        <w:spacing w:line="360" w:lineRule="auto"/>
+        <w:ind w:left="360"/>
         <w:jc w:val="both"/>
         <w:rPr>
           <w:rFonts w:ascii="Trebuchet MS" w:hAnsi="Trebuchet MS"/>
@@ -1420,11 +1731,8 @@
     <w:p>
       <w:pPr>
         <w:pStyle w:val="NormalWeb"/>
-        <w:numPr>
-          <w:ilvl w:val="0"/>
-          <w:numId w:val="6"/>
-        </w:numPr>
-        <w:spacing w:line="360" w:lineRule="auto"/>
+        <w:spacing w:line="360" w:lineRule="auto"/>
+        <w:ind w:left="360"/>
         <w:jc w:val="both"/>
         <w:rPr>
           <w:rFonts w:ascii="Trebuchet MS" w:hAnsi="Trebuchet MS"/>
@@ -1490,11 +1798,8 @@
     <w:p>
       <w:pPr>
         <w:pStyle w:val="NormalWeb"/>
-        <w:numPr>
-          <w:ilvl w:val="0"/>
-          <w:numId w:val="7"/>
-        </w:numPr>
-        <w:spacing w:line="360" w:lineRule="auto"/>
+        <w:spacing w:line="360" w:lineRule="auto"/>
+        <w:ind w:left="360"/>
         <w:jc w:val="both"/>
         <w:rPr>
           <w:rFonts w:ascii="Trebuchet MS" w:hAnsi="Trebuchet MS"/>
@@ -1518,22 +1823,20 @@
     <w:p>
       <w:pPr>
         <w:pStyle w:val="NormalWeb"/>
-        <w:numPr>
-          <w:ilvl w:val="0"/>
-          <w:numId w:val="7"/>
-        </w:numPr>
-        <w:spacing w:line="360" w:lineRule="auto"/>
-        <w:jc w:val="both"/>
-        <w:rPr>
-          <w:rFonts w:ascii="Trebuchet MS" w:hAnsi="Trebuchet MS"/>
-        </w:rPr>
-      </w:pPr>
-      <w:r>
-        <w:rPr>
-          <w:rFonts w:ascii="Trebuchet MS" w:hAnsi="Trebuchet MS"/>
-          <w:b/>
-          <w:bCs/>
-        </w:rPr>
+        <w:spacing w:line="360" w:lineRule="auto"/>
+        <w:ind w:left="360"/>
+        <w:jc w:val="both"/>
+        <w:rPr>
+          <w:rFonts w:ascii="Trebuchet MS" w:hAnsi="Trebuchet MS"/>
+        </w:rPr>
+      </w:pPr>
+      <w:r>
+        <w:rPr>
+          <w:rFonts w:ascii="Trebuchet MS" w:hAnsi="Trebuchet MS"/>
+          <w:b/>
+          <w:bCs/>
+        </w:rPr>
+        <w:lastRenderedPageBreak/>
         <w:t>CSS3:</w:t>
       </w:r>
       <w:r>
@@ -1546,23 +1849,19 @@
     <w:p>
       <w:pPr>
         <w:pStyle w:val="NormalWeb"/>
-        <w:numPr>
-          <w:ilvl w:val="0"/>
-          <w:numId w:val="7"/>
-        </w:numPr>
-        <w:spacing w:line="360" w:lineRule="auto"/>
-        <w:jc w:val="both"/>
-        <w:rPr>
-          <w:rFonts w:ascii="Trebuchet MS" w:hAnsi="Trebuchet MS"/>
-        </w:rPr>
-      </w:pPr>
-      <w:r>
-        <w:rPr>
-          <w:rFonts w:ascii="Trebuchet MS" w:hAnsi="Trebuchet MS"/>
-          <w:b/>
-          <w:bCs/>
-        </w:rPr>
-        <w:lastRenderedPageBreak/>
+        <w:spacing w:line="360" w:lineRule="auto"/>
+        <w:ind w:left="360"/>
+        <w:jc w:val="both"/>
+        <w:rPr>
+          <w:rFonts w:ascii="Trebuchet MS" w:hAnsi="Trebuchet MS"/>
+        </w:rPr>
+      </w:pPr>
+      <w:r>
+        <w:rPr>
+          <w:rFonts w:ascii="Trebuchet MS" w:hAnsi="Trebuchet MS"/>
+          <w:b/>
+          <w:bCs/>
+        </w:rPr>
         <w:t>JavaScript:</w:t>
       </w:r>
       <w:r>
@@ -1638,11 +1937,8 @@
     <w:p>
       <w:pPr>
         <w:pStyle w:val="NormalWeb"/>
-        <w:numPr>
-          <w:ilvl w:val="0"/>
-          <w:numId w:val="8"/>
-        </w:numPr>
-        <w:spacing w:line="360" w:lineRule="auto"/>
+        <w:spacing w:line="360" w:lineRule="auto"/>
+        <w:ind w:left="360"/>
         <w:jc w:val="both"/>
         <w:rPr>
           <w:rFonts w:ascii="Trebuchet MS" w:hAnsi="Trebuchet MS"/>
@@ -1680,11 +1976,8 @@
     <w:p>
       <w:pPr>
         <w:pStyle w:val="NormalWeb"/>
-        <w:numPr>
-          <w:ilvl w:val="0"/>
-          <w:numId w:val="8"/>
-        </w:numPr>
-        <w:spacing w:line="360" w:lineRule="auto"/>
+        <w:spacing w:line="360" w:lineRule="auto"/>
+        <w:ind w:left="360"/>
         <w:jc w:val="both"/>
       </w:pPr>
       <w:r>
@@ -1706,15 +1999,7 @@
         <w:rPr>
           <w:rFonts w:ascii="Trebuchet MS" w:hAnsi="Trebuchet MS"/>
         </w:rPr>
-        <w:t>timestamp</w:t>
-      </w:r>
-      <w:bookmarkStart w:id="0" w:name="_GoBack"/>
-      <w:bookmarkEnd w:id="0"/>
-      <w:r>
-        <w:rPr>
-          <w:rFonts w:ascii="Trebuchet MS" w:hAnsi="Trebuchet MS"/>
-        </w:rPr>
-        <w:t>ed</w:t>
+        <w:t>timestamped</w:t>
       </w:r>
       <w:proofErr w:type="spellEnd"/>
       <w:r>
@@ -1726,6 +2011,495 @@
       <w:r>
         <w:t>.</w:t>
       </w:r>
+    </w:p>
+    <w:p>
+      <w:pPr>
+        <w:pStyle w:val="Heading3"/>
+        <w:spacing w:line="360" w:lineRule="auto"/>
+        <w:jc w:val="both"/>
+        <w:rPr>
+          <w:rFonts w:ascii="Trebuchet MS" w:hAnsi="Trebuchet MS"/>
+          <w:sz w:val="24"/>
+          <w:szCs w:val="24"/>
+        </w:rPr>
+      </w:pPr>
+      <w:r>
+        <w:rPr>
+          <w:rFonts w:ascii="Trebuchet MS" w:hAnsi="Trebuchet MS"/>
+          <w:sz w:val="24"/>
+          <w:szCs w:val="24"/>
+        </w:rPr>
+        <w:t>Feasibility Study</w:t>
+      </w:r>
+    </w:p>
+    <w:p>
+      <w:pPr>
+        <w:pStyle w:val="NormalWeb"/>
+        <w:spacing w:line="360" w:lineRule="auto"/>
+        <w:jc w:val="both"/>
+        <w:rPr>
+          <w:rFonts w:ascii="Trebuchet MS" w:hAnsi="Trebuchet MS"/>
+        </w:rPr>
+      </w:pPr>
+      <w:r>
+        <w:rPr>
+          <w:rFonts w:ascii="Trebuchet MS" w:hAnsi="Trebuchet MS"/>
+        </w:rPr>
+        <w:t xml:space="preserve">A feasibility study was conducted to determine the viability of the </w:t>
+      </w:r>
+      <w:r>
+        <w:rPr>
+          <w:rFonts w:ascii="Trebuchet MS" w:hAnsi="Trebuchet MS"/>
+          <w:b/>
+          <w:bCs/>
+        </w:rPr>
+        <w:t>Student Study Group Finder</w:t>
+      </w:r>
+      <w:r>
+        <w:rPr>
+          <w:rFonts w:ascii="Trebuchet MS" w:hAnsi="Trebuchet MS"/>
+        </w:rPr>
+        <w:t xml:space="preserve"> project at Bishop </w:t>
+      </w:r>
+      <w:proofErr w:type="spellStart"/>
+      <w:r>
+        <w:rPr>
+          <w:rFonts w:ascii="Trebuchet MS" w:hAnsi="Trebuchet MS"/>
+        </w:rPr>
+        <w:t>Barham</w:t>
+      </w:r>
+      <w:proofErr w:type="spellEnd"/>
+      <w:r>
+        <w:rPr>
+          <w:rFonts w:ascii="Trebuchet MS" w:hAnsi="Trebuchet MS"/>
+        </w:rPr>
+        <w:t xml:space="preserve"> University College. The study focused on three main pillars: Technical, Economic, and Operational feasibility.</w:t>
+      </w:r>
+    </w:p>
+    <w:p>
+      <w:pPr>
+        <w:pStyle w:val="Heading4"/>
+        <w:spacing w:line="360" w:lineRule="auto"/>
+        <w:jc w:val="both"/>
+        <w:rPr>
+          <w:rFonts w:ascii="Trebuchet MS" w:hAnsi="Trebuchet MS"/>
+          <w:b/>
+          <w:i w:val="0"/>
+          <w:color w:val="auto"/>
+          <w:sz w:val="24"/>
+          <w:szCs w:val="24"/>
+        </w:rPr>
+      </w:pPr>
+      <w:r>
+        <w:rPr>
+          <w:rFonts w:ascii="Trebuchet MS" w:hAnsi="Trebuchet MS"/>
+          <w:b/>
+          <w:i w:val="0"/>
+          <w:color w:val="auto"/>
+          <w:sz w:val="24"/>
+          <w:szCs w:val="24"/>
+        </w:rPr>
+        <w:t>Technical Feasibility</w:t>
+      </w:r>
+    </w:p>
+    <w:p>
+      <w:pPr>
+        <w:pStyle w:val="NormalWeb"/>
+        <w:spacing w:line="360" w:lineRule="auto"/>
+        <w:jc w:val="both"/>
+        <w:rPr>
+          <w:rFonts w:ascii="Trebuchet MS" w:hAnsi="Trebuchet MS"/>
+        </w:rPr>
+      </w:pPr>
+      <w:r>
+        <w:rPr>
+          <w:rFonts w:ascii="Trebuchet MS" w:hAnsi="Trebuchet MS"/>
+        </w:rPr>
+        <w:t>This section assesses whether the current technical resources are sufficient to build the system.</w:t>
+      </w:r>
+    </w:p>
+    <w:p>
+      <w:pPr>
+        <w:pStyle w:val="NormalWeb"/>
+        <w:spacing w:line="360" w:lineRule="auto"/>
+        <w:ind w:left="360"/>
+        <w:jc w:val="both"/>
+        <w:rPr>
+          <w:rFonts w:ascii="Trebuchet MS" w:hAnsi="Trebuchet MS"/>
+        </w:rPr>
+      </w:pPr>
+      <w:r>
+        <w:rPr>
+          <w:rFonts w:ascii="Trebuchet MS" w:hAnsi="Trebuchet MS"/>
+          <w:b/>
+          <w:bCs/>
+        </w:rPr>
+        <w:t>Hardware:</w:t>
+      </w:r>
+      <w:r>
+        <w:rPr>
+          <w:rFonts w:ascii="Trebuchet MS" w:hAnsi="Trebuchet MS"/>
+        </w:rPr>
+        <w:t xml:space="preserve"> The development team possesses laptops with sufficient RAM and processing power to run a local server (XAMPP/WAMP).</w:t>
+      </w:r>
+    </w:p>
+    <w:p>
+      <w:pPr>
+        <w:pStyle w:val="NormalWeb"/>
+        <w:spacing w:line="360" w:lineRule="auto"/>
+        <w:ind w:left="360"/>
+        <w:jc w:val="both"/>
+        <w:rPr>
+          <w:rFonts w:ascii="Trebuchet MS" w:hAnsi="Trebuchet MS"/>
+        </w:rPr>
+      </w:pPr>
+      <w:r>
+        <w:rPr>
+          <w:rFonts w:ascii="Trebuchet MS" w:hAnsi="Trebuchet MS"/>
+          <w:b/>
+          <w:bCs/>
+        </w:rPr>
+        <w:t>Software:</w:t>
+      </w:r>
+      <w:r>
+        <w:rPr>
+          <w:rFonts w:ascii="Trebuchet MS" w:hAnsi="Trebuchet MS"/>
+        </w:rPr>
+        <w:t xml:space="preserve"> The choice of </w:t>
+      </w:r>
+      <w:r>
+        <w:rPr>
+          <w:rFonts w:ascii="Trebuchet MS" w:hAnsi="Trebuchet MS"/>
+          <w:b/>
+          <w:bCs/>
+        </w:rPr>
+        <w:t>PHP</w:t>
+      </w:r>
+      <w:r>
+        <w:rPr>
+          <w:rFonts w:ascii="Trebuchet MS" w:hAnsi="Trebuchet MS"/>
+        </w:rPr>
+        <w:t xml:space="preserve"> and </w:t>
+      </w:r>
+      <w:r>
+        <w:rPr>
+          <w:rFonts w:ascii="Trebuchet MS" w:hAnsi="Trebuchet MS"/>
+          <w:b/>
+          <w:bCs/>
+        </w:rPr>
+        <w:t>MySQL</w:t>
+      </w:r>
+      <w:r>
+        <w:rPr>
+          <w:rFonts w:ascii="Trebuchet MS" w:hAnsi="Trebuchet MS"/>
+        </w:rPr>
+        <w:t xml:space="preserve"> is ideal because they are open-source and compatible with most web hosting platforms.</w:t>
+      </w:r>
+    </w:p>
+    <w:p>
+      <w:pPr>
+        <w:pStyle w:val="NormalWeb"/>
+        <w:spacing w:line="360" w:lineRule="auto"/>
+        <w:ind w:left="360"/>
+        <w:jc w:val="both"/>
+        <w:rPr>
+          <w:rFonts w:ascii="Trebuchet MS" w:hAnsi="Trebuchet MS"/>
+        </w:rPr>
+      </w:pPr>
+      <w:r>
+        <w:rPr>
+          <w:rFonts w:ascii="Trebuchet MS" w:hAnsi="Trebuchet MS"/>
+          <w:b/>
+          <w:bCs/>
+        </w:rPr>
+        <w:t>Skills:</w:t>
+      </w:r>
+      <w:r>
+        <w:rPr>
+          <w:rFonts w:ascii="Trebuchet MS" w:hAnsi="Trebuchet MS"/>
+        </w:rPr>
+        <w:t xml:space="preserve"> The team has a foundational understanding of database management and web development, which will be supplemented by documentation and peer learning during the implementation phase.</w:t>
+      </w:r>
+    </w:p>
+    <w:p>
+      <w:pPr>
+        <w:pStyle w:val="Heading4"/>
+        <w:spacing w:line="360" w:lineRule="auto"/>
+        <w:jc w:val="both"/>
+        <w:rPr>
+          <w:rFonts w:ascii="Trebuchet MS" w:hAnsi="Trebuchet MS"/>
+          <w:b/>
+          <w:i w:val="0"/>
+          <w:color w:val="auto"/>
+          <w:sz w:val="24"/>
+          <w:szCs w:val="24"/>
+        </w:rPr>
+      </w:pPr>
+      <w:r>
+        <w:rPr>
+          <w:rFonts w:ascii="Trebuchet MS" w:hAnsi="Trebuchet MS"/>
+          <w:color w:val="auto"/>
+          <w:sz w:val="24"/>
+          <w:szCs w:val="24"/>
+        </w:rPr>
+        <w:t xml:space="preserve"> </w:t>
+      </w:r>
+      <w:r>
+        <w:rPr>
+          <w:rFonts w:ascii="Trebuchet MS" w:hAnsi="Trebuchet MS"/>
+          <w:b/>
+          <w:i w:val="0"/>
+          <w:color w:val="auto"/>
+          <w:sz w:val="24"/>
+          <w:szCs w:val="24"/>
+        </w:rPr>
+        <w:t>Economic Feasibility</w:t>
+      </w:r>
+    </w:p>
+    <w:p>
+      <w:pPr>
+        <w:pStyle w:val="NormalWeb"/>
+        <w:spacing w:line="360" w:lineRule="auto"/>
+        <w:jc w:val="both"/>
+        <w:rPr>
+          <w:rFonts w:ascii="Trebuchet MS" w:hAnsi="Trebuchet MS"/>
+        </w:rPr>
+      </w:pPr>
+      <w:r>
+        <w:rPr>
+          <w:rFonts w:ascii="Trebuchet MS" w:hAnsi="Trebuchet MS"/>
+        </w:rPr>
+        <w:t>This assesses the costs versus the benefits of the project.</w:t>
+      </w:r>
+    </w:p>
+    <w:p>
+      <w:pPr>
+        <w:pStyle w:val="NormalWeb"/>
+        <w:spacing w:line="360" w:lineRule="auto"/>
+        <w:ind w:left="360"/>
+        <w:jc w:val="both"/>
+        <w:rPr>
+          <w:rFonts w:ascii="Trebuchet MS" w:hAnsi="Trebuchet MS"/>
+        </w:rPr>
+      </w:pPr>
+      <w:r>
+        <w:rPr>
+          <w:rFonts w:ascii="Trebuchet MS" w:hAnsi="Trebuchet MS"/>
+          <w:b/>
+          <w:bCs/>
+        </w:rPr>
+        <w:lastRenderedPageBreak/>
+        <w:t>Development Cost:</w:t>
+      </w:r>
+      <w:r>
+        <w:rPr>
+          <w:rFonts w:ascii="Trebuchet MS" w:hAnsi="Trebuchet MS"/>
+        </w:rPr>
+        <w:t xml:space="preserve"> Since the project uses open-source tools (VS Code, </w:t>
+      </w:r>
+      <w:proofErr w:type="spellStart"/>
+      <w:r>
+        <w:rPr>
+          <w:rFonts w:ascii="Trebuchet MS" w:hAnsi="Trebuchet MS"/>
+        </w:rPr>
+        <w:t>Git</w:t>
+      </w:r>
+      <w:proofErr w:type="spellEnd"/>
+      <w:r>
+        <w:rPr>
+          <w:rFonts w:ascii="Trebuchet MS" w:hAnsi="Trebuchet MS"/>
+        </w:rPr>
+        <w:t xml:space="preserve">, PHP, MySQL), the financial cost of development is </w:t>
+      </w:r>
+      <w:r>
+        <w:rPr>
+          <w:rFonts w:ascii="Trebuchet MS" w:hAnsi="Trebuchet MS"/>
+          <w:b/>
+          <w:bCs/>
+        </w:rPr>
+        <w:t>zero</w:t>
+      </w:r>
+      <w:r>
+        <w:rPr>
+          <w:rFonts w:ascii="Trebuchet MS" w:hAnsi="Trebuchet MS"/>
+        </w:rPr>
+        <w:t>.</w:t>
+      </w:r>
+    </w:p>
+    <w:p>
+      <w:pPr>
+        <w:pStyle w:val="NormalWeb"/>
+        <w:spacing w:line="360" w:lineRule="auto"/>
+        <w:ind w:left="360"/>
+        <w:jc w:val="both"/>
+        <w:rPr>
+          <w:rFonts w:ascii="Trebuchet MS" w:hAnsi="Trebuchet MS"/>
+        </w:rPr>
+      </w:pPr>
+      <w:r>
+        <w:rPr>
+          <w:rFonts w:ascii="Trebuchet MS" w:hAnsi="Trebuchet MS"/>
+          <w:b/>
+          <w:bCs/>
+        </w:rPr>
+        <w:t>Operational Cost:</w:t>
+      </w:r>
+      <w:r>
+        <w:rPr>
+          <w:rFonts w:ascii="Trebuchet MS" w:hAnsi="Trebuchet MS"/>
+        </w:rPr>
+        <w:t xml:space="preserve"> Hosting the application on the university’s local network or a free tier cloud service involves minimal to no cost.</w:t>
+      </w:r>
+    </w:p>
+    <w:p>
+      <w:pPr>
+        <w:pStyle w:val="NormalWeb"/>
+        <w:spacing w:line="360" w:lineRule="auto"/>
+        <w:ind w:left="360"/>
+        <w:jc w:val="both"/>
+        <w:rPr>
+          <w:rFonts w:ascii="Trebuchet MS" w:hAnsi="Trebuchet MS"/>
+        </w:rPr>
+      </w:pPr>
+      <w:r>
+        <w:rPr>
+          <w:rFonts w:ascii="Trebuchet MS" w:hAnsi="Trebuchet MS"/>
+          <w:b/>
+          <w:bCs/>
+        </w:rPr>
+        <w:t>Benefit:</w:t>
+      </w:r>
+      <w:r>
+        <w:rPr>
+          <w:rFonts w:ascii="Trebuchet MS" w:hAnsi="Trebuchet MS"/>
+        </w:rPr>
+        <w:t xml:space="preserve"> The primary "profit" is the academic success of the students and the improved efficiency in organizing study sessions, which far outweighs the zero financial investment.</w:t>
+      </w:r>
+    </w:p>
+    <w:p>
+      <w:pPr>
+        <w:pStyle w:val="Heading4"/>
+        <w:spacing w:line="360" w:lineRule="auto"/>
+        <w:jc w:val="both"/>
+        <w:rPr>
+          <w:rFonts w:ascii="Trebuchet MS" w:hAnsi="Trebuchet MS"/>
+          <w:b/>
+          <w:i w:val="0"/>
+          <w:color w:val="auto"/>
+          <w:sz w:val="24"/>
+          <w:szCs w:val="24"/>
+        </w:rPr>
+      </w:pPr>
+      <w:r>
+        <w:rPr>
+          <w:rFonts w:ascii="Trebuchet MS" w:hAnsi="Trebuchet MS"/>
+          <w:b/>
+          <w:i w:val="0"/>
+          <w:color w:val="auto"/>
+          <w:sz w:val="24"/>
+          <w:szCs w:val="24"/>
+        </w:rPr>
+        <w:t>Operational Feasibility</w:t>
+      </w:r>
+    </w:p>
+    <w:p>
+      <w:pPr>
+        <w:pStyle w:val="NormalWeb"/>
+        <w:spacing w:line="360" w:lineRule="auto"/>
+        <w:jc w:val="both"/>
+        <w:rPr>
+          <w:rFonts w:ascii="Trebuchet MS" w:hAnsi="Trebuchet MS"/>
+        </w:rPr>
+      </w:pPr>
+      <w:r>
+        <w:rPr>
+          <w:rFonts w:ascii="Trebuchet MS" w:hAnsi="Trebuchet MS"/>
+        </w:rPr>
+        <w:t>This assesses how well the system will be accepted by the users (UCU Students).</w:t>
+      </w:r>
+    </w:p>
+    <w:p>
+      <w:pPr>
+        <w:pStyle w:val="NormalWeb"/>
+        <w:spacing w:line="360" w:lineRule="auto"/>
+        <w:ind w:left="360"/>
+        <w:jc w:val="both"/>
+        <w:rPr>
+          <w:rFonts w:ascii="Trebuchet MS" w:hAnsi="Trebuchet MS"/>
+        </w:rPr>
+      </w:pPr>
+      <w:r>
+        <w:rPr>
+          <w:rFonts w:ascii="Trebuchet MS" w:hAnsi="Trebuchet MS"/>
+          <w:b/>
+          <w:bCs/>
+        </w:rPr>
+        <w:t>Usability:</w:t>
+      </w:r>
+      <w:r>
+        <w:rPr>
+          <w:rFonts w:ascii="Trebuchet MS" w:hAnsi="Trebuchet MS"/>
+        </w:rPr>
+        <w:t xml:space="preserve"> The interface mockups ensure a simple, user-friendly experience that requires no special training for students.</w:t>
+      </w:r>
+    </w:p>
+    <w:p>
+      <w:pPr>
+        <w:pStyle w:val="NormalWeb"/>
+        <w:spacing w:line="360" w:lineRule="auto"/>
+        <w:ind w:left="360"/>
+        <w:jc w:val="both"/>
+        <w:rPr>
+          <w:rFonts w:ascii="Trebuchet MS" w:hAnsi="Trebuchet MS"/>
+        </w:rPr>
+      </w:pPr>
+      <w:r>
+        <w:rPr>
+          <w:rFonts w:ascii="Trebuchet MS" w:hAnsi="Trebuchet MS"/>
+          <w:b/>
+          <w:bCs/>
+        </w:rPr>
+        <w:t>Support:</w:t>
+      </w:r>
+      <w:r>
+        <w:rPr>
+          <w:rFonts w:ascii="Trebuchet MS" w:hAnsi="Trebuchet MS"/>
+        </w:rPr>
+        <w:t xml:space="preserve"> By automating the group-finding process, the system reduces the administrative burden on class representatives who currently manage group lists manually.</w:t>
+      </w:r>
+    </w:p>
+    <w:p>
+      <w:pPr>
+        <w:pStyle w:val="NormalWeb"/>
+        <w:spacing w:line="360" w:lineRule="auto"/>
+        <w:ind w:left="360"/>
+        <w:jc w:val="both"/>
+        <w:rPr>
+          <w:rFonts w:ascii="Trebuchet MS" w:hAnsi="Trebuchet MS"/>
+        </w:rPr>
+      </w:pPr>
+      <w:r>
+        <w:rPr>
+          <w:rFonts w:ascii="Trebuchet MS" w:hAnsi="Trebuchet MS"/>
+          <w:b/>
+          <w:bCs/>
+        </w:rPr>
+        <w:t>Compliance:</w:t>
+      </w:r>
+      <w:r>
+        <w:rPr>
+          <w:rFonts w:ascii="Trebuchet MS" w:hAnsi="Trebuchet MS"/>
+        </w:rPr>
+        <w:t xml:space="preserve"> The system will operate within the academic guidelines of the university, ensuring data privacy and student accountability.</w:t>
+      </w:r>
+    </w:p>
+    <w:p>
+      <w:pPr>
+        <w:pStyle w:val="NormalWeb"/>
+        <w:spacing w:line="360" w:lineRule="auto"/>
+        <w:ind w:left="360"/>
+        <w:jc w:val="both"/>
+      </w:pPr>
     </w:p>
     <w:p>
       <w:pPr>
@@ -2051,6 +2825,155 @@
     </w:lvl>
   </w:abstractNum>
   <w:abstractNum w:abstractNumId="2">
+    <w:nsid w:val="2EAD544D"/>
+    <w:multiLevelType w:val="multilevel"/>
+    <w:tmpl w:val="E6FC0888"/>
+    <w:lvl w:ilvl="0">
+      <w:start w:val="1"/>
+      <w:numFmt w:val="decimal"/>
+      <w:lvlText w:val="%1."/>
+      <w:lvlJc w:val="left"/>
+      <w:pPr>
+        <w:tabs>
+          <w:tab w:val="num" w:pos="720"/>
+        </w:tabs>
+        <w:ind w:left="720" w:hanging="360"/>
+      </w:pPr>
+      <w:rPr>
+        <w:rFonts w:hint="default"/>
+        <w:sz w:val="20"/>
+      </w:rPr>
+    </w:lvl>
+    <w:lvl w:ilvl="1" w:tentative="1">
+      <w:start w:val="1"/>
+      <w:numFmt w:val="bullet"/>
+      <w:lvlText w:val="o"/>
+      <w:lvlJc w:val="left"/>
+      <w:pPr>
+        <w:tabs>
+          <w:tab w:val="num" w:pos="1440"/>
+        </w:tabs>
+        <w:ind w:left="1440" w:hanging="360"/>
+      </w:pPr>
+      <w:rPr>
+        <w:rFonts w:ascii="Courier New" w:hAnsi="Courier New" w:hint="default"/>
+        <w:sz w:val="20"/>
+      </w:rPr>
+    </w:lvl>
+    <w:lvl w:ilvl="2" w:tentative="1">
+      <w:start w:val="1"/>
+      <w:numFmt w:val="bullet"/>
+      <w:lvlText w:val=""/>
+      <w:lvlJc w:val="left"/>
+      <w:pPr>
+        <w:tabs>
+          <w:tab w:val="num" w:pos="2160"/>
+        </w:tabs>
+        <w:ind w:left="2160" w:hanging="360"/>
+      </w:pPr>
+      <w:rPr>
+        <w:rFonts w:ascii="Wingdings" w:hAnsi="Wingdings" w:hint="default"/>
+        <w:sz w:val="20"/>
+      </w:rPr>
+    </w:lvl>
+    <w:lvl w:ilvl="3" w:tentative="1">
+      <w:start w:val="1"/>
+      <w:numFmt w:val="bullet"/>
+      <w:lvlText w:val=""/>
+      <w:lvlJc w:val="left"/>
+      <w:pPr>
+        <w:tabs>
+          <w:tab w:val="num" w:pos="2880"/>
+        </w:tabs>
+        <w:ind w:left="2880" w:hanging="360"/>
+      </w:pPr>
+      <w:rPr>
+        <w:rFonts w:ascii="Wingdings" w:hAnsi="Wingdings" w:hint="default"/>
+        <w:sz w:val="20"/>
+      </w:rPr>
+    </w:lvl>
+    <w:lvl w:ilvl="4" w:tentative="1">
+      <w:start w:val="1"/>
+      <w:numFmt w:val="bullet"/>
+      <w:lvlText w:val=""/>
+      <w:lvlJc w:val="left"/>
+      <w:pPr>
+        <w:tabs>
+          <w:tab w:val="num" w:pos="3600"/>
+        </w:tabs>
+        <w:ind w:left="3600" w:hanging="360"/>
+      </w:pPr>
+      <w:rPr>
+        <w:rFonts w:ascii="Wingdings" w:hAnsi="Wingdings" w:hint="default"/>
+        <w:sz w:val="20"/>
+      </w:rPr>
+    </w:lvl>
+    <w:lvl w:ilvl="5" w:tentative="1">
+      <w:start w:val="1"/>
+      <w:numFmt w:val="bullet"/>
+      <w:lvlText w:val=""/>
+      <w:lvlJc w:val="left"/>
+      <w:pPr>
+        <w:tabs>
+          <w:tab w:val="num" w:pos="4320"/>
+        </w:tabs>
+        <w:ind w:left="4320" w:hanging="360"/>
+      </w:pPr>
+      <w:rPr>
+        <w:rFonts w:ascii="Wingdings" w:hAnsi="Wingdings" w:hint="default"/>
+        <w:sz w:val="20"/>
+      </w:rPr>
+    </w:lvl>
+    <w:lvl w:ilvl="6" w:tentative="1">
+      <w:start w:val="1"/>
+      <w:numFmt w:val="bullet"/>
+      <w:lvlText w:val=""/>
+      <w:lvlJc w:val="left"/>
+      <w:pPr>
+        <w:tabs>
+          <w:tab w:val="num" w:pos="5040"/>
+        </w:tabs>
+        <w:ind w:left="5040" w:hanging="360"/>
+      </w:pPr>
+      <w:rPr>
+        <w:rFonts w:ascii="Wingdings" w:hAnsi="Wingdings" w:hint="default"/>
+        <w:sz w:val="20"/>
+      </w:rPr>
+    </w:lvl>
+    <w:lvl w:ilvl="7" w:tentative="1">
+      <w:start w:val="1"/>
+      <w:numFmt w:val="bullet"/>
+      <w:lvlText w:val=""/>
+      <w:lvlJc w:val="left"/>
+      <w:pPr>
+        <w:tabs>
+          <w:tab w:val="num" w:pos="5760"/>
+        </w:tabs>
+        <w:ind w:left="5760" w:hanging="360"/>
+      </w:pPr>
+      <w:rPr>
+        <w:rFonts w:ascii="Wingdings" w:hAnsi="Wingdings" w:hint="default"/>
+        <w:sz w:val="20"/>
+      </w:rPr>
+    </w:lvl>
+    <w:lvl w:ilvl="8" w:tentative="1">
+      <w:start w:val="1"/>
+      <w:numFmt w:val="bullet"/>
+      <w:lvlText w:val=""/>
+      <w:lvlJc w:val="left"/>
+      <w:pPr>
+        <w:tabs>
+          <w:tab w:val="num" w:pos="6480"/>
+        </w:tabs>
+        <w:ind w:left="6480" w:hanging="360"/>
+      </w:pPr>
+      <w:rPr>
+        <w:rFonts w:ascii="Wingdings" w:hAnsi="Wingdings" w:hint="default"/>
+        <w:sz w:val="20"/>
+      </w:rPr>
+    </w:lvl>
+  </w:abstractNum>
+  <w:abstractNum w:abstractNumId="3">
     <w:nsid w:val="38BC3303"/>
     <w:multiLevelType w:val="multilevel"/>
     <w:tmpl w:val="5184C6B6"/>
@@ -2199,7 +3122,7 @@
       </w:rPr>
     </w:lvl>
   </w:abstractNum>
-  <w:abstractNum w:abstractNumId="3">
+  <w:abstractNum w:abstractNumId="4">
     <w:nsid w:val="3BE91F22"/>
     <w:multiLevelType w:val="multilevel"/>
     <w:tmpl w:val="0BBC8DCE"/>
@@ -2348,14 +3271,163 @@
       </w:rPr>
     </w:lvl>
   </w:abstractNum>
-  <w:abstractNum w:abstractNumId="4">
+  <w:abstractNum w:abstractNumId="5">
+    <w:nsid w:val="460E54DB"/>
+    <w:multiLevelType w:val="multilevel"/>
+    <w:tmpl w:val="E6FC0888"/>
+    <w:lvl w:ilvl="0">
+      <w:start w:val="1"/>
+      <w:numFmt w:val="decimal"/>
+      <w:lvlText w:val="%1."/>
+      <w:lvlJc w:val="left"/>
+      <w:pPr>
+        <w:tabs>
+          <w:tab w:val="num" w:pos="720"/>
+        </w:tabs>
+        <w:ind w:left="720" w:hanging="360"/>
+      </w:pPr>
+      <w:rPr>
+        <w:rFonts w:hint="default"/>
+        <w:sz w:val="20"/>
+      </w:rPr>
+    </w:lvl>
+    <w:lvl w:ilvl="1" w:tentative="1">
+      <w:start w:val="1"/>
+      <w:numFmt w:val="bullet"/>
+      <w:lvlText w:val="o"/>
+      <w:lvlJc w:val="left"/>
+      <w:pPr>
+        <w:tabs>
+          <w:tab w:val="num" w:pos="1440"/>
+        </w:tabs>
+        <w:ind w:left="1440" w:hanging="360"/>
+      </w:pPr>
+      <w:rPr>
+        <w:rFonts w:ascii="Courier New" w:hAnsi="Courier New" w:hint="default"/>
+        <w:sz w:val="20"/>
+      </w:rPr>
+    </w:lvl>
+    <w:lvl w:ilvl="2" w:tentative="1">
+      <w:start w:val="1"/>
+      <w:numFmt w:val="bullet"/>
+      <w:lvlText w:val=""/>
+      <w:lvlJc w:val="left"/>
+      <w:pPr>
+        <w:tabs>
+          <w:tab w:val="num" w:pos="2160"/>
+        </w:tabs>
+        <w:ind w:left="2160" w:hanging="360"/>
+      </w:pPr>
+      <w:rPr>
+        <w:rFonts w:ascii="Wingdings" w:hAnsi="Wingdings" w:hint="default"/>
+        <w:sz w:val="20"/>
+      </w:rPr>
+    </w:lvl>
+    <w:lvl w:ilvl="3" w:tentative="1">
+      <w:start w:val="1"/>
+      <w:numFmt w:val="bullet"/>
+      <w:lvlText w:val=""/>
+      <w:lvlJc w:val="left"/>
+      <w:pPr>
+        <w:tabs>
+          <w:tab w:val="num" w:pos="2880"/>
+        </w:tabs>
+        <w:ind w:left="2880" w:hanging="360"/>
+      </w:pPr>
+      <w:rPr>
+        <w:rFonts w:ascii="Wingdings" w:hAnsi="Wingdings" w:hint="default"/>
+        <w:sz w:val="20"/>
+      </w:rPr>
+    </w:lvl>
+    <w:lvl w:ilvl="4" w:tentative="1">
+      <w:start w:val="1"/>
+      <w:numFmt w:val="bullet"/>
+      <w:lvlText w:val=""/>
+      <w:lvlJc w:val="left"/>
+      <w:pPr>
+        <w:tabs>
+          <w:tab w:val="num" w:pos="3600"/>
+        </w:tabs>
+        <w:ind w:left="3600" w:hanging="360"/>
+      </w:pPr>
+      <w:rPr>
+        <w:rFonts w:ascii="Wingdings" w:hAnsi="Wingdings" w:hint="default"/>
+        <w:sz w:val="20"/>
+      </w:rPr>
+    </w:lvl>
+    <w:lvl w:ilvl="5" w:tentative="1">
+      <w:start w:val="1"/>
+      <w:numFmt w:val="bullet"/>
+      <w:lvlText w:val=""/>
+      <w:lvlJc w:val="left"/>
+      <w:pPr>
+        <w:tabs>
+          <w:tab w:val="num" w:pos="4320"/>
+        </w:tabs>
+        <w:ind w:left="4320" w:hanging="360"/>
+      </w:pPr>
+      <w:rPr>
+        <w:rFonts w:ascii="Wingdings" w:hAnsi="Wingdings" w:hint="default"/>
+        <w:sz w:val="20"/>
+      </w:rPr>
+    </w:lvl>
+    <w:lvl w:ilvl="6" w:tentative="1">
+      <w:start w:val="1"/>
+      <w:numFmt w:val="bullet"/>
+      <w:lvlText w:val=""/>
+      <w:lvlJc w:val="left"/>
+      <w:pPr>
+        <w:tabs>
+          <w:tab w:val="num" w:pos="5040"/>
+        </w:tabs>
+        <w:ind w:left="5040" w:hanging="360"/>
+      </w:pPr>
+      <w:rPr>
+        <w:rFonts w:ascii="Wingdings" w:hAnsi="Wingdings" w:hint="default"/>
+        <w:sz w:val="20"/>
+      </w:rPr>
+    </w:lvl>
+    <w:lvl w:ilvl="7" w:tentative="1">
+      <w:start w:val="1"/>
+      <w:numFmt w:val="bullet"/>
+      <w:lvlText w:val=""/>
+      <w:lvlJc w:val="left"/>
+      <w:pPr>
+        <w:tabs>
+          <w:tab w:val="num" w:pos="5760"/>
+        </w:tabs>
+        <w:ind w:left="5760" w:hanging="360"/>
+      </w:pPr>
+      <w:rPr>
+        <w:rFonts w:ascii="Wingdings" w:hAnsi="Wingdings" w:hint="default"/>
+        <w:sz w:val="20"/>
+      </w:rPr>
+    </w:lvl>
+    <w:lvl w:ilvl="8" w:tentative="1">
+      <w:start w:val="1"/>
+      <w:numFmt w:val="bullet"/>
+      <w:lvlText w:val=""/>
+      <w:lvlJc w:val="left"/>
+      <w:pPr>
+        <w:tabs>
+          <w:tab w:val="num" w:pos="6480"/>
+        </w:tabs>
+        <w:ind w:left="6480" w:hanging="360"/>
+      </w:pPr>
+      <w:rPr>
+        <w:rFonts w:ascii="Wingdings" w:hAnsi="Wingdings" w:hint="default"/>
+        <w:sz w:val="20"/>
+      </w:rPr>
+    </w:lvl>
+  </w:abstractNum>
+  <w:abstractNum w:abstractNumId="6">
     <w:nsid w:val="5C9B71F7"/>
     <w:multiLevelType w:val="multilevel"/>
-    <w:tmpl w:val="CD421BAA"/>
+    <w:tmpl w:val="E6FC0888"/>
     <w:lvl w:ilvl="0">
       <w:start w:val="1"/>
-      <w:numFmt w:val="bullet"/>
-      <w:lvlText w:val=""/>
+      <w:numFmt w:val="decimal"/>
+      <w:lvlText w:val="%1."/>
       <w:lvlJc w:val="left"/>
       <w:pPr>
         <w:tabs>
@@ -2364,7 +3436,7 @@
         <w:ind w:left="720" w:hanging="360"/>
       </w:pPr>
       <w:rPr>
-        <w:rFonts w:ascii="Symbol" w:hAnsi="Symbol" w:hint="default"/>
+        <w:rFonts w:hint="default"/>
         <w:sz w:val="20"/>
       </w:rPr>
     </w:lvl>
@@ -2497,7 +3569,7 @@
       </w:rPr>
     </w:lvl>
   </w:abstractNum>
-  <w:abstractNum w:abstractNumId="5">
+  <w:abstractNum w:abstractNumId="7">
     <w:nsid w:val="60B42830"/>
     <w:multiLevelType w:val="multilevel"/>
     <w:tmpl w:val="EA94F5DC"/>
@@ -2614,7 +3686,7 @@
       </w:pPr>
     </w:lvl>
   </w:abstractNum>
-  <w:abstractNum w:abstractNumId="6">
+  <w:abstractNum w:abstractNumId="8">
     <w:nsid w:val="62C27F09"/>
     <w:multiLevelType w:val="multilevel"/>
     <w:tmpl w:val="BBB45B90"/>
@@ -2763,7 +3835,305 @@
       </w:rPr>
     </w:lvl>
   </w:abstractNum>
-  <w:abstractNum w:abstractNumId="7">
+  <w:abstractNum w:abstractNumId="9">
+    <w:nsid w:val="65217FCA"/>
+    <w:multiLevelType w:val="multilevel"/>
+    <w:tmpl w:val="9404DF12"/>
+    <w:lvl w:ilvl="0">
+      <w:start w:val="1"/>
+      <w:numFmt w:val="bullet"/>
+      <w:lvlText w:val=""/>
+      <w:lvlJc w:val="left"/>
+      <w:pPr>
+        <w:tabs>
+          <w:tab w:val="num" w:pos="720"/>
+        </w:tabs>
+        <w:ind w:left="720" w:hanging="360"/>
+      </w:pPr>
+      <w:rPr>
+        <w:rFonts w:ascii="Symbol" w:hAnsi="Symbol" w:hint="default"/>
+        <w:sz w:val="20"/>
+      </w:rPr>
+    </w:lvl>
+    <w:lvl w:ilvl="1" w:tentative="1">
+      <w:start w:val="1"/>
+      <w:numFmt w:val="bullet"/>
+      <w:lvlText w:val="o"/>
+      <w:lvlJc w:val="left"/>
+      <w:pPr>
+        <w:tabs>
+          <w:tab w:val="num" w:pos="1440"/>
+        </w:tabs>
+        <w:ind w:left="1440" w:hanging="360"/>
+      </w:pPr>
+      <w:rPr>
+        <w:rFonts w:ascii="Courier New" w:hAnsi="Courier New" w:hint="default"/>
+        <w:sz w:val="20"/>
+      </w:rPr>
+    </w:lvl>
+    <w:lvl w:ilvl="2" w:tentative="1">
+      <w:start w:val="1"/>
+      <w:numFmt w:val="bullet"/>
+      <w:lvlText w:val=""/>
+      <w:lvlJc w:val="left"/>
+      <w:pPr>
+        <w:tabs>
+          <w:tab w:val="num" w:pos="2160"/>
+        </w:tabs>
+        <w:ind w:left="2160" w:hanging="360"/>
+      </w:pPr>
+      <w:rPr>
+        <w:rFonts w:ascii="Wingdings" w:hAnsi="Wingdings" w:hint="default"/>
+        <w:sz w:val="20"/>
+      </w:rPr>
+    </w:lvl>
+    <w:lvl w:ilvl="3" w:tentative="1">
+      <w:start w:val="1"/>
+      <w:numFmt w:val="bullet"/>
+      <w:lvlText w:val=""/>
+      <w:lvlJc w:val="left"/>
+      <w:pPr>
+        <w:tabs>
+          <w:tab w:val="num" w:pos="2880"/>
+        </w:tabs>
+        <w:ind w:left="2880" w:hanging="360"/>
+      </w:pPr>
+      <w:rPr>
+        <w:rFonts w:ascii="Wingdings" w:hAnsi="Wingdings" w:hint="default"/>
+        <w:sz w:val="20"/>
+      </w:rPr>
+    </w:lvl>
+    <w:lvl w:ilvl="4" w:tentative="1">
+      <w:start w:val="1"/>
+      <w:numFmt w:val="bullet"/>
+      <w:lvlText w:val=""/>
+      <w:lvlJc w:val="left"/>
+      <w:pPr>
+        <w:tabs>
+          <w:tab w:val="num" w:pos="3600"/>
+        </w:tabs>
+        <w:ind w:left="3600" w:hanging="360"/>
+      </w:pPr>
+      <w:rPr>
+        <w:rFonts w:ascii="Wingdings" w:hAnsi="Wingdings" w:hint="default"/>
+        <w:sz w:val="20"/>
+      </w:rPr>
+    </w:lvl>
+    <w:lvl w:ilvl="5" w:tentative="1">
+      <w:start w:val="1"/>
+      <w:numFmt w:val="bullet"/>
+      <w:lvlText w:val=""/>
+      <w:lvlJc w:val="left"/>
+      <w:pPr>
+        <w:tabs>
+          <w:tab w:val="num" w:pos="4320"/>
+        </w:tabs>
+        <w:ind w:left="4320" w:hanging="360"/>
+      </w:pPr>
+      <w:rPr>
+        <w:rFonts w:ascii="Wingdings" w:hAnsi="Wingdings" w:hint="default"/>
+        <w:sz w:val="20"/>
+      </w:rPr>
+    </w:lvl>
+    <w:lvl w:ilvl="6" w:tentative="1">
+      <w:start w:val="1"/>
+      <w:numFmt w:val="bullet"/>
+      <w:lvlText w:val=""/>
+      <w:lvlJc w:val="left"/>
+      <w:pPr>
+        <w:tabs>
+          <w:tab w:val="num" w:pos="5040"/>
+        </w:tabs>
+        <w:ind w:left="5040" w:hanging="360"/>
+      </w:pPr>
+      <w:rPr>
+        <w:rFonts w:ascii="Wingdings" w:hAnsi="Wingdings" w:hint="default"/>
+        <w:sz w:val="20"/>
+      </w:rPr>
+    </w:lvl>
+    <w:lvl w:ilvl="7" w:tentative="1">
+      <w:start w:val="1"/>
+      <w:numFmt w:val="bullet"/>
+      <w:lvlText w:val=""/>
+      <w:lvlJc w:val="left"/>
+      <w:pPr>
+        <w:tabs>
+          <w:tab w:val="num" w:pos="5760"/>
+        </w:tabs>
+        <w:ind w:left="5760" w:hanging="360"/>
+      </w:pPr>
+      <w:rPr>
+        <w:rFonts w:ascii="Wingdings" w:hAnsi="Wingdings" w:hint="default"/>
+        <w:sz w:val="20"/>
+      </w:rPr>
+    </w:lvl>
+    <w:lvl w:ilvl="8" w:tentative="1">
+      <w:start w:val="1"/>
+      <w:numFmt w:val="bullet"/>
+      <w:lvlText w:val=""/>
+      <w:lvlJc w:val="left"/>
+      <w:pPr>
+        <w:tabs>
+          <w:tab w:val="num" w:pos="6480"/>
+        </w:tabs>
+        <w:ind w:left="6480" w:hanging="360"/>
+      </w:pPr>
+      <w:rPr>
+        <w:rFonts w:ascii="Wingdings" w:hAnsi="Wingdings" w:hint="default"/>
+        <w:sz w:val="20"/>
+      </w:rPr>
+    </w:lvl>
+  </w:abstractNum>
+  <w:abstractNum w:abstractNumId="10">
+    <w:nsid w:val="68A257B3"/>
+    <w:multiLevelType w:val="multilevel"/>
+    <w:tmpl w:val="69322C8E"/>
+    <w:lvl w:ilvl="0">
+      <w:start w:val="1"/>
+      <w:numFmt w:val="bullet"/>
+      <w:lvlText w:val=""/>
+      <w:lvlJc w:val="left"/>
+      <w:pPr>
+        <w:tabs>
+          <w:tab w:val="num" w:pos="720"/>
+        </w:tabs>
+        <w:ind w:left="720" w:hanging="360"/>
+      </w:pPr>
+      <w:rPr>
+        <w:rFonts w:ascii="Symbol" w:hAnsi="Symbol" w:hint="default"/>
+        <w:sz w:val="20"/>
+      </w:rPr>
+    </w:lvl>
+    <w:lvl w:ilvl="1" w:tentative="1">
+      <w:start w:val="1"/>
+      <w:numFmt w:val="bullet"/>
+      <w:lvlText w:val="o"/>
+      <w:lvlJc w:val="left"/>
+      <w:pPr>
+        <w:tabs>
+          <w:tab w:val="num" w:pos="1440"/>
+        </w:tabs>
+        <w:ind w:left="1440" w:hanging="360"/>
+      </w:pPr>
+      <w:rPr>
+        <w:rFonts w:ascii="Courier New" w:hAnsi="Courier New" w:hint="default"/>
+        <w:sz w:val="20"/>
+      </w:rPr>
+    </w:lvl>
+    <w:lvl w:ilvl="2" w:tentative="1">
+      <w:start w:val="1"/>
+      <w:numFmt w:val="bullet"/>
+      <w:lvlText w:val=""/>
+      <w:lvlJc w:val="left"/>
+      <w:pPr>
+        <w:tabs>
+          <w:tab w:val="num" w:pos="2160"/>
+        </w:tabs>
+        <w:ind w:left="2160" w:hanging="360"/>
+      </w:pPr>
+      <w:rPr>
+        <w:rFonts w:ascii="Wingdings" w:hAnsi="Wingdings" w:hint="default"/>
+        <w:sz w:val="20"/>
+      </w:rPr>
+    </w:lvl>
+    <w:lvl w:ilvl="3" w:tentative="1">
+      <w:start w:val="1"/>
+      <w:numFmt w:val="bullet"/>
+      <w:lvlText w:val=""/>
+      <w:lvlJc w:val="left"/>
+      <w:pPr>
+        <w:tabs>
+          <w:tab w:val="num" w:pos="2880"/>
+        </w:tabs>
+        <w:ind w:left="2880" w:hanging="360"/>
+      </w:pPr>
+      <w:rPr>
+        <w:rFonts w:ascii="Wingdings" w:hAnsi="Wingdings" w:hint="default"/>
+        <w:sz w:val="20"/>
+      </w:rPr>
+    </w:lvl>
+    <w:lvl w:ilvl="4" w:tentative="1">
+      <w:start w:val="1"/>
+      <w:numFmt w:val="bullet"/>
+      <w:lvlText w:val=""/>
+      <w:lvlJc w:val="left"/>
+      <w:pPr>
+        <w:tabs>
+          <w:tab w:val="num" w:pos="3600"/>
+        </w:tabs>
+        <w:ind w:left="3600" w:hanging="360"/>
+      </w:pPr>
+      <w:rPr>
+        <w:rFonts w:ascii="Wingdings" w:hAnsi="Wingdings" w:hint="default"/>
+        <w:sz w:val="20"/>
+      </w:rPr>
+    </w:lvl>
+    <w:lvl w:ilvl="5" w:tentative="1">
+      <w:start w:val="1"/>
+      <w:numFmt w:val="bullet"/>
+      <w:lvlText w:val=""/>
+      <w:lvlJc w:val="left"/>
+      <w:pPr>
+        <w:tabs>
+          <w:tab w:val="num" w:pos="4320"/>
+        </w:tabs>
+        <w:ind w:left="4320" w:hanging="360"/>
+      </w:pPr>
+      <w:rPr>
+        <w:rFonts w:ascii="Wingdings" w:hAnsi="Wingdings" w:hint="default"/>
+        <w:sz w:val="20"/>
+      </w:rPr>
+    </w:lvl>
+    <w:lvl w:ilvl="6" w:tentative="1">
+      <w:start w:val="1"/>
+      <w:numFmt w:val="bullet"/>
+      <w:lvlText w:val=""/>
+      <w:lvlJc w:val="left"/>
+      <w:pPr>
+        <w:tabs>
+          <w:tab w:val="num" w:pos="5040"/>
+        </w:tabs>
+        <w:ind w:left="5040" w:hanging="360"/>
+      </w:pPr>
+      <w:rPr>
+        <w:rFonts w:ascii="Wingdings" w:hAnsi="Wingdings" w:hint="default"/>
+        <w:sz w:val="20"/>
+      </w:rPr>
+    </w:lvl>
+    <w:lvl w:ilvl="7" w:tentative="1">
+      <w:start w:val="1"/>
+      <w:numFmt w:val="bullet"/>
+      <w:lvlText w:val=""/>
+      <w:lvlJc w:val="left"/>
+      <w:pPr>
+        <w:tabs>
+          <w:tab w:val="num" w:pos="5760"/>
+        </w:tabs>
+        <w:ind w:left="5760" w:hanging="360"/>
+      </w:pPr>
+      <w:rPr>
+        <w:rFonts w:ascii="Wingdings" w:hAnsi="Wingdings" w:hint="default"/>
+        <w:sz w:val="20"/>
+      </w:rPr>
+    </w:lvl>
+    <w:lvl w:ilvl="8" w:tentative="1">
+      <w:start w:val="1"/>
+      <w:numFmt w:val="bullet"/>
+      <w:lvlText w:val=""/>
+      <w:lvlJc w:val="left"/>
+      <w:pPr>
+        <w:tabs>
+          <w:tab w:val="num" w:pos="6480"/>
+        </w:tabs>
+        <w:ind w:left="6480" w:hanging="360"/>
+      </w:pPr>
+      <w:rPr>
+        <w:rFonts w:ascii="Wingdings" w:hAnsi="Wingdings" w:hint="default"/>
+        <w:sz w:val="20"/>
+      </w:rPr>
+    </w:lvl>
+  </w:abstractNum>
+  <w:abstractNum w:abstractNumId="11">
     <w:nsid w:val="710C20E3"/>
     <w:multiLevelType w:val="multilevel"/>
     <w:tmpl w:val="DED8C2BE"/>
@@ -2909,28 +4279,40 @@
     </w:lvl>
   </w:abstractNum>
   <w:num w:numId="1">
-    <w:abstractNumId w:val="7"/>
+    <w:abstractNumId w:val="11"/>
   </w:num>
   <w:num w:numId="2">
-    <w:abstractNumId w:val="2"/>
+    <w:abstractNumId w:val="3"/>
   </w:num>
   <w:num w:numId="3">
-    <w:abstractNumId w:val="5"/>
+    <w:abstractNumId w:val="7"/>
   </w:num>
   <w:num w:numId="4">
     <w:abstractNumId w:val="0"/>
   </w:num>
   <w:num w:numId="5">
-    <w:abstractNumId w:val="3"/>
+    <w:abstractNumId w:val="4"/>
   </w:num>
   <w:num w:numId="6">
-    <w:abstractNumId w:val="4"/>
+    <w:abstractNumId w:val="6"/>
   </w:num>
   <w:num w:numId="7">
-    <w:abstractNumId w:val="6"/>
+    <w:abstractNumId w:val="8"/>
   </w:num>
   <w:num w:numId="8">
     <w:abstractNumId w:val="1"/>
+  </w:num>
+  <w:num w:numId="9">
+    <w:abstractNumId w:val="10"/>
+  </w:num>
+  <w:num w:numId="10">
+    <w:abstractNumId w:val="9"/>
+  </w:num>
+  <w:num w:numId="11">
+    <w:abstractNumId w:val="2"/>
+  </w:num>
+  <w:num w:numId="12">
+    <w:abstractNumId w:val="5"/>
   </w:num>
 </w:numbering>
 </file>

--- a/Project_Plan.docx
+++ b/Project_Plan.docx
@@ -93,19 +93,7 @@
           <w:sz w:val="36"/>
           <w:szCs w:val="36"/>
         </w:rPr>
-        <w:t>PROJECT BASED EXAM REP</w:t>
-      </w:r>
-      <w:bookmarkStart w:id="0" w:name="_GoBack"/>
-      <w:bookmarkEnd w:id="0"/>
-      <w:r>
-        <w:rPr>
-          <w:rFonts w:ascii="Trebuchet MS" w:eastAsia="Times New Roman" w:hAnsi="Trebuchet MS" w:cs="Times New Roman"/>
-          <w:b/>
-          <w:bCs/>
-          <w:sz w:val="36"/>
-          <w:szCs w:val="36"/>
-        </w:rPr>
-        <w:t>ORT</w:t>
+        <w:t>PROJECT BASED EXAM REPORT</w:t>
       </w:r>
     </w:p>
     <w:p>
@@ -582,25 +570,7 @@
           <w:sz w:val="24"/>
           <w:szCs w:val="24"/>
         </w:rPr>
-        <w:t xml:space="preserve"> PHP (</w:t>
-      </w:r>
-      <w:proofErr w:type="spellStart"/>
-      <w:r>
-        <w:rPr>
-          <w:rFonts w:ascii="Trebuchet MS" w:eastAsia="Times New Roman" w:hAnsi="Trebuchet MS" w:cs="Times New Roman"/>
-          <w:sz w:val="24"/>
-          <w:szCs w:val="24"/>
-        </w:rPr>
-        <w:t>Laravel</w:t>
-      </w:r>
-      <w:proofErr w:type="spellEnd"/>
-      <w:r>
-        <w:rPr>
-          <w:rFonts w:ascii="Trebuchet MS" w:eastAsia="Times New Roman" w:hAnsi="Trebuchet MS" w:cs="Times New Roman"/>
-          <w:sz w:val="24"/>
-          <w:szCs w:val="24"/>
-        </w:rPr>
-        <w:t>) for its robust security and ease of database management.</w:t>
+        <w:t xml:space="preserve"> PHP (Laravel) for its robust security and ease of database management.</w:t>
       </w:r>
     </w:p>
     <w:p>
@@ -660,25 +630,7 @@
           <w:sz w:val="24"/>
           <w:szCs w:val="24"/>
         </w:rPr>
-        <w:t xml:space="preserve"> MySQL/</w:t>
-      </w:r>
-      <w:proofErr w:type="spellStart"/>
-      <w:r>
-        <w:rPr>
-          <w:rFonts w:ascii="Trebuchet MS" w:eastAsia="Times New Roman" w:hAnsi="Trebuchet MS" w:cs="Times New Roman"/>
-          <w:sz w:val="24"/>
-          <w:szCs w:val="24"/>
-        </w:rPr>
-        <w:t>MariaDB</w:t>
-      </w:r>
-      <w:proofErr w:type="spellEnd"/>
-      <w:r>
-        <w:rPr>
-          <w:rFonts w:ascii="Trebuchet MS" w:eastAsia="Times New Roman" w:hAnsi="Trebuchet MS" w:cs="Times New Roman"/>
-          <w:sz w:val="24"/>
-          <w:szCs w:val="24"/>
-        </w:rPr>
-        <w:t xml:space="preserve"> for structured data storage of users and groups.</w:t>
+        <w:t xml:space="preserve"> MySQL/MariaDB for structured data storage of users and groups.</w:t>
       </w:r>
     </w:p>
     <w:p>
@@ -860,25 +812,7 @@
           <w:b/>
           <w:bCs/>
         </w:rPr>
-        <w:t>PHP (</w:t>
-      </w:r>
-      <w:proofErr w:type="spellStart"/>
-      <w:r>
-        <w:rPr>
-          <w:rFonts w:ascii="Trebuchet MS" w:hAnsi="Trebuchet MS"/>
-          <w:b/>
-          <w:bCs/>
-        </w:rPr>
-        <w:t>Laravel</w:t>
-      </w:r>
-      <w:proofErr w:type="spellEnd"/>
-      <w:r>
-        <w:rPr>
-          <w:rFonts w:ascii="Trebuchet MS" w:hAnsi="Trebuchet MS"/>
-          <w:b/>
-          <w:bCs/>
-        </w:rPr>
-        <w:t>)</w:t>
+        <w:t>PHP (Laravel)</w:t>
       </w:r>
       <w:r>
         <w:rPr>
@@ -946,18 +880,8 @@
           <w:b/>
           <w:bCs/>
         </w:rPr>
-        <w:t>MySQL/</w:t>
-      </w:r>
-      <w:proofErr w:type="spellStart"/>
-      <w:r>
-        <w:rPr>
-          <w:rFonts w:ascii="Trebuchet MS" w:hAnsi="Trebuchet MS"/>
-          <w:b/>
-          <w:bCs/>
-        </w:rPr>
-        <w:t>MariaDB</w:t>
-      </w:r>
-      <w:proofErr w:type="spellEnd"/>
+        <w:t>MySQL/MariaDB</w:t>
+      </w:r>
       <w:r>
         <w:rPr>
           <w:rFonts w:ascii="Trebuchet MS" w:hAnsi="Trebuchet MS"/>
@@ -993,7 +917,6 @@
         </w:rPr>
         <w:t xml:space="preserve">, </w:t>
       </w:r>
-      <w:proofErr w:type="spellStart"/>
       <w:r>
         <w:rPr>
           <w:rStyle w:val="HTMLCode"/>
@@ -1001,7 +924,15 @@
         </w:rPr>
         <w:t>study_groups</w:t>
       </w:r>
-      <w:proofErr w:type="spellEnd"/>
+      <w:r>
+        <w:rPr>
+          <w:rStyle w:val="HTMLCode"/>
+          <w:rFonts w:ascii="Trebuchet MS" w:hAnsi="Trebuchet MS"/>
+        </w:rPr>
+        <w:t>S</w:t>
+      </w:r>
+      <w:bookmarkStart w:id="0" w:name="_GoBack"/>
+      <w:bookmarkEnd w:id="0"/>
       <w:r>
         <w:rPr>
           <w:rFonts w:ascii="Trebuchet MS" w:hAnsi="Trebuchet MS"/>
@@ -1586,43 +1517,19 @@
           <w:rFonts w:ascii="Trebuchet MS" w:hAnsi="Trebuchet MS"/>
         </w:rPr>
       </w:pPr>
-      <w:proofErr w:type="spellStart"/>
-      <w:r>
-        <w:rPr>
-          <w:rFonts w:ascii="Trebuchet MS" w:hAnsi="Trebuchet MS"/>
-          <w:b/>
-          <w:bCs/>
-        </w:rPr>
-        <w:t>Laravel</w:t>
-      </w:r>
-      <w:proofErr w:type="spellEnd"/>
-      <w:r>
-        <w:rPr>
-          <w:rFonts w:ascii="Trebuchet MS" w:hAnsi="Trebuchet MS"/>
-          <w:b/>
-          <w:bCs/>
-        </w:rPr>
-        <w:t xml:space="preserve"> Framework (Optional):</w:t>
-      </w:r>
-      <w:r>
-        <w:rPr>
-          <w:rFonts w:ascii="Trebuchet MS" w:hAnsi="Trebuchet MS"/>
-        </w:rPr>
-        <w:t xml:space="preserve"> If we use </w:t>
-      </w:r>
-      <w:proofErr w:type="spellStart"/>
-      <w:r>
-        <w:rPr>
-          <w:rFonts w:ascii="Trebuchet MS" w:hAnsi="Trebuchet MS"/>
-        </w:rPr>
-        <w:t>Laravel</w:t>
-      </w:r>
-      <w:proofErr w:type="spellEnd"/>
-      <w:r>
-        <w:rPr>
-          <w:rFonts w:ascii="Trebuchet MS" w:hAnsi="Trebuchet MS"/>
-        </w:rPr>
-        <w:t>, it provides built-in security features like protection against SQL injection and Cross-Site Request Forgery (CSRF), which is essential for protecting student data.</w:t>
+      <w:r>
+        <w:rPr>
+          <w:rFonts w:ascii="Trebuchet MS" w:hAnsi="Trebuchet MS"/>
+          <w:b/>
+          <w:bCs/>
+        </w:rPr>
+        <w:t>Laravel Framework (Optional):</w:t>
+      </w:r>
+      <w:r>
+        <w:rPr>
+          <w:rFonts w:ascii="Trebuchet MS" w:hAnsi="Trebuchet MS"/>
+        </w:rPr>
+        <w:t xml:space="preserve"> If we use Laravel, it provides built-in security features like protection against SQL injection and Cross-Site Request Forgery (CSRF), which is essential for protecting student data.</w:t>
       </w:r>
     </w:p>
     <w:p>
@@ -1657,10 +1564,80 @@
           <w:sz w:val="24"/>
           <w:szCs w:val="24"/>
         </w:rPr>
-        <w:t xml:space="preserve">Database: MySQL / </w:t>
-      </w:r>
-      <w:proofErr w:type="spellStart"/>
-      <w:r>
+        <w:t>Database: MySQL / MariaDB</w:t>
+      </w:r>
+    </w:p>
+    <w:p>
+      <w:pPr>
+        <w:pStyle w:val="NormalWeb"/>
+        <w:spacing w:line="360" w:lineRule="auto"/>
+        <w:jc w:val="both"/>
+        <w:rPr>
+          <w:rFonts w:ascii="Trebuchet MS" w:hAnsi="Trebuchet MS"/>
+        </w:rPr>
+      </w:pPr>
+      <w:r>
+        <w:rPr>
+          <w:rFonts w:ascii="Trebuchet MS" w:hAnsi="Trebuchet MS"/>
+        </w:rPr>
+        <w:t>For data storage, we chose a Relational Database Management System (RDBMS):</w:t>
+      </w:r>
+    </w:p>
+    <w:p>
+      <w:pPr>
+        <w:pStyle w:val="NormalWeb"/>
+        <w:spacing w:line="360" w:lineRule="auto"/>
+        <w:ind w:left="360"/>
+        <w:jc w:val="both"/>
+        <w:rPr>
+          <w:rFonts w:ascii="Trebuchet MS" w:hAnsi="Trebuchet MS"/>
+        </w:rPr>
+      </w:pPr>
+      <w:r>
+        <w:rPr>
+          <w:rFonts w:ascii="Trebuchet MS" w:hAnsi="Trebuchet MS"/>
+          <w:b/>
+          <w:bCs/>
+        </w:rPr>
+        <w:t>Structured Data:</w:t>
+      </w:r>
+      <w:r>
+        <w:rPr>
+          <w:rFonts w:ascii="Trebuchet MS" w:hAnsi="Trebuchet MS"/>
+        </w:rPr>
+        <w:t xml:space="preserve"> Since our data (Users, Groups, Sessions) is highly structured and related, a relational database is more efficient than a non-relational one.</w:t>
+      </w:r>
+    </w:p>
+    <w:p>
+      <w:pPr>
+        <w:pStyle w:val="NormalWeb"/>
+        <w:spacing w:line="360" w:lineRule="auto"/>
+        <w:ind w:left="360"/>
+        <w:jc w:val="both"/>
+        <w:rPr>
+          <w:rFonts w:ascii="Trebuchet MS" w:hAnsi="Trebuchet MS"/>
+        </w:rPr>
+      </w:pPr>
+      <w:r>
+        <w:rPr>
+          <w:rFonts w:ascii="Trebuchet MS" w:hAnsi="Trebuchet MS"/>
+          <w:b/>
+          <w:bCs/>
+        </w:rPr>
+        <w:t>ACID Compliance:</w:t>
+      </w:r>
+      <w:r>
+        <w:rPr>
+          <w:rFonts w:ascii="Trebuchet MS" w:hAnsi="Trebuchet MS"/>
+        </w:rPr>
+        <w:t xml:space="preserve"> This ensures that every transaction (like joining a group) is processed reliably without data loss.</w:t>
+      </w:r>
+    </w:p>
+    <w:p>
+      <w:pPr>
+        <w:pStyle w:val="Heading4"/>
+        <w:spacing w:line="360" w:lineRule="auto"/>
+        <w:jc w:val="both"/>
         <w:rPr>
           <w:rFonts w:ascii="Trebuchet MS" w:hAnsi="Trebuchet MS"/>
           <w:b/>
@@ -1669,95 +1646,8 @@
           <w:sz w:val="24"/>
           <w:szCs w:val="24"/>
         </w:rPr>
-        <w:t>MariaDB</w:t>
-      </w:r>
-      <w:proofErr w:type="spellEnd"/>
-    </w:p>
-    <w:p>
-      <w:pPr>
-        <w:pStyle w:val="NormalWeb"/>
-        <w:spacing w:line="360" w:lineRule="auto"/>
-        <w:jc w:val="both"/>
-        <w:rPr>
-          <w:rFonts w:ascii="Trebuchet MS" w:hAnsi="Trebuchet MS"/>
-        </w:rPr>
-      </w:pPr>
-      <w:r>
-        <w:rPr>
-          <w:rFonts w:ascii="Trebuchet MS" w:hAnsi="Trebuchet MS"/>
-        </w:rPr>
-        <w:t>For data storage, we chose a Relational Database Management System (RDBMS):</w:t>
-      </w:r>
-    </w:p>
-    <w:p>
-      <w:pPr>
-        <w:pStyle w:val="NormalWeb"/>
-        <w:spacing w:line="360" w:lineRule="auto"/>
-        <w:ind w:left="360"/>
-        <w:jc w:val="both"/>
-        <w:rPr>
-          <w:rFonts w:ascii="Trebuchet MS" w:hAnsi="Trebuchet MS"/>
-        </w:rPr>
-      </w:pPr>
-      <w:r>
-        <w:rPr>
-          <w:rFonts w:ascii="Trebuchet MS" w:hAnsi="Trebuchet MS"/>
-          <w:b/>
-          <w:bCs/>
-        </w:rPr>
-        <w:t>Structured Data:</w:t>
-      </w:r>
-      <w:r>
-        <w:rPr>
-          <w:rFonts w:ascii="Trebuchet MS" w:hAnsi="Trebuchet MS"/>
-        </w:rPr>
-        <w:t xml:space="preserve"> Since our data (Users, Groups, </w:t>
-      </w:r>
-      <w:proofErr w:type="gramStart"/>
-      <w:r>
-        <w:rPr>
-          <w:rFonts w:ascii="Trebuchet MS" w:hAnsi="Trebuchet MS"/>
-        </w:rPr>
-        <w:t>Sessions</w:t>
-      </w:r>
-      <w:proofErr w:type="gramEnd"/>
-      <w:r>
-        <w:rPr>
-          <w:rFonts w:ascii="Trebuchet MS" w:hAnsi="Trebuchet MS"/>
-        </w:rPr>
-        <w:t>) is highly structured and related, a relational database is more efficient than a non-relational one.</w:t>
-      </w:r>
-    </w:p>
-    <w:p>
-      <w:pPr>
-        <w:pStyle w:val="NormalWeb"/>
-        <w:spacing w:line="360" w:lineRule="auto"/>
-        <w:ind w:left="360"/>
-        <w:jc w:val="both"/>
-        <w:rPr>
-          <w:rFonts w:ascii="Trebuchet MS" w:hAnsi="Trebuchet MS"/>
-        </w:rPr>
-      </w:pPr>
-      <w:r>
-        <w:rPr>
-          <w:rFonts w:ascii="Trebuchet MS" w:hAnsi="Trebuchet MS"/>
-          <w:b/>
-          <w:bCs/>
-        </w:rPr>
-        <w:t>ACID Compliance:</w:t>
-      </w:r>
-      <w:r>
-        <w:rPr>
-          <w:rFonts w:ascii="Trebuchet MS" w:hAnsi="Trebuchet MS"/>
-        </w:rPr>
-        <w:t xml:space="preserve"> This ensures that every transaction (like joining a group) is processed reliably without data loss.</w:t>
-      </w:r>
-    </w:p>
-    <w:p>
-      <w:pPr>
-        <w:pStyle w:val="Heading4"/>
-        <w:spacing w:line="360" w:lineRule="auto"/>
-        <w:jc w:val="both"/>
+      </w:pPr>
+      <w:r>
         <w:rPr>
           <w:rFonts w:ascii="Trebuchet MS" w:hAnsi="Trebuchet MS"/>
           <w:b/>
@@ -1766,8 +1656,106 @@
           <w:sz w:val="24"/>
           <w:szCs w:val="24"/>
         </w:rPr>
-      </w:pPr>
-      <w:r>
+        <w:t>Frontend: HTML5, CSS3, and JavaScript</w:t>
+      </w:r>
+    </w:p>
+    <w:p>
+      <w:pPr>
+        <w:pStyle w:val="NormalWeb"/>
+        <w:spacing w:line="360" w:lineRule="auto"/>
+        <w:jc w:val="both"/>
+        <w:rPr>
+          <w:rFonts w:ascii="Trebuchet MS" w:hAnsi="Trebuchet MS"/>
+        </w:rPr>
+      </w:pPr>
+      <w:r>
+        <w:rPr>
+          <w:rFonts w:ascii="Trebuchet MS" w:hAnsi="Trebuchet MS"/>
+        </w:rPr>
+        <w:t>To build the user interface:</w:t>
+      </w:r>
+    </w:p>
+    <w:p>
+      <w:pPr>
+        <w:pStyle w:val="NormalWeb"/>
+        <w:spacing w:line="360" w:lineRule="auto"/>
+        <w:ind w:left="360"/>
+        <w:jc w:val="both"/>
+        <w:rPr>
+          <w:rFonts w:ascii="Trebuchet MS" w:hAnsi="Trebuchet MS"/>
+        </w:rPr>
+      </w:pPr>
+      <w:r>
+        <w:rPr>
+          <w:rFonts w:ascii="Trebuchet MS" w:hAnsi="Trebuchet MS"/>
+          <w:b/>
+          <w:bCs/>
+        </w:rPr>
+        <w:t>HTML5:</w:t>
+      </w:r>
+      <w:r>
+        <w:rPr>
+          <w:rFonts w:ascii="Trebuchet MS" w:hAnsi="Trebuchet MS"/>
+        </w:rPr>
+        <w:t xml:space="preserve"> Used for the structural layout of the web pages.</w:t>
+      </w:r>
+    </w:p>
+    <w:p>
+      <w:pPr>
+        <w:pStyle w:val="NormalWeb"/>
+        <w:spacing w:line="360" w:lineRule="auto"/>
+        <w:ind w:left="360"/>
+        <w:jc w:val="both"/>
+        <w:rPr>
+          <w:rFonts w:ascii="Trebuchet MS" w:hAnsi="Trebuchet MS"/>
+        </w:rPr>
+      </w:pPr>
+      <w:r>
+        <w:rPr>
+          <w:rFonts w:ascii="Trebuchet MS" w:hAnsi="Trebuchet MS"/>
+          <w:b/>
+          <w:bCs/>
+        </w:rPr>
+        <w:lastRenderedPageBreak/>
+        <w:t>CSS3:</w:t>
+      </w:r>
+      <w:r>
+        <w:rPr>
+          <w:rFonts w:ascii="Trebuchet MS" w:hAnsi="Trebuchet MS"/>
+        </w:rPr>
+        <w:t xml:space="preserve"> Used for styling to ensure the application looks professional and is responsive on both mobile and laptop screens.</w:t>
+      </w:r>
+    </w:p>
+    <w:p>
+      <w:pPr>
+        <w:pStyle w:val="NormalWeb"/>
+        <w:spacing w:line="360" w:lineRule="auto"/>
+        <w:ind w:left="360"/>
+        <w:jc w:val="both"/>
+        <w:rPr>
+          <w:rFonts w:ascii="Trebuchet MS" w:hAnsi="Trebuchet MS"/>
+        </w:rPr>
+      </w:pPr>
+      <w:r>
+        <w:rPr>
+          <w:rFonts w:ascii="Trebuchet MS" w:hAnsi="Trebuchet MS"/>
+          <w:b/>
+          <w:bCs/>
+        </w:rPr>
+        <w:t>JavaScript:</w:t>
+      </w:r>
+      <w:r>
+        <w:rPr>
+          <w:rFonts w:ascii="Trebuchet MS" w:hAnsi="Trebuchet MS"/>
+        </w:rPr>
+        <w:t xml:space="preserve"> Used for client-side validation (e.g., ensuring the password is long enough) without needing to refresh the page.</w:t>
+      </w:r>
+    </w:p>
+    <w:p>
+      <w:pPr>
+        <w:pStyle w:val="Heading4"/>
+        <w:spacing w:line="360" w:lineRule="auto"/>
+        <w:jc w:val="both"/>
         <w:rPr>
           <w:rFonts w:ascii="Trebuchet MS" w:hAnsi="Trebuchet MS"/>
           <w:b/>
@@ -1776,106 +1764,8 @@
           <w:sz w:val="24"/>
           <w:szCs w:val="24"/>
         </w:rPr>
-        <w:t>Frontend: HTML5, CSS3, and JavaScript</w:t>
-      </w:r>
-    </w:p>
-    <w:p>
-      <w:pPr>
-        <w:pStyle w:val="NormalWeb"/>
-        <w:spacing w:line="360" w:lineRule="auto"/>
-        <w:jc w:val="both"/>
-        <w:rPr>
-          <w:rFonts w:ascii="Trebuchet MS" w:hAnsi="Trebuchet MS"/>
-        </w:rPr>
-      </w:pPr>
-      <w:r>
-        <w:rPr>
-          <w:rFonts w:ascii="Trebuchet MS" w:hAnsi="Trebuchet MS"/>
-        </w:rPr>
-        <w:t>To build the user interface:</w:t>
-      </w:r>
-    </w:p>
-    <w:p>
-      <w:pPr>
-        <w:pStyle w:val="NormalWeb"/>
-        <w:spacing w:line="360" w:lineRule="auto"/>
-        <w:ind w:left="360"/>
-        <w:jc w:val="both"/>
-        <w:rPr>
-          <w:rFonts w:ascii="Trebuchet MS" w:hAnsi="Trebuchet MS"/>
-        </w:rPr>
-      </w:pPr>
-      <w:r>
-        <w:rPr>
-          <w:rFonts w:ascii="Trebuchet MS" w:hAnsi="Trebuchet MS"/>
-          <w:b/>
-          <w:bCs/>
-        </w:rPr>
-        <w:t>HTML5:</w:t>
-      </w:r>
-      <w:r>
-        <w:rPr>
-          <w:rFonts w:ascii="Trebuchet MS" w:hAnsi="Trebuchet MS"/>
-        </w:rPr>
-        <w:t xml:space="preserve"> Used for the structural layout of the web pages.</w:t>
-      </w:r>
-    </w:p>
-    <w:p>
-      <w:pPr>
-        <w:pStyle w:val="NormalWeb"/>
-        <w:spacing w:line="360" w:lineRule="auto"/>
-        <w:ind w:left="360"/>
-        <w:jc w:val="both"/>
-        <w:rPr>
-          <w:rFonts w:ascii="Trebuchet MS" w:hAnsi="Trebuchet MS"/>
-        </w:rPr>
-      </w:pPr>
-      <w:r>
-        <w:rPr>
-          <w:rFonts w:ascii="Trebuchet MS" w:hAnsi="Trebuchet MS"/>
-          <w:b/>
-          <w:bCs/>
-        </w:rPr>
-        <w:lastRenderedPageBreak/>
-        <w:t>CSS3:</w:t>
-      </w:r>
-      <w:r>
-        <w:rPr>
-          <w:rFonts w:ascii="Trebuchet MS" w:hAnsi="Trebuchet MS"/>
-        </w:rPr>
-        <w:t xml:space="preserve"> Used for styling to ensure the application looks professional and is responsive on both mobile and laptop screens.</w:t>
-      </w:r>
-    </w:p>
-    <w:p>
-      <w:pPr>
-        <w:pStyle w:val="NormalWeb"/>
-        <w:spacing w:line="360" w:lineRule="auto"/>
-        <w:ind w:left="360"/>
-        <w:jc w:val="both"/>
-        <w:rPr>
-          <w:rFonts w:ascii="Trebuchet MS" w:hAnsi="Trebuchet MS"/>
-        </w:rPr>
-      </w:pPr>
-      <w:r>
-        <w:rPr>
-          <w:rFonts w:ascii="Trebuchet MS" w:hAnsi="Trebuchet MS"/>
-          <w:b/>
-          <w:bCs/>
-        </w:rPr>
-        <w:t>JavaScript:</w:t>
-      </w:r>
-      <w:r>
-        <w:rPr>
-          <w:rFonts w:ascii="Trebuchet MS" w:hAnsi="Trebuchet MS"/>
-        </w:rPr>
-        <w:t xml:space="preserve"> Used for client-side validation (e.g., ensuring the password is long enough) without needing to refresh the page.</w:t>
-      </w:r>
-    </w:p>
-    <w:p>
-      <w:pPr>
-        <w:pStyle w:val="Heading4"/>
-        <w:spacing w:line="360" w:lineRule="auto"/>
-        <w:jc w:val="both"/>
+      </w:pPr>
+      <w:r>
         <w:rPr>
           <w:rFonts w:ascii="Trebuchet MS" w:hAnsi="Trebuchet MS"/>
           <w:b/>
@@ -1884,8 +1774,114 @@
           <w:sz w:val="24"/>
           <w:szCs w:val="24"/>
         </w:rPr>
-      </w:pPr>
-      <w:r>
+        <w:t>Version Control: Git &amp; GitHub</w:t>
+      </w:r>
+    </w:p>
+    <w:p>
+      <w:pPr>
+        <w:pStyle w:val="NormalWeb"/>
+        <w:spacing w:line="360" w:lineRule="auto"/>
+        <w:ind w:left="360"/>
+        <w:jc w:val="both"/>
+        <w:rPr>
+          <w:rFonts w:ascii="Trebuchet MS" w:hAnsi="Trebuchet MS"/>
+        </w:rPr>
+      </w:pPr>
+      <w:r>
+        <w:rPr>
+          <w:rFonts w:ascii="Trebuchet MS" w:hAnsi="Trebuchet MS"/>
+          <w:b/>
+          <w:bCs/>
+        </w:rPr>
+        <w:t>Collaboration:</w:t>
+      </w:r>
+      <w:r>
+        <w:rPr>
+          <w:rFonts w:ascii="Trebuchet MS" w:hAnsi="Trebuchet MS"/>
+        </w:rPr>
+        <w:t xml:space="preserve"> Since this is a team project, GitHub allows us to work on the code simultaneously without overwriting each other's work.</w:t>
+      </w:r>
+    </w:p>
+    <w:p>
+      <w:pPr>
+        <w:pStyle w:val="NormalWeb"/>
+        <w:spacing w:line="360" w:lineRule="auto"/>
+        <w:ind w:left="360"/>
+        <w:jc w:val="both"/>
+      </w:pPr>
+      <w:r>
+        <w:rPr>
+          <w:rFonts w:ascii="Trebuchet MS" w:hAnsi="Trebuchet MS"/>
+          <w:b/>
+          <w:bCs/>
+        </w:rPr>
+        <w:t>Accountability:</w:t>
+      </w:r>
+      <w:r>
+        <w:rPr>
+          <w:rFonts w:ascii="Trebuchet MS" w:hAnsi="Trebuchet MS"/>
+        </w:rPr>
+        <w:t xml:space="preserve"> Every "Commit" provides a timestamped history of who added what, which serves as evidence for our Milestone assessments</w:t>
+      </w:r>
+      <w:r>
+        <w:t>.</w:t>
+      </w:r>
+    </w:p>
+    <w:p>
+      <w:pPr>
+        <w:pStyle w:val="Heading3"/>
+        <w:spacing w:line="360" w:lineRule="auto"/>
+        <w:jc w:val="both"/>
+        <w:rPr>
+          <w:rFonts w:ascii="Trebuchet MS" w:hAnsi="Trebuchet MS"/>
+          <w:sz w:val="24"/>
+          <w:szCs w:val="24"/>
+        </w:rPr>
+      </w:pPr>
+      <w:r>
+        <w:rPr>
+          <w:rFonts w:ascii="Trebuchet MS" w:hAnsi="Trebuchet MS"/>
+          <w:sz w:val="24"/>
+          <w:szCs w:val="24"/>
+        </w:rPr>
+        <w:t>Feasibility Study</w:t>
+      </w:r>
+    </w:p>
+    <w:p>
+      <w:pPr>
+        <w:pStyle w:val="NormalWeb"/>
+        <w:spacing w:line="360" w:lineRule="auto"/>
+        <w:jc w:val="both"/>
+        <w:rPr>
+          <w:rFonts w:ascii="Trebuchet MS" w:hAnsi="Trebuchet MS"/>
+        </w:rPr>
+      </w:pPr>
+      <w:r>
+        <w:rPr>
+          <w:rFonts w:ascii="Trebuchet MS" w:hAnsi="Trebuchet MS"/>
+        </w:rPr>
+        <w:t xml:space="preserve">A feasibility study was conducted to determine the viability of the </w:t>
+      </w:r>
+      <w:r>
+        <w:rPr>
+          <w:rFonts w:ascii="Trebuchet MS" w:hAnsi="Trebuchet MS"/>
+          <w:b/>
+          <w:bCs/>
+        </w:rPr>
+        <w:t>Student Study Group Finder</w:t>
+      </w:r>
+      <w:r>
+        <w:rPr>
+          <w:rFonts w:ascii="Trebuchet MS" w:hAnsi="Trebuchet MS"/>
+        </w:rPr>
+        <w:t xml:space="preserve"> project at Bishop Barham University College. The study focused on three main pillars: Technical, Economic, and Operational feasibility.</w:t>
+      </w:r>
+    </w:p>
+    <w:p>
+      <w:pPr>
+        <w:pStyle w:val="Heading4"/>
+        <w:spacing w:line="360" w:lineRule="auto"/>
+        <w:jc w:val="both"/>
         <w:rPr>
           <w:rFonts w:ascii="Trebuchet MS" w:hAnsi="Trebuchet MS"/>
           <w:b/>
@@ -1894,9 +1890,7 @@
           <w:sz w:val="24"/>
           <w:szCs w:val="24"/>
         </w:rPr>
-        <w:t xml:space="preserve">Version Control: </w:t>
-      </w:r>
-      <w:proofErr w:type="spellStart"/>
+      </w:pPr>
       <w:r>
         <w:rPr>
           <w:rFonts w:ascii="Trebuchet MS" w:hAnsi="Trebuchet MS"/>
@@ -1906,10 +1900,133 @@
           <w:sz w:val="24"/>
           <w:szCs w:val="24"/>
         </w:rPr>
-        <w:t>Git</w:t>
-      </w:r>
-      <w:proofErr w:type="spellEnd"/>
-      <w:r>
+        <w:t>Technical Feasibility</w:t>
+      </w:r>
+    </w:p>
+    <w:p>
+      <w:pPr>
+        <w:pStyle w:val="NormalWeb"/>
+        <w:spacing w:line="360" w:lineRule="auto"/>
+        <w:jc w:val="both"/>
+        <w:rPr>
+          <w:rFonts w:ascii="Trebuchet MS" w:hAnsi="Trebuchet MS"/>
+        </w:rPr>
+      </w:pPr>
+      <w:r>
+        <w:rPr>
+          <w:rFonts w:ascii="Trebuchet MS" w:hAnsi="Trebuchet MS"/>
+        </w:rPr>
+        <w:t>This section assesses whether the current technical resources are sufficient to build the system.</w:t>
+      </w:r>
+    </w:p>
+    <w:p>
+      <w:pPr>
+        <w:pStyle w:val="NormalWeb"/>
+        <w:spacing w:line="360" w:lineRule="auto"/>
+        <w:ind w:left="360"/>
+        <w:jc w:val="both"/>
+        <w:rPr>
+          <w:rFonts w:ascii="Trebuchet MS" w:hAnsi="Trebuchet MS"/>
+        </w:rPr>
+      </w:pPr>
+      <w:r>
+        <w:rPr>
+          <w:rFonts w:ascii="Trebuchet MS" w:hAnsi="Trebuchet MS"/>
+          <w:b/>
+          <w:bCs/>
+        </w:rPr>
+        <w:t>Hardware:</w:t>
+      </w:r>
+      <w:r>
+        <w:rPr>
+          <w:rFonts w:ascii="Trebuchet MS" w:hAnsi="Trebuchet MS"/>
+        </w:rPr>
+        <w:t xml:space="preserve"> The development team possesses laptops with sufficient RAM and processing power to run a local server (XAMPP/WAMP).</w:t>
+      </w:r>
+    </w:p>
+    <w:p>
+      <w:pPr>
+        <w:pStyle w:val="NormalWeb"/>
+        <w:spacing w:line="360" w:lineRule="auto"/>
+        <w:ind w:left="360"/>
+        <w:jc w:val="both"/>
+        <w:rPr>
+          <w:rFonts w:ascii="Trebuchet MS" w:hAnsi="Trebuchet MS"/>
+        </w:rPr>
+      </w:pPr>
+      <w:r>
+        <w:rPr>
+          <w:rFonts w:ascii="Trebuchet MS" w:hAnsi="Trebuchet MS"/>
+          <w:b/>
+          <w:bCs/>
+        </w:rPr>
+        <w:t>Software:</w:t>
+      </w:r>
+      <w:r>
+        <w:rPr>
+          <w:rFonts w:ascii="Trebuchet MS" w:hAnsi="Trebuchet MS"/>
+        </w:rPr>
+        <w:t xml:space="preserve"> The choice of </w:t>
+      </w:r>
+      <w:r>
+        <w:rPr>
+          <w:rFonts w:ascii="Trebuchet MS" w:hAnsi="Trebuchet MS"/>
+          <w:b/>
+          <w:bCs/>
+        </w:rPr>
+        <w:t>PHP</w:t>
+      </w:r>
+      <w:r>
+        <w:rPr>
+          <w:rFonts w:ascii="Trebuchet MS" w:hAnsi="Trebuchet MS"/>
+        </w:rPr>
+        <w:t xml:space="preserve"> and </w:t>
+      </w:r>
+      <w:r>
+        <w:rPr>
+          <w:rFonts w:ascii="Trebuchet MS" w:hAnsi="Trebuchet MS"/>
+          <w:b/>
+          <w:bCs/>
+        </w:rPr>
+        <w:t>MySQL</w:t>
+      </w:r>
+      <w:r>
+        <w:rPr>
+          <w:rFonts w:ascii="Trebuchet MS" w:hAnsi="Trebuchet MS"/>
+        </w:rPr>
+        <w:t xml:space="preserve"> is ideal because they are open-source and compatible with most web hosting platforms.</w:t>
+      </w:r>
+    </w:p>
+    <w:p>
+      <w:pPr>
+        <w:pStyle w:val="NormalWeb"/>
+        <w:spacing w:line="360" w:lineRule="auto"/>
+        <w:ind w:left="360"/>
+        <w:jc w:val="both"/>
+        <w:rPr>
+          <w:rFonts w:ascii="Trebuchet MS" w:hAnsi="Trebuchet MS"/>
+        </w:rPr>
+      </w:pPr>
+      <w:r>
+        <w:rPr>
+          <w:rFonts w:ascii="Trebuchet MS" w:hAnsi="Trebuchet MS"/>
+          <w:b/>
+          <w:bCs/>
+        </w:rPr>
+        <w:t>Skills:</w:t>
+      </w:r>
+      <w:r>
+        <w:rPr>
+          <w:rFonts w:ascii="Trebuchet MS" w:hAnsi="Trebuchet MS"/>
+        </w:rPr>
+        <w:t xml:space="preserve"> The team has a foundational understanding of database management and web development, which will be supplemented by documentation and peer learning during the implementation phase.</w:t>
+      </w:r>
+    </w:p>
+    <w:p>
+      <w:pPr>
+        <w:pStyle w:val="Heading4"/>
+        <w:spacing w:line="360" w:lineRule="auto"/>
+        <w:jc w:val="both"/>
         <w:rPr>
           <w:rFonts w:ascii="Trebuchet MS" w:hAnsi="Trebuchet MS"/>
           <w:b/>
@@ -1918,9 +2035,16 @@
           <w:sz w:val="24"/>
           <w:szCs w:val="24"/>
         </w:rPr>
-        <w:t xml:space="preserve"> &amp; </w:t>
-      </w:r>
-      <w:proofErr w:type="spellStart"/>
+      </w:pPr>
+      <w:r>
+        <w:rPr>
+          <w:rFonts w:ascii="Trebuchet MS" w:hAnsi="Trebuchet MS"/>
+          <w:color w:val="auto"/>
+          <w:sz w:val="24"/>
+          <w:szCs w:val="24"/>
+        </w:rPr>
+        <w:t xml:space="preserve"> </w:t>
+      </w:r>
       <w:r>
         <w:rPr>
           <w:rFonts w:ascii="Trebuchet MS" w:hAnsi="Trebuchet MS"/>
@@ -1930,329 +2054,6 @@
           <w:sz w:val="24"/>
           <w:szCs w:val="24"/>
         </w:rPr>
-        <w:t>GitHub</w:t>
-      </w:r>
-      <w:proofErr w:type="spellEnd"/>
-    </w:p>
-    <w:p>
-      <w:pPr>
-        <w:pStyle w:val="NormalWeb"/>
-        <w:spacing w:line="360" w:lineRule="auto"/>
-        <w:ind w:left="360"/>
-        <w:jc w:val="both"/>
-        <w:rPr>
-          <w:rFonts w:ascii="Trebuchet MS" w:hAnsi="Trebuchet MS"/>
-        </w:rPr>
-      </w:pPr>
-      <w:r>
-        <w:rPr>
-          <w:rFonts w:ascii="Trebuchet MS" w:hAnsi="Trebuchet MS"/>
-          <w:b/>
-          <w:bCs/>
-        </w:rPr>
-        <w:t>Collaboration:</w:t>
-      </w:r>
-      <w:r>
-        <w:rPr>
-          <w:rFonts w:ascii="Trebuchet MS" w:hAnsi="Trebuchet MS"/>
-        </w:rPr>
-        <w:t xml:space="preserve"> Since this is a team project, </w:t>
-      </w:r>
-      <w:proofErr w:type="spellStart"/>
-      <w:r>
-        <w:rPr>
-          <w:rFonts w:ascii="Trebuchet MS" w:hAnsi="Trebuchet MS"/>
-        </w:rPr>
-        <w:t>GitHub</w:t>
-      </w:r>
-      <w:proofErr w:type="spellEnd"/>
-      <w:r>
-        <w:rPr>
-          <w:rFonts w:ascii="Trebuchet MS" w:hAnsi="Trebuchet MS"/>
-        </w:rPr>
-        <w:t xml:space="preserve"> allows us to work on the code simultaneously without overwriting each other's work.</w:t>
-      </w:r>
-    </w:p>
-    <w:p>
-      <w:pPr>
-        <w:pStyle w:val="NormalWeb"/>
-        <w:spacing w:line="360" w:lineRule="auto"/>
-        <w:ind w:left="360"/>
-        <w:jc w:val="both"/>
-      </w:pPr>
-      <w:r>
-        <w:rPr>
-          <w:rFonts w:ascii="Trebuchet MS" w:hAnsi="Trebuchet MS"/>
-          <w:b/>
-          <w:bCs/>
-        </w:rPr>
-        <w:t>Accountability:</w:t>
-      </w:r>
-      <w:r>
-        <w:rPr>
-          <w:rFonts w:ascii="Trebuchet MS" w:hAnsi="Trebuchet MS"/>
-        </w:rPr>
-        <w:t xml:space="preserve"> Every "Commit" provides a </w:t>
-      </w:r>
-      <w:proofErr w:type="spellStart"/>
-      <w:r>
-        <w:rPr>
-          <w:rFonts w:ascii="Trebuchet MS" w:hAnsi="Trebuchet MS"/>
-        </w:rPr>
-        <w:t>timestamped</w:t>
-      </w:r>
-      <w:proofErr w:type="spellEnd"/>
-      <w:r>
-        <w:rPr>
-          <w:rFonts w:ascii="Trebuchet MS" w:hAnsi="Trebuchet MS"/>
-        </w:rPr>
-        <w:t xml:space="preserve"> history of who added what, which serves as evidence for our Milestone assessments</w:t>
-      </w:r>
-      <w:r>
-        <w:t>.</w:t>
-      </w:r>
-    </w:p>
-    <w:p>
-      <w:pPr>
-        <w:pStyle w:val="Heading3"/>
-        <w:spacing w:line="360" w:lineRule="auto"/>
-        <w:jc w:val="both"/>
-        <w:rPr>
-          <w:rFonts w:ascii="Trebuchet MS" w:hAnsi="Trebuchet MS"/>
-          <w:sz w:val="24"/>
-          <w:szCs w:val="24"/>
-        </w:rPr>
-      </w:pPr>
-      <w:r>
-        <w:rPr>
-          <w:rFonts w:ascii="Trebuchet MS" w:hAnsi="Trebuchet MS"/>
-          <w:sz w:val="24"/>
-          <w:szCs w:val="24"/>
-        </w:rPr>
-        <w:t>Feasibility Study</w:t>
-      </w:r>
-    </w:p>
-    <w:p>
-      <w:pPr>
-        <w:pStyle w:val="NormalWeb"/>
-        <w:spacing w:line="360" w:lineRule="auto"/>
-        <w:jc w:val="both"/>
-        <w:rPr>
-          <w:rFonts w:ascii="Trebuchet MS" w:hAnsi="Trebuchet MS"/>
-        </w:rPr>
-      </w:pPr>
-      <w:r>
-        <w:rPr>
-          <w:rFonts w:ascii="Trebuchet MS" w:hAnsi="Trebuchet MS"/>
-        </w:rPr>
-        <w:t xml:space="preserve">A feasibility study was conducted to determine the viability of the </w:t>
-      </w:r>
-      <w:r>
-        <w:rPr>
-          <w:rFonts w:ascii="Trebuchet MS" w:hAnsi="Trebuchet MS"/>
-          <w:b/>
-          <w:bCs/>
-        </w:rPr>
-        <w:t>Student Study Group Finder</w:t>
-      </w:r>
-      <w:r>
-        <w:rPr>
-          <w:rFonts w:ascii="Trebuchet MS" w:hAnsi="Trebuchet MS"/>
-        </w:rPr>
-        <w:t xml:space="preserve"> project at Bishop </w:t>
-      </w:r>
-      <w:proofErr w:type="spellStart"/>
-      <w:r>
-        <w:rPr>
-          <w:rFonts w:ascii="Trebuchet MS" w:hAnsi="Trebuchet MS"/>
-        </w:rPr>
-        <w:t>Barham</w:t>
-      </w:r>
-      <w:proofErr w:type="spellEnd"/>
-      <w:r>
-        <w:rPr>
-          <w:rFonts w:ascii="Trebuchet MS" w:hAnsi="Trebuchet MS"/>
-        </w:rPr>
-        <w:t xml:space="preserve"> University College. The study focused on three main pillars: Technical, Economic, and Operational feasibility.</w:t>
-      </w:r>
-    </w:p>
-    <w:p>
-      <w:pPr>
-        <w:pStyle w:val="Heading4"/>
-        <w:spacing w:line="360" w:lineRule="auto"/>
-        <w:jc w:val="both"/>
-        <w:rPr>
-          <w:rFonts w:ascii="Trebuchet MS" w:hAnsi="Trebuchet MS"/>
-          <w:b/>
-          <w:i w:val="0"/>
-          <w:color w:val="auto"/>
-          <w:sz w:val="24"/>
-          <w:szCs w:val="24"/>
-        </w:rPr>
-      </w:pPr>
-      <w:r>
-        <w:rPr>
-          <w:rFonts w:ascii="Trebuchet MS" w:hAnsi="Trebuchet MS"/>
-          <w:b/>
-          <w:i w:val="0"/>
-          <w:color w:val="auto"/>
-          <w:sz w:val="24"/>
-          <w:szCs w:val="24"/>
-        </w:rPr>
-        <w:t>Technical Feasibility</w:t>
-      </w:r>
-    </w:p>
-    <w:p>
-      <w:pPr>
-        <w:pStyle w:val="NormalWeb"/>
-        <w:spacing w:line="360" w:lineRule="auto"/>
-        <w:jc w:val="both"/>
-        <w:rPr>
-          <w:rFonts w:ascii="Trebuchet MS" w:hAnsi="Trebuchet MS"/>
-        </w:rPr>
-      </w:pPr>
-      <w:r>
-        <w:rPr>
-          <w:rFonts w:ascii="Trebuchet MS" w:hAnsi="Trebuchet MS"/>
-        </w:rPr>
-        <w:t>This section assesses whether the current technical resources are sufficient to build the system.</w:t>
-      </w:r>
-    </w:p>
-    <w:p>
-      <w:pPr>
-        <w:pStyle w:val="NormalWeb"/>
-        <w:spacing w:line="360" w:lineRule="auto"/>
-        <w:ind w:left="360"/>
-        <w:jc w:val="both"/>
-        <w:rPr>
-          <w:rFonts w:ascii="Trebuchet MS" w:hAnsi="Trebuchet MS"/>
-        </w:rPr>
-      </w:pPr>
-      <w:r>
-        <w:rPr>
-          <w:rFonts w:ascii="Trebuchet MS" w:hAnsi="Trebuchet MS"/>
-          <w:b/>
-          <w:bCs/>
-        </w:rPr>
-        <w:t>Hardware:</w:t>
-      </w:r>
-      <w:r>
-        <w:rPr>
-          <w:rFonts w:ascii="Trebuchet MS" w:hAnsi="Trebuchet MS"/>
-        </w:rPr>
-        <w:t xml:space="preserve"> The development team possesses laptops with sufficient RAM and processing power to run a local server (XAMPP/WAMP).</w:t>
-      </w:r>
-    </w:p>
-    <w:p>
-      <w:pPr>
-        <w:pStyle w:val="NormalWeb"/>
-        <w:spacing w:line="360" w:lineRule="auto"/>
-        <w:ind w:left="360"/>
-        <w:jc w:val="both"/>
-        <w:rPr>
-          <w:rFonts w:ascii="Trebuchet MS" w:hAnsi="Trebuchet MS"/>
-        </w:rPr>
-      </w:pPr>
-      <w:r>
-        <w:rPr>
-          <w:rFonts w:ascii="Trebuchet MS" w:hAnsi="Trebuchet MS"/>
-          <w:b/>
-          <w:bCs/>
-        </w:rPr>
-        <w:t>Software:</w:t>
-      </w:r>
-      <w:r>
-        <w:rPr>
-          <w:rFonts w:ascii="Trebuchet MS" w:hAnsi="Trebuchet MS"/>
-        </w:rPr>
-        <w:t xml:space="preserve"> The choice of </w:t>
-      </w:r>
-      <w:r>
-        <w:rPr>
-          <w:rFonts w:ascii="Trebuchet MS" w:hAnsi="Trebuchet MS"/>
-          <w:b/>
-          <w:bCs/>
-        </w:rPr>
-        <w:t>PHP</w:t>
-      </w:r>
-      <w:r>
-        <w:rPr>
-          <w:rFonts w:ascii="Trebuchet MS" w:hAnsi="Trebuchet MS"/>
-        </w:rPr>
-        <w:t xml:space="preserve"> and </w:t>
-      </w:r>
-      <w:r>
-        <w:rPr>
-          <w:rFonts w:ascii="Trebuchet MS" w:hAnsi="Trebuchet MS"/>
-          <w:b/>
-          <w:bCs/>
-        </w:rPr>
-        <w:t>MySQL</w:t>
-      </w:r>
-      <w:r>
-        <w:rPr>
-          <w:rFonts w:ascii="Trebuchet MS" w:hAnsi="Trebuchet MS"/>
-        </w:rPr>
-        <w:t xml:space="preserve"> is ideal because they are open-source and compatible with most web hosting platforms.</w:t>
-      </w:r>
-    </w:p>
-    <w:p>
-      <w:pPr>
-        <w:pStyle w:val="NormalWeb"/>
-        <w:spacing w:line="360" w:lineRule="auto"/>
-        <w:ind w:left="360"/>
-        <w:jc w:val="both"/>
-        <w:rPr>
-          <w:rFonts w:ascii="Trebuchet MS" w:hAnsi="Trebuchet MS"/>
-        </w:rPr>
-      </w:pPr>
-      <w:r>
-        <w:rPr>
-          <w:rFonts w:ascii="Trebuchet MS" w:hAnsi="Trebuchet MS"/>
-          <w:b/>
-          <w:bCs/>
-        </w:rPr>
-        <w:t>Skills:</w:t>
-      </w:r>
-      <w:r>
-        <w:rPr>
-          <w:rFonts w:ascii="Trebuchet MS" w:hAnsi="Trebuchet MS"/>
-        </w:rPr>
-        <w:t xml:space="preserve"> The team has a foundational understanding of database management and web development, which will be supplemented by documentation and peer learning during the implementation phase.</w:t>
-      </w:r>
-    </w:p>
-    <w:p>
-      <w:pPr>
-        <w:pStyle w:val="Heading4"/>
-        <w:spacing w:line="360" w:lineRule="auto"/>
-        <w:jc w:val="both"/>
-        <w:rPr>
-          <w:rFonts w:ascii="Trebuchet MS" w:hAnsi="Trebuchet MS"/>
-          <w:b/>
-          <w:i w:val="0"/>
-          <w:color w:val="auto"/>
-          <w:sz w:val="24"/>
-          <w:szCs w:val="24"/>
-        </w:rPr>
-      </w:pPr>
-      <w:r>
-        <w:rPr>
-          <w:rFonts w:ascii="Trebuchet MS" w:hAnsi="Trebuchet MS"/>
-          <w:color w:val="auto"/>
-          <w:sz w:val="24"/>
-          <w:szCs w:val="24"/>
-        </w:rPr>
-        <w:t xml:space="preserve"> </w:t>
-      </w:r>
-      <w:r>
-        <w:rPr>
-          <w:rFonts w:ascii="Trebuchet MS" w:hAnsi="Trebuchet MS"/>
-          <w:b/>
-          <w:i w:val="0"/>
-          <w:color w:val="auto"/>
-          <w:sz w:val="24"/>
-          <w:szCs w:val="24"/>
-        </w:rPr>
         <w:t>Economic Feasibility</w:t>
       </w:r>
     </w:p>
@@ -2295,21 +2096,7 @@
         <w:rPr>
           <w:rFonts w:ascii="Trebuchet MS" w:hAnsi="Trebuchet MS"/>
         </w:rPr>
-        <w:t xml:space="preserve"> Since the project uses open-source tools (VS Code, </w:t>
-      </w:r>
-      <w:proofErr w:type="spellStart"/>
-      <w:r>
-        <w:rPr>
-          <w:rFonts w:ascii="Trebuchet MS" w:hAnsi="Trebuchet MS"/>
-        </w:rPr>
-        <w:t>Git</w:t>
-      </w:r>
-      <w:proofErr w:type="spellEnd"/>
-      <w:r>
-        <w:rPr>
-          <w:rFonts w:ascii="Trebuchet MS" w:hAnsi="Trebuchet MS"/>
-        </w:rPr>
-        <w:t xml:space="preserve">, PHP, MySQL), the financial cost of development is </w:t>
+        <w:t xml:space="preserve"> Since the project uses open-source tools (VS Code, Git, PHP, MySQL), the financial cost of development is </w:t>
       </w:r>
       <w:r>
         <w:rPr>
